--- a/羽球AI教練：羽球揮拍動作診斷與技術優化平台.docx
+++ b/羽球AI教練：羽球揮拍動作診斷與技術優化平台.docx
@@ -21,9 +21,30 @@
           <w:sz w:val="72"/>
           <w:szCs w:val="72"/>
         </w:rPr>
-        <w:t>國立</w:t>
-      </w:r>
-      <w:proofErr w:type="gramStart"/>
+        <w:t>國立臺東大學</w:t>
+      </w:r>
+    </w:p>
+    <w:p>
+      <w:pPr>
+        <w:jc w:val="center"/>
+        <w:rPr>
+          <w:rFonts w:eastAsia="標楷體" w:hAnsi="標楷體"/>
+          <w:b/>
+          <w:color w:val="000000"/>
+          <w:sz w:val="72"/>
+          <w:szCs w:val="72"/>
+        </w:rPr>
+      </w:pPr>
+      <w:r>
+        <w:rPr>
+          <w:rFonts w:eastAsia="標楷體" w:hint="eastAsia"/>
+          <w:b/>
+          <w:color w:val="000000"/>
+          <w:sz w:val="72"/>
+          <w:szCs w:val="72"/>
+        </w:rPr>
+        <w:t>資訊</w:t>
+      </w:r>
       <w:r>
         <w:rPr>
           <w:rFonts w:eastAsia="標楷體" w:hAnsi="標楷體" w:hint="eastAsia"/>
@@ -32,49 +53,6 @@
           <w:sz w:val="72"/>
           <w:szCs w:val="72"/>
         </w:rPr>
-        <w:t>臺</w:t>
-      </w:r>
-      <w:proofErr w:type="gramEnd"/>
-      <w:r>
-        <w:rPr>
-          <w:rFonts w:eastAsia="標楷體" w:hAnsi="標楷體" w:hint="eastAsia"/>
-          <w:b/>
-          <w:color w:val="000000"/>
-          <w:sz w:val="72"/>
-          <w:szCs w:val="72"/>
-        </w:rPr>
-        <w:t>東大學</w:t>
-      </w:r>
-    </w:p>
-    <w:p>
-      <w:pPr>
-        <w:jc w:val="center"/>
-        <w:rPr>
-          <w:rFonts w:eastAsia="標楷體" w:hAnsi="標楷體"/>
-          <w:b/>
-          <w:color w:val="000000"/>
-          <w:sz w:val="72"/>
-          <w:szCs w:val="72"/>
-        </w:rPr>
-      </w:pPr>
-      <w:r>
-        <w:rPr>
-          <w:rFonts w:eastAsia="標楷體" w:hint="eastAsia"/>
-          <w:b/>
-          <w:color w:val="000000"/>
-          <w:sz w:val="72"/>
-          <w:szCs w:val="72"/>
-        </w:rPr>
-        <w:t>資訊</w:t>
-      </w:r>
-      <w:r>
-        <w:rPr>
-          <w:rFonts w:eastAsia="標楷體" w:hAnsi="標楷體" w:hint="eastAsia"/>
-          <w:b/>
-          <w:color w:val="000000"/>
-          <w:sz w:val="72"/>
-          <w:szCs w:val="72"/>
-        </w:rPr>
         <w:t>工程學系</w:t>
       </w:r>
     </w:p>
@@ -106,7 +84,7 @@
           <w:bCs/>
           <w:sz w:val="56"/>
         </w:rPr>
-        <w:t>116</w:t>
+        <w:t>11</w:t>
       </w:r>
       <w:r>
         <w:rPr>
@@ -115,6 +93,15 @@
           <w:bCs/>
           <w:sz w:val="56"/>
         </w:rPr>
+        <w:t>5</w:t>
+      </w:r>
+      <w:r>
+        <w:rPr>
+          <w:rFonts w:eastAsia="標楷體" w:hint="eastAsia"/>
+          <w:b/>
+          <w:bCs/>
+          <w:sz w:val="56"/>
+        </w:rPr>
         <w:t>學年度資訊專題計畫書</w:t>
       </w:r>
     </w:p>
@@ -176,7 +163,7 @@
     </w:p>
     <w:p>
       <w:pPr>
-        <w:ind w:left="1920" w:firstLine="480"/>
+        <w:ind w:left="960" w:firstLine="480"/>
         <w:rPr>
           <w:rFonts w:ascii="標楷體" w:eastAsia="標楷體"/>
           <w:sz w:val="40"/>
@@ -189,7 +176,7 @@
           <w:sz w:val="40"/>
           <w:szCs w:val="40"/>
         </w:rPr>
-        <w:t xml:space="preserve">指導教授：陳明僑 </w:t>
+        <w:t xml:space="preserve">   </w:t>
       </w:r>
       <w:r>
         <w:rPr>
@@ -197,7 +184,7 @@
           <w:sz w:val="40"/>
           <w:szCs w:val="40"/>
         </w:rPr>
-        <w:t>老師</w:t>
+        <w:t xml:space="preserve">指導教授：陳明僑 </w:t>
       </w:r>
       <w:r>
         <w:rPr>
@@ -205,6 +192,14 @@
           <w:sz w:val="40"/>
           <w:szCs w:val="40"/>
         </w:rPr>
+        <w:t>老師</w:t>
+      </w:r>
+      <w:r>
+        <w:rPr>
+          <w:rFonts w:ascii="標楷體" w:eastAsia="標楷體" w:hint="eastAsia"/>
+          <w:sz w:val="40"/>
+          <w:szCs w:val="40"/>
+        </w:rPr>
         <w:t xml:space="preserve">    </w:t>
       </w:r>
     </w:p>
@@ -217,18 +212,6 @@
       <w:pPr>
         <w:ind w:left="3840" w:firstLine="480"/>
       </w:pPr>
-      <w:r>
-        <w:t>(</w:t>
-      </w:r>
-      <w:r>
-        <w:rPr>
-          <w:rFonts w:hint="eastAsia"/>
-        </w:rPr>
-        <w:t>簽章</w:t>
-      </w:r>
-      <w:r>
-        <w:t>)</w:t>
-      </w:r>
     </w:p>
     <w:p>
       <w:pPr>
@@ -242,7 +225,7 @@
     </w:p>
     <w:p>
       <w:pPr>
-        <w:ind w:firstLineChars="600" w:firstLine="2400"/>
+        <w:ind w:left="1440" w:firstLine="480"/>
         <w:rPr>
           <w:rFonts w:ascii="標楷體" w:eastAsia="標楷體" w:hAnsi="標楷體"/>
           <w:sz w:val="40"/>
@@ -253,23 +236,35 @@
           <w:rFonts w:ascii="標楷體" w:eastAsia="標楷體" w:hAnsi="標楷體" w:hint="eastAsia"/>
           <w:sz w:val="40"/>
         </w:rPr>
-        <w:t>學生：簡</w:t>
-      </w:r>
-      <w:proofErr w:type="gramStart"/>
+        <w:t xml:space="preserve"> </w:t>
+      </w:r>
       <w:r>
         <w:rPr>
           <w:rFonts w:ascii="標楷體" w:eastAsia="標楷體" w:hAnsi="標楷體" w:hint="eastAsia"/>
           <w:sz w:val="40"/>
         </w:rPr>
-        <w:t>珮</w:t>
-      </w:r>
-      <w:proofErr w:type="gramEnd"/>
+        <w:t>學</w:t>
+      </w:r>
       <w:r>
         <w:rPr>
           <w:rFonts w:ascii="標楷體" w:eastAsia="標楷體" w:hAnsi="標楷體" w:hint="eastAsia"/>
           <w:sz w:val="40"/>
         </w:rPr>
-        <w:t>語 11211225</w:t>
+        <w:t xml:space="preserve">    </w:t>
+      </w:r>
+      <w:r>
+        <w:rPr>
+          <w:rFonts w:ascii="標楷體" w:eastAsia="標楷體" w:hAnsi="標楷體" w:hint="eastAsia"/>
+          <w:sz w:val="40"/>
+        </w:rPr>
+        <w:t xml:space="preserve">生：簡珮語 </w:t>
+      </w:r>
+      <w:r>
+        <w:rPr>
+          <w:rFonts w:ascii="Times New Roman" w:eastAsia="標楷體" w:hAnsi="Times New Roman" w:cs="Times New Roman"/>
+          <w:sz w:val="40"/>
+        </w:rPr>
+        <w:t>11211225</w:t>
       </w:r>
     </w:p>
     <w:p>
@@ -434,36 +429,20 @@
         <w:rPr>
           <w:rFonts w:ascii="Times New Roman" w:eastAsia="標楷體" w:hAnsi="Times New Roman" w:cs="Times New Roman"/>
         </w:rPr>
-        <w:t xml:space="preserve"> </w:t>
-      </w:r>
-      <w:proofErr w:type="spellStart"/>
+        <w:t xml:space="preserve"> MediaPipe Pose</w:t>
+      </w:r>
       <w:r>
         <w:rPr>
           <w:rFonts w:ascii="Times New Roman" w:eastAsia="標楷體" w:hAnsi="Times New Roman" w:cs="Times New Roman"/>
         </w:rPr>
-        <w:t>MediaPipe</w:t>
-      </w:r>
-      <w:proofErr w:type="spellEnd"/>
+        <w:t>、</w:t>
+      </w:r>
       <w:r>
         <w:rPr>
           <w:rFonts w:ascii="Times New Roman" w:eastAsia="標楷體" w:hAnsi="Times New Roman" w:cs="Times New Roman"/>
         </w:rPr>
-        <w:t xml:space="preserve"> Pose</w:t>
-      </w:r>
-      <w:r>
-        <w:rPr>
-          <w:rFonts w:ascii="Times New Roman" w:eastAsia="標楷體" w:hAnsi="Times New Roman" w:cs="Times New Roman"/>
-        </w:rPr>
-        <w:t>、</w:t>
-      </w:r>
-      <w:proofErr w:type="spellStart"/>
-      <w:r>
-        <w:rPr>
-          <w:rFonts w:ascii="Times New Roman" w:eastAsia="標楷體" w:hAnsi="Times New Roman" w:cs="Times New Roman"/>
-        </w:rPr>
         <w:t>FastDTW</w:t>
       </w:r>
-      <w:proofErr w:type="spellEnd"/>
       <w:r>
         <w:rPr>
           <w:rFonts w:ascii="Times New Roman" w:eastAsia="標楷體" w:hAnsi="Times New Roman" w:cs="Times New Roman"/>
@@ -515,14 +494,12 @@
         </w:rPr>
         <w:t>系統主要包含人體姿態偵測、動作特徵提取、</w:t>
       </w:r>
-      <w:proofErr w:type="spellStart"/>
       <w:r>
         <w:rPr>
           <w:rFonts w:ascii="Times New Roman" w:eastAsia="標楷體" w:hAnsi="Times New Roman" w:cs="Times New Roman"/>
         </w:rPr>
         <w:t>FastDTW</w:t>
       </w:r>
-      <w:proofErr w:type="spellEnd"/>
       <w:r>
         <w:rPr>
           <w:rFonts w:ascii="標楷體" w:eastAsia="標楷體" w:hAnsi="標楷體"/>
@@ -539,35 +516,7 @@
         <w:rPr>
           <w:rFonts w:ascii="標楷體" w:eastAsia="標楷體" w:hAnsi="標楷體"/>
         </w:rPr>
-        <w:t xml:space="preserve"> 教練回饋生成以及骨架疊合視覺化等功能。研究中利用手腕、手肘與肩膀等關鍵關節建立動作特徵，並透過關節權重與分段式評估機制，</w:t>
-      </w:r>
-      <w:proofErr w:type="gramStart"/>
-      <w:r>
-        <w:rPr>
-          <w:rFonts w:ascii="標楷體" w:eastAsia="標楷體" w:hAnsi="標楷體"/>
-        </w:rPr>
-        <w:t>分析引拍</w:t>
-      </w:r>
-      <w:proofErr w:type="gramEnd"/>
-      <w:r>
-        <w:rPr>
-          <w:rFonts w:ascii="標楷體" w:eastAsia="標楷體" w:hAnsi="標楷體"/>
-        </w:rPr>
-        <w:t>、擊球</w:t>
-      </w:r>
-      <w:proofErr w:type="gramStart"/>
-      <w:r>
-        <w:rPr>
-          <w:rFonts w:ascii="標楷體" w:eastAsia="標楷體" w:hAnsi="標楷體"/>
-        </w:rPr>
-        <w:t>與收拍三個</w:t>
-      </w:r>
-      <w:proofErr w:type="gramEnd"/>
-      <w:r>
-        <w:rPr>
-          <w:rFonts w:ascii="標楷體" w:eastAsia="標楷體" w:hAnsi="標楷體"/>
-        </w:rPr>
-        <w:t>階段之動作品質。</w:t>
+        <w:t xml:space="preserve"> 教練回饋生成以及骨架疊合視覺化等功能。研究中利用手腕、手肘與肩膀等關鍵關節建立動作特徵，並透過關節權重與分段式評估機制，分析引拍、擊球與收拍三個階段之動作品質。</w:t>
       </w:r>
     </w:p>
     <w:p>
@@ -578,19 +527,11 @@
           <w:rFonts w:ascii="標楷體" w:eastAsia="標楷體" w:hAnsi="標楷體"/>
         </w:rPr>
       </w:pPr>
-      <w:proofErr w:type="gramStart"/>
-      <w:r>
-        <w:rPr>
-          <w:rFonts w:ascii="標楷體" w:eastAsia="標楷體" w:hAnsi="標楷體"/>
-        </w:rPr>
-        <w:t>此外，</w:t>
-      </w:r>
-      <w:proofErr w:type="gramEnd"/>
-      <w:r>
-        <w:rPr>
-          <w:rFonts w:ascii="標楷體" w:eastAsia="標楷體" w:hAnsi="標楷體"/>
-        </w:rPr>
-        <w:t>本研究設計</w:t>
+      <w:r>
+        <w:rPr>
+          <w:rFonts w:ascii="標楷體" w:eastAsia="標楷體" w:hAnsi="標楷體"/>
+        </w:rPr>
+        <w:t>此外，本研究設計</w:t>
       </w:r>
       <w:r>
         <w:rPr>
@@ -602,21 +543,7 @@
         <w:rPr>
           <w:rFonts w:ascii="標楷體" w:eastAsia="標楷體" w:hAnsi="標楷體"/>
         </w:rPr>
-        <w:t xml:space="preserve"> 教練回饋模組，能根據動作誤差自動生成具語意之動作建議，提升使用者對動作問題之理解能力。系統亦透過骨架</w:t>
-      </w:r>
-      <w:proofErr w:type="gramStart"/>
-      <w:r>
-        <w:rPr>
-          <w:rFonts w:ascii="標楷體" w:eastAsia="標楷體" w:hAnsi="標楷體"/>
-        </w:rPr>
-        <w:t>同步疊圖與</w:t>
-      </w:r>
-      <w:proofErr w:type="gramEnd"/>
-      <w:r>
-        <w:rPr>
-          <w:rFonts w:ascii="標楷體" w:eastAsia="標楷體" w:hAnsi="標楷體"/>
-        </w:rPr>
-        <w:t>相似度曲線視覺化，協助使用者直觀觀察動作差異。</w:t>
+        <w:t xml:space="preserve"> 教練回饋模組，能根據動作誤差自動生成具語意之動作建議，提升使用者對動作問題之理解能力。系統亦透過骨架同步疊圖與相似度曲線視覺化，協助使用者直觀觀察動作差異。</w:t>
       </w:r>
     </w:p>
     <w:p>
@@ -665,34 +592,24 @@
         </w:rPr>
         <w:t xml:space="preserve">: </w:t>
       </w:r>
-      <w:proofErr w:type="spellStart"/>
       <w:r>
         <w:rPr>
           <w:rFonts w:ascii="Times New Roman" w:eastAsia="標楷體" w:hAnsi="Times New Roman" w:cs="Times New Roman"/>
         </w:rPr>
-        <w:t>MediaPipe</w:t>
-      </w:r>
-      <w:proofErr w:type="spellEnd"/>
+        <w:t>MediaPipe Pose</w:t>
+      </w:r>
       <w:r>
         <w:rPr>
           <w:rFonts w:ascii="Times New Roman" w:eastAsia="標楷體" w:hAnsi="Times New Roman" w:cs="Times New Roman"/>
         </w:rPr>
-        <w:t xml:space="preserve"> Pose</w:t>
+        <w:t>、</w:t>
       </w:r>
       <w:r>
         <w:rPr>
           <w:rFonts w:ascii="Times New Roman" w:eastAsia="標楷體" w:hAnsi="Times New Roman" w:cs="Times New Roman"/>
         </w:rPr>
-        <w:t>、</w:t>
-      </w:r>
-      <w:proofErr w:type="spellStart"/>
-      <w:r>
-        <w:rPr>
-          <w:rFonts w:ascii="Times New Roman" w:eastAsia="標楷體" w:hAnsi="Times New Roman" w:cs="Times New Roman"/>
-        </w:rPr>
         <w:t>FastDTW</w:t>
       </w:r>
-      <w:proofErr w:type="spellEnd"/>
       <w:r>
         <w:rPr>
           <w:rFonts w:ascii="標楷體" w:eastAsia="標楷體" w:hAnsi="標楷體"/>
@@ -800,35 +717,7 @@
         <w:rPr>
           <w:rFonts w:ascii="標楷體" w:eastAsia="標楷體" w:hAnsi="標楷體"/>
         </w:rPr>
-        <w:t>然而，羽球揮拍屬於高速且具有時間序列特性的動作，單純比較單</w:t>
-      </w:r>
-      <w:proofErr w:type="gramStart"/>
-      <w:r>
-        <w:rPr>
-          <w:rFonts w:ascii="標楷體" w:eastAsia="標楷體" w:hAnsi="標楷體"/>
-        </w:rPr>
-        <w:t>張影格</w:t>
-      </w:r>
-      <w:proofErr w:type="gramEnd"/>
-      <w:r>
-        <w:rPr>
-          <w:rFonts w:ascii="標楷體" w:eastAsia="標楷體" w:hAnsi="標楷體"/>
-        </w:rPr>
-        <w:t>無法完整反映動作流暢度與時序差異。不同使用者在揮拍速度、節奏與動作時間長度上皆存在差異，因此如何在不同</w:t>
-      </w:r>
-      <w:proofErr w:type="gramStart"/>
-      <w:r>
-        <w:rPr>
-          <w:rFonts w:ascii="標楷體" w:eastAsia="標楷體" w:hAnsi="標楷體"/>
-        </w:rPr>
-        <w:t>時間軸下準確</w:t>
-      </w:r>
-      <w:proofErr w:type="gramEnd"/>
-      <w:r>
-        <w:rPr>
-          <w:rFonts w:ascii="標楷體" w:eastAsia="標楷體" w:hAnsi="標楷體"/>
-        </w:rPr>
-        <w:t>比較動作，是本研究的重要問題。</w:t>
+        <w:t>然而，羽球揮拍屬於高速且具有時間序列特性的動作，單純比較單張影格無法完整反映動作流暢度與時序差異。不同使用者在揮拍速度、節奏與動作時間長度上皆存在差異，因此如何在不同時間軸下準確比較動作，是本研究的重要問題。</w:t>
       </w:r>
     </w:p>
     <w:p>
@@ -843,44 +732,21 @@
         <w:rPr>
           <w:rFonts w:ascii="標楷體" w:eastAsia="標楷體" w:hAnsi="標楷體"/>
         </w:rPr>
-        <w:t>目前部分動作分析研究採用關節角度比較或單幀相似度分析，但缺乏完整時間同步機制，容易造成比對失</w:t>
-      </w:r>
-      <w:proofErr w:type="gramStart"/>
-      <w:r>
-        <w:rPr>
-          <w:rFonts w:ascii="標楷體" w:eastAsia="標楷體" w:hAnsi="標楷體"/>
-        </w:rPr>
-        <w:t>準</w:t>
-      </w:r>
-      <w:proofErr w:type="gramEnd"/>
-      <w:r>
-        <w:rPr>
-          <w:rFonts w:ascii="標楷體" w:eastAsia="標楷體" w:hAnsi="標楷體"/>
-        </w:rPr>
-        <w:t>。</w:t>
-      </w:r>
-      <w:proofErr w:type="gramStart"/>
-      <w:r>
-        <w:rPr>
-          <w:rFonts w:ascii="標楷體" w:eastAsia="標楷體" w:hAnsi="標楷體"/>
-        </w:rPr>
-        <w:t>此外，</w:t>
-      </w:r>
-      <w:proofErr w:type="gramEnd"/>
-      <w:r>
-        <w:rPr>
-          <w:rFonts w:ascii="標楷體" w:eastAsia="標楷體" w:hAnsi="標楷體"/>
-        </w:rPr>
-        <w:t>多數系統僅提供數值分數，缺少具體且可理解之動作建議，導致使用者難以實際改善動作。因此，本研究結合人體骨架估測、</w:t>
-      </w:r>
-      <w:proofErr w:type="spellStart"/>
+        <w:t>目前部分動作分析研究採用關節角度比較或單幀相似度分析，但缺乏完整時間同步機制，容易造成比對失準。此外，多數系統僅提供數值分數，缺少具體且可理解之動作建議，導致使用者難以實際改善動作。因此，本研究結合人</w:t>
+      </w:r>
+      <w:r>
+        <w:rPr>
+          <w:rFonts w:ascii="標楷體" w:eastAsia="標楷體" w:hAnsi="標楷體"/>
+        </w:rPr>
+        <w:lastRenderedPageBreak/>
+        <w:t>體骨架估測、</w:t>
+      </w:r>
       <w:r>
         <w:rPr>
           <w:rFonts w:ascii="Times New Roman" w:eastAsia="標楷體" w:hAnsi="Times New Roman" w:cs="Times New Roman"/>
         </w:rPr>
         <w:t>FastDTW</w:t>
       </w:r>
-      <w:proofErr w:type="spellEnd"/>
       <w:r>
         <w:rPr>
           <w:rFonts w:ascii="標楷體" w:eastAsia="標楷體" w:hAnsi="標楷體"/>
@@ -897,14 +763,7 @@
         <w:rPr>
           <w:rFonts w:ascii="標楷體" w:eastAsia="標楷體" w:hAnsi="標楷體"/>
         </w:rPr>
-        <w:t>動作評估技術，建立一套可即時分析</w:t>
-      </w:r>
-      <w:r>
-        <w:rPr>
-          <w:rFonts w:ascii="標楷體" w:eastAsia="標楷體" w:hAnsi="標楷體"/>
-        </w:rPr>
-        <w:lastRenderedPageBreak/>
-        <w:t>羽球揮拍動作之智慧平台。</w:t>
+        <w:t>動作評估技術，建立一套可即時分析羽球揮拍動作之智慧平台。</w:t>
       </w:r>
     </w:p>
     <w:p>
@@ -1037,21 +896,7 @@
         <w:rPr>
           <w:rFonts w:ascii="Times New Roman" w:eastAsia="標楷體" w:hAnsi="Times New Roman" w:cs="Times New Roman"/>
         </w:rPr>
-        <w:t xml:space="preserve"> </w:t>
-      </w:r>
-      <w:proofErr w:type="spellStart"/>
-      <w:r>
-        <w:rPr>
-          <w:rFonts w:ascii="Times New Roman" w:eastAsia="標楷體" w:hAnsi="Times New Roman" w:cs="Times New Roman"/>
-        </w:rPr>
-        <w:t>FastDTW</w:t>
-      </w:r>
-      <w:proofErr w:type="spellEnd"/>
-      <w:r>
-        <w:rPr>
-          <w:rFonts w:ascii="Times New Roman" w:eastAsia="標楷體" w:hAnsi="Times New Roman" w:cs="Times New Roman"/>
-        </w:rPr>
-        <w:t xml:space="preserve"> </w:t>
+        <w:t xml:space="preserve"> FastDTW </w:t>
       </w:r>
       <w:r>
         <w:rPr>
@@ -1123,21 +968,7 @@
         <w:rPr>
           <w:rFonts w:ascii="標楷體" w:eastAsia="標楷體" w:hAnsi="標楷體"/>
         </w:rPr>
-        <w:t>建立骨架</w:t>
-      </w:r>
-      <w:proofErr w:type="gramStart"/>
-      <w:r>
-        <w:rPr>
-          <w:rFonts w:ascii="標楷體" w:eastAsia="標楷體" w:hAnsi="標楷體"/>
-        </w:rPr>
-        <w:t>同步疊圖與</w:t>
-      </w:r>
-      <w:proofErr w:type="gramEnd"/>
-      <w:r>
-        <w:rPr>
-          <w:rFonts w:ascii="標楷體" w:eastAsia="標楷體" w:hAnsi="標楷體"/>
-        </w:rPr>
-        <w:t>視覺化分析系統。</w:t>
+        <w:t>建立骨架同步疊圖與視覺化分析系統。</w:t>
       </w:r>
     </w:p>
     <w:p>
@@ -1221,19 +1052,6 @@
           <w:bCs/>
         </w:rPr>
         <w:t>、 研究方法及步驟 </w:t>
-      </w:r>
-    </w:p>
-    <w:p>
-      <w:pPr>
-        <w:rPr>
-          <w:rFonts w:ascii="標楷體" w:eastAsia="標楷體" w:hAnsi="標楷體"/>
-        </w:rPr>
-      </w:pPr>
-      <w:r>
-        <w:rPr>
-          <w:rFonts w:ascii="標楷體" w:eastAsia="標楷體" w:hAnsi="標楷體"/>
-        </w:rPr>
-        <w:t>圖 (1) 系統架構圖 </w:t>
       </w:r>
     </w:p>
     <w:p>
@@ -1263,7 +1081,7 @@
                     <pic:cNvPicPr/>
                   </pic:nvPicPr>
                   <pic:blipFill>
-                    <a:blip r:embed="rId7"/>
+                    <a:blip r:embed="rId8"/>
                     <a:stretch>
                       <a:fillRect/>
                     </a:stretch>
@@ -1286,6 +1104,32 @@
     </w:p>
     <w:p>
       <w:pPr>
+        <w:jc w:val="center"/>
+        <w:rPr>
+          <w:rFonts w:ascii="標楷體" w:eastAsia="標楷體" w:hAnsi="標楷體"/>
+        </w:rPr>
+      </w:pPr>
+      <w:r>
+        <w:rPr>
+          <w:rFonts w:ascii="標楷體" w:eastAsia="標楷體" w:hAnsi="標楷體"/>
+        </w:rPr>
+        <w:t>圖 (</w:t>
+      </w:r>
+      <w:r>
+        <w:rPr>
+          <w:rFonts w:ascii="Times New Roman" w:eastAsia="標楷體" w:hAnsi="Times New Roman" w:cs="Times New Roman"/>
+        </w:rPr>
+        <w:t>1</w:t>
+      </w:r>
+      <w:r>
+        <w:rPr>
+          <w:rFonts w:ascii="標楷體" w:eastAsia="標楷體" w:hAnsi="標楷體"/>
+        </w:rPr>
+        <w:t>) 系統架構圖</w:t>
+      </w:r>
+    </w:p>
+    <w:p>
+      <w:pPr>
         <w:rPr>
           <w:rFonts w:ascii="標楷體" w:eastAsia="標楷體" w:hAnsi="標楷體"/>
         </w:rPr>
@@ -1296,190 +1140,385 @@
           <w:b/>
           <w:bCs/>
         </w:rPr>
-        <w:t>(</w:t>
-      </w:r>
-      <w:proofErr w:type="gramStart"/>
+        <w:t xml:space="preserve">(一) </w:t>
+      </w:r>
+      <w:r>
+        <w:rPr>
+          <w:rFonts w:ascii="標楷體" w:eastAsia="標楷體" w:hAnsi="標楷體"/>
+          <w:b/>
+          <w:bCs/>
+        </w:rPr>
+        <w:t>動作</w:t>
+      </w:r>
       <w:r>
         <w:rPr>
           <w:rFonts w:ascii="標楷體" w:eastAsia="標楷體" w:hAnsi="標楷體" w:hint="eastAsia"/>
           <w:b/>
           <w:bCs/>
         </w:rPr>
-        <w:t>一</w:t>
-      </w:r>
-      <w:proofErr w:type="gramEnd"/>
-      <w:r>
-        <w:rPr>
-          <w:rFonts w:ascii="標楷體" w:eastAsia="標楷體" w:hAnsi="標楷體" w:hint="eastAsia"/>
+        <w:t>資料擷取處理</w:t>
+      </w:r>
+      <w:r>
+        <w:rPr>
+          <w:rFonts w:ascii="標楷體" w:eastAsia="標楷體" w:hAnsi="標楷體"/>
           <w:b/>
           <w:bCs/>
         </w:rPr>
-        <w:t xml:space="preserve">) </w:t>
-      </w:r>
-      <w:r>
-        <w:rPr>
-          <w:rFonts w:ascii="標楷體" w:eastAsia="標楷體" w:hAnsi="標楷體"/>
+        <w:t>模組</w:t>
+      </w:r>
+      <w:r>
+        <w:rPr>
+          <w:rFonts w:ascii="標楷體" w:eastAsia="標楷體" w:hAnsi="標楷體"/>
+        </w:rPr>
+        <w:t> </w:t>
+      </w:r>
+    </w:p>
+    <w:p>
+      <w:pPr>
+        <w:ind w:firstLine="480"/>
+        <w:rPr>
+          <w:rFonts w:ascii="標楷體" w:eastAsia="標楷體" w:hAnsi="標楷體"/>
+        </w:rPr>
+      </w:pPr>
+      <w:r>
+        <w:rPr>
+          <w:rFonts w:ascii="Times New Roman" w:eastAsia="標楷體" w:hAnsi="Times New Roman" w:cs="Times New Roman"/>
           <w:b/>
           <w:bCs/>
         </w:rPr>
-        <w:t>動作</w:t>
-      </w:r>
-      <w:r>
-        <w:rPr>
-          <w:rFonts w:ascii="標楷體" w:eastAsia="標楷體" w:hAnsi="標楷體" w:hint="eastAsia"/>
+        <w:lastRenderedPageBreak/>
+        <w:t xml:space="preserve">1.1 </w:t>
+      </w:r>
+      <w:r>
+        <w:rPr>
+          <w:rFonts w:ascii="標楷體" w:eastAsia="標楷體" w:hAnsi="標楷體"/>
           <w:b/>
           <w:bCs/>
         </w:rPr>
-        <w:t>資料擷取處理</w:t>
-      </w:r>
-      <w:r>
+        <w:t>影片讀取與影格轉換</w:t>
+      </w:r>
+    </w:p>
+    <w:p>
+      <w:pPr>
+        <w:ind w:left="480" w:firstLine="480"/>
+        <w:rPr>
+          <w:rFonts w:ascii="標楷體" w:eastAsia="標楷體" w:hAnsi="標楷體"/>
+        </w:rPr>
+      </w:pPr>
+      <w:r>
+        <w:rPr>
+          <w:rFonts w:ascii="標楷體" w:eastAsia="標楷體" w:hAnsi="標楷體"/>
+        </w:rPr>
+        <w:t>本研究採用</w:t>
+      </w:r>
+      <w:r>
+        <w:rPr>
+          <w:rFonts w:ascii="Times New Roman" w:eastAsia="標楷體" w:hAnsi="Times New Roman" w:cs="Times New Roman"/>
+        </w:rPr>
+        <w:t xml:space="preserve"> OpenCV </w:t>
+      </w:r>
+      <w:r>
+        <w:rPr>
+          <w:rFonts w:ascii="標楷體" w:eastAsia="標楷體" w:hAnsi="標楷體"/>
+        </w:rPr>
+        <w:t>讀取影片，以逐幀方式將影片轉換為影格序列，並將每一影格依序輸入後續人體骨架偵測模型進行處理。</w:t>
+      </w:r>
+    </w:p>
+    <w:p>
+      <w:pPr>
+        <w:ind w:firstLine="480"/>
+        <w:rPr>
+          <w:rFonts w:ascii="標楷體" w:eastAsia="標楷體" w:hAnsi="標楷體"/>
+        </w:rPr>
+      </w:pPr>
+    </w:p>
+    <w:p>
+      <w:pPr>
+        <w:ind w:firstLine="480"/>
         <w:rPr>
           <w:rFonts w:ascii="標楷體" w:eastAsia="標楷體" w:hAnsi="標楷體"/>
           <w:b/>
           <w:bCs/>
         </w:rPr>
-        <w:t>模組</w:t>
-      </w:r>
-      <w:r>
-        <w:rPr>
-          <w:rFonts w:ascii="標楷體" w:eastAsia="標楷體" w:hAnsi="標楷體"/>
-        </w:rPr>
-        <w:t> </w:t>
-      </w:r>
-    </w:p>
-    <w:p>
-      <w:pPr>
-        <w:ind w:firstLine="480"/>
-        <w:rPr>
-          <w:rFonts w:ascii="標楷體" w:eastAsia="標楷體" w:hAnsi="標楷體"/>
-        </w:rPr>
-      </w:pPr>
+      </w:pPr>
+      <w:r>
+        <w:rPr>
+          <w:rFonts w:ascii="Times New Roman" w:eastAsia="標楷體" w:hAnsi="Times New Roman" w:cs="Times New Roman"/>
+          <w:b/>
+          <w:bCs/>
+        </w:rPr>
+        <w:t xml:space="preserve">1.2 </w:t>
+      </w:r>
+      <w:r>
+        <w:rPr>
+          <w:rFonts w:ascii="標楷體" w:eastAsia="標楷體" w:hAnsi="標楷體"/>
+          <w:b/>
+          <w:bCs/>
+        </w:rPr>
+        <w:t>人體骨架關節點擷取</w:t>
+      </w:r>
+    </w:p>
+    <w:p>
+      <w:pPr>
+        <w:ind w:left="480" w:firstLine="480"/>
+        <w:rPr>
+          <w:rFonts w:ascii="標楷體" w:eastAsia="標楷體" w:hAnsi="標楷體"/>
+        </w:rPr>
+      </w:pPr>
+      <w:r>
+        <w:rPr>
+          <w:rFonts w:ascii="標楷體" w:eastAsia="標楷體" w:hAnsi="標楷體"/>
+        </w:rPr>
+        <w:t>本研究採用</w:t>
+      </w:r>
+      <w:r>
+        <w:rPr>
+          <w:rFonts w:ascii="Times New Roman" w:eastAsia="標楷體" w:hAnsi="Times New Roman" w:cs="Times New Roman"/>
+        </w:rPr>
+        <w:t xml:space="preserve"> Google MediaPipe Pose Landmarker </w:t>
+      </w:r>
+      <w:r>
+        <w:rPr>
+          <w:rFonts w:ascii="標楷體" w:eastAsia="標楷體" w:hAnsi="標楷體"/>
+        </w:rPr>
+        <w:t xml:space="preserve">作為人體骨架偵測模型，透過逐幀分析方式擷取人體 </w:t>
+      </w:r>
+      <w:r>
+        <w:rPr>
+          <w:rFonts w:ascii="Times New Roman" w:eastAsia="標楷體" w:hAnsi="Times New Roman" w:cs="Times New Roman"/>
+        </w:rPr>
+        <w:t xml:space="preserve">33 </w:t>
+      </w:r>
+      <w:r>
+        <w:rPr>
+          <w:rFonts w:ascii="標楷體" w:eastAsia="標楷體" w:hAnsi="標楷體"/>
+        </w:rPr>
+        <w:t>個關節座標資訊。</w:t>
+      </w:r>
+    </w:p>
+    <w:p>
+      <w:pPr>
+        <w:ind w:left="480" w:firstLine="480"/>
+        <w:rPr>
+          <w:noProof/>
+        </w:rPr>
+      </w:pPr>
+      <w:r>
+        <w:rPr>
+          <w:rFonts w:ascii="標楷體" w:eastAsia="標楷體" w:hAnsi="標楷體"/>
+          <w:noProof/>
+        </w:rPr>
+        <w:drawing>
+          <wp:anchor distT="0" distB="0" distL="114300" distR="114300" simplePos="0" relativeHeight="251658240" behindDoc="0" locked="0" layoutInCell="1" allowOverlap="1" wp14:anchorId="2CA68A6B" wp14:editId="2ED22E6D">
+            <wp:simplePos x="0" y="0"/>
+            <wp:positionH relativeFrom="column">
+              <wp:posOffset>2741439</wp:posOffset>
+            </wp:positionH>
+            <wp:positionV relativeFrom="paragraph">
+              <wp:posOffset>85087</wp:posOffset>
+            </wp:positionV>
+            <wp:extent cx="2293929" cy="1878465"/>
+            <wp:effectExtent l="0" t="0" r="0" b="7620"/>
+            <wp:wrapNone/>
+            <wp:docPr id="363049793" name="圖片 1"/>
+            <wp:cNvGraphicFramePr>
+              <a:graphicFrameLocks xmlns:a="http://schemas.openxmlformats.org/drawingml/2006/main" noChangeAspect="1"/>
+            </wp:cNvGraphicFramePr>
+            <a:graphic xmlns:a="http://schemas.openxmlformats.org/drawingml/2006/main">
+              <a:graphicData uri="http://schemas.openxmlformats.org/drawingml/2006/picture">
+                <pic:pic xmlns:pic="http://schemas.openxmlformats.org/drawingml/2006/picture">
+                  <pic:nvPicPr>
+                    <pic:cNvPr id="363049793" name=""/>
+                    <pic:cNvPicPr/>
+                  </pic:nvPicPr>
+                  <pic:blipFill>
+                    <a:blip r:embed="rId9" cstate="print">
+                      <a:extLst>
+                        <a:ext uri="{28A0092B-C50C-407E-A947-70E740481C1C}">
+                          <a14:useLocalDpi xmlns:a14="http://schemas.microsoft.com/office/drawing/2010/main" val="0"/>
+                        </a:ext>
+                      </a:extLst>
+                    </a:blip>
+                    <a:stretch>
+                      <a:fillRect/>
+                    </a:stretch>
+                  </pic:blipFill>
+                  <pic:spPr>
+                    <a:xfrm>
+                      <a:off x="0" y="0"/>
+                      <a:ext cx="2293929" cy="1878465"/>
+                    </a:xfrm>
+                    <a:prstGeom prst="rect">
+                      <a:avLst/>
+                    </a:prstGeom>
+                  </pic:spPr>
+                </pic:pic>
+              </a:graphicData>
+            </a:graphic>
+            <wp14:sizeRelH relativeFrom="page">
+              <wp14:pctWidth>0</wp14:pctWidth>
+            </wp14:sizeRelH>
+            <wp14:sizeRelV relativeFrom="page">
+              <wp14:pctHeight>0</wp14:pctHeight>
+            </wp14:sizeRelV>
+          </wp:anchor>
+        </w:drawing>
+      </w:r>
+      <w:r>
+        <w:rPr>
+          <w:rFonts w:ascii="標楷體" w:eastAsia="標楷體" w:hAnsi="標楷體"/>
+          <w:noProof/>
+        </w:rPr>
+        <w:drawing>
+          <wp:inline distT="0" distB="0" distL="0" distR="0" wp14:anchorId="6C6CDDD8" wp14:editId="520E3B64">
+            <wp:extent cx="1906300" cy="1945082"/>
+            <wp:effectExtent l="0" t="0" r="0" b="0"/>
+            <wp:docPr id="1476228696" name="圖片 1"/>
+            <wp:cNvGraphicFramePr>
+              <a:graphicFrameLocks xmlns:a="http://schemas.openxmlformats.org/drawingml/2006/main" noChangeAspect="1"/>
+            </wp:cNvGraphicFramePr>
+            <a:graphic xmlns:a="http://schemas.openxmlformats.org/drawingml/2006/main">
+              <a:graphicData uri="http://schemas.openxmlformats.org/drawingml/2006/picture">
+                <pic:pic xmlns:pic="http://schemas.openxmlformats.org/drawingml/2006/picture">
+                  <pic:nvPicPr>
+                    <pic:cNvPr id="1476228696" name=""/>
+                    <pic:cNvPicPr/>
+                  </pic:nvPicPr>
+                  <pic:blipFill>
+                    <a:blip r:embed="rId10"/>
+                    <a:stretch>
+                      <a:fillRect/>
+                    </a:stretch>
+                  </pic:blipFill>
+                  <pic:spPr>
+                    <a:xfrm>
+                      <a:off x="0" y="0"/>
+                      <a:ext cx="1915789" cy="1954764"/>
+                    </a:xfrm>
+                    <a:prstGeom prst="rect">
+                      <a:avLst/>
+                    </a:prstGeom>
+                  </pic:spPr>
+                </pic:pic>
+              </a:graphicData>
+            </a:graphic>
+          </wp:inline>
+        </w:drawing>
+      </w:r>
+      <w:r>
+        <w:rPr>
+          <w:noProof/>
+        </w:rPr>
+        <w:t xml:space="preserve"> </w:t>
+      </w:r>
+    </w:p>
+    <w:p>
+      <w:pPr>
+        <w:ind w:left="480" w:firstLine="480"/>
+        <w:jc w:val="center"/>
+        <w:rPr>
+          <w:rFonts w:ascii="標楷體" w:eastAsia="標楷體" w:hAnsi="標楷體"/>
+        </w:rPr>
+      </w:pPr>
+      <w:r>
+        <w:rPr>
+          <w:rFonts w:ascii="標楷體" w:eastAsia="標楷體" w:hAnsi="標楷體"/>
+        </w:rPr>
+        <w:t>圖 (</w:t>
+      </w:r>
+      <w:r>
+        <w:rPr>
+          <w:rFonts w:ascii="Times New Roman" w:eastAsia="標楷體" w:hAnsi="Times New Roman" w:cs="Times New Roman" w:hint="eastAsia"/>
+        </w:rPr>
+        <w:t>2</w:t>
+      </w:r>
+      <w:r>
+        <w:rPr>
+          <w:rFonts w:ascii="標楷體" w:eastAsia="標楷體" w:hAnsi="標楷體"/>
+        </w:rPr>
+        <w:t xml:space="preserve">) </w:t>
+      </w:r>
+      <w:r>
+        <w:rPr>
+          <w:rFonts w:ascii="Times New Roman" w:eastAsia="標楷體" w:hAnsi="Times New Roman" w:cs="Times New Roman"/>
+        </w:rPr>
+        <w:t>Google MediaPipe Pose Landmarker</w:t>
+      </w:r>
+      <w:r>
+        <w:rPr>
+          <w:rFonts w:ascii="標楷體" w:eastAsia="標楷體" w:hAnsi="標楷體"/>
+        </w:rPr>
+        <w:t xml:space="preserve">人體 </w:t>
+      </w:r>
+      <w:r>
+        <w:rPr>
+          <w:rFonts w:ascii="Times New Roman" w:eastAsia="標楷體" w:hAnsi="Times New Roman" w:cs="Times New Roman"/>
+        </w:rPr>
+        <w:t xml:space="preserve">33 </w:t>
+      </w:r>
+      <w:r>
+        <w:rPr>
+          <w:rFonts w:ascii="標楷體" w:eastAsia="標楷體" w:hAnsi="標楷體"/>
+        </w:rPr>
+        <w:t>個關節座標</w:t>
+      </w:r>
       <w:r>
         <w:rPr>
           <w:rFonts w:ascii="標楷體" w:eastAsia="標楷體" w:hAnsi="標楷體" w:hint="eastAsia"/>
         </w:rPr>
-        <w:t xml:space="preserve">1. </w:t>
-      </w:r>
-      <w:r>
-        <w:rPr>
-          <w:rFonts w:ascii="標楷體" w:eastAsia="標楷體" w:hAnsi="標楷體"/>
-        </w:rPr>
-        <w:t>本研究採用</w:t>
+        <w:t>圖</w:t>
+      </w:r>
+    </w:p>
+    <w:p>
+      <w:pPr>
+        <w:ind w:left="480" w:firstLine="480"/>
+        <w:rPr>
+          <w:rFonts w:ascii="標楷體" w:eastAsia="標楷體" w:hAnsi="標楷體"/>
+        </w:rPr>
+      </w:pPr>
+    </w:p>
+    <w:p>
+      <w:pPr>
+        <w:ind w:left="480" w:firstLine="480"/>
+        <w:rPr>
+          <w:rFonts w:ascii="標楷體" w:eastAsia="標楷體" w:hAnsi="標楷體"/>
+        </w:rPr>
+      </w:pPr>
+      <w:r>
+        <w:rPr>
+          <w:rFonts w:ascii="標楷體" w:eastAsia="標楷體" w:hAnsi="標楷體"/>
+        </w:rPr>
+        <w:t>系統使用</w:t>
       </w:r>
       <w:r>
         <w:rPr>
           <w:rFonts w:ascii="Times New Roman" w:eastAsia="標楷體" w:hAnsi="Times New Roman" w:cs="Times New Roman"/>
         </w:rPr>
-        <w:t xml:space="preserve"> Google </w:t>
-      </w:r>
-      <w:proofErr w:type="spellStart"/>
+        <w:t xml:space="preserve"> OpenCV </w:t>
+      </w:r>
+      <w:r>
+        <w:rPr>
+          <w:rFonts w:ascii="標楷體" w:eastAsia="標楷體" w:hAnsi="標楷體"/>
+        </w:rPr>
+        <w:t>讀取影片</w:t>
+      </w:r>
+      <w:r>
+        <w:rPr>
+          <w:rFonts w:ascii="標楷體" w:eastAsia="標楷體" w:hAnsi="標楷體" w:hint="eastAsia"/>
+        </w:rPr>
+        <w:t>，</w:t>
+      </w:r>
+      <w:r>
+        <w:rPr>
+          <w:rFonts w:ascii="標楷體" w:eastAsia="標楷體" w:hAnsi="標楷體"/>
+        </w:rPr>
+        <w:t xml:space="preserve"> 每一影格輸入 </w:t>
+      </w:r>
       <w:r>
         <w:rPr>
           <w:rFonts w:ascii="Times New Roman" w:eastAsia="標楷體" w:hAnsi="Times New Roman" w:cs="Times New Roman"/>
         </w:rPr>
-        <w:t>MediaPipe</w:t>
-      </w:r>
-      <w:proofErr w:type="spellEnd"/>
-      <w:r>
-        <w:rPr>
-          <w:rFonts w:ascii="Times New Roman" w:eastAsia="標楷體" w:hAnsi="Times New Roman" w:cs="Times New Roman"/>
-        </w:rPr>
-        <w:t xml:space="preserve"> Pose </w:t>
-      </w:r>
-      <w:proofErr w:type="spellStart"/>
-      <w:r>
-        <w:rPr>
-          <w:rFonts w:ascii="Times New Roman" w:eastAsia="標楷體" w:hAnsi="Times New Roman" w:cs="Times New Roman"/>
-        </w:rPr>
-        <w:t>Landmarker</w:t>
-      </w:r>
-      <w:proofErr w:type="spellEnd"/>
-      <w:r>
-        <w:rPr>
-          <w:rFonts w:ascii="Times New Roman" w:eastAsia="標楷體" w:hAnsi="Times New Roman" w:cs="Times New Roman"/>
-        </w:rPr>
-        <w:t xml:space="preserve"> </w:t>
-      </w:r>
-      <w:r>
-        <w:rPr>
-          <w:rFonts w:ascii="標楷體" w:eastAsia="標楷體" w:hAnsi="標楷體"/>
-        </w:rPr>
-        <w:t xml:space="preserve">作為人體骨架偵測模型，透過逐幀分析方式擷取人體 </w:t>
-      </w:r>
-      <w:r>
-        <w:rPr>
-          <w:rFonts w:ascii="Times New Roman" w:eastAsia="標楷體" w:hAnsi="Times New Roman" w:cs="Times New Roman"/>
-        </w:rPr>
-        <w:t xml:space="preserve">33 </w:t>
-      </w:r>
-      <w:proofErr w:type="gramStart"/>
-      <w:r>
-        <w:rPr>
-          <w:rFonts w:ascii="標楷體" w:eastAsia="標楷體" w:hAnsi="標楷體"/>
-        </w:rPr>
-        <w:t>個</w:t>
-      </w:r>
-      <w:proofErr w:type="gramEnd"/>
-      <w:r>
-        <w:rPr>
-          <w:rFonts w:ascii="標楷體" w:eastAsia="標楷體" w:hAnsi="標楷體"/>
-        </w:rPr>
-        <w:t>關節座標資訊。</w:t>
-      </w:r>
-    </w:p>
-    <w:p>
-      <w:pPr>
-        <w:ind w:firstLine="480"/>
-        <w:rPr>
-          <w:rFonts w:ascii="標楷體" w:eastAsia="標楷體" w:hAnsi="標楷體"/>
-        </w:rPr>
-      </w:pPr>
-      <w:r>
-        <w:rPr>
-          <w:rFonts w:ascii="標楷體" w:eastAsia="標楷體" w:hAnsi="標楷體"/>
-        </w:rPr>
-        <w:lastRenderedPageBreak/>
-        <w:t>系統使用 OpenCV 讀取影片</w:t>
-      </w:r>
-      <w:r>
-        <w:rPr>
-          <w:rFonts w:ascii="標楷體" w:eastAsia="標楷體" w:hAnsi="標楷體" w:hint="eastAsia"/>
-        </w:rPr>
-        <w:t>，</w:t>
-      </w:r>
-      <w:r>
-        <w:rPr>
-          <w:rFonts w:ascii="標楷體" w:eastAsia="標楷體" w:hAnsi="標楷體"/>
-        </w:rPr>
-        <w:t xml:space="preserve"> </w:t>
-      </w:r>
-      <w:proofErr w:type="gramStart"/>
-      <w:r>
-        <w:rPr>
-          <w:rFonts w:ascii="標楷體" w:eastAsia="標楷體" w:hAnsi="標楷體"/>
-        </w:rPr>
-        <w:t>每一影格輸入</w:t>
-      </w:r>
-      <w:proofErr w:type="gramEnd"/>
-      <w:r>
-        <w:rPr>
-          <w:rFonts w:ascii="標楷體" w:eastAsia="標楷體" w:hAnsi="標楷體"/>
-        </w:rPr>
-        <w:t xml:space="preserve"> </w:t>
-      </w:r>
-      <w:proofErr w:type="spellStart"/>
-      <w:r>
-        <w:rPr>
-          <w:rFonts w:ascii="Times New Roman" w:eastAsia="標楷體" w:hAnsi="Times New Roman" w:cs="Times New Roman"/>
-        </w:rPr>
-        <w:t>MediaPipe</w:t>
-      </w:r>
-      <w:proofErr w:type="spellEnd"/>
-      <w:r>
-        <w:rPr>
-          <w:rFonts w:ascii="Times New Roman" w:eastAsia="標楷體" w:hAnsi="Times New Roman" w:cs="Times New Roman"/>
-        </w:rPr>
-        <w:t xml:space="preserve"> Pose</w:t>
+        <w:t>MediaPipe Pose</w:t>
       </w:r>
       <w:r>
         <w:rPr>
@@ -1671,6 +1710,7 @@
     </w:p>
     <w:p>
       <w:pPr>
+        <w:ind w:firstLine="360"/>
         <w:rPr>
           <w:rFonts w:ascii="標楷體" w:eastAsia="標楷體" w:hAnsi="標楷體"/>
         </w:rPr>
@@ -1848,6 +1888,7 @@
     </w:p>
     <w:p>
       <w:pPr>
+        <w:ind w:firstLine="360"/>
         <w:rPr>
           <w:rFonts w:ascii="標楷體" w:eastAsia="標楷體" w:hAnsi="標楷體"/>
         </w:rPr>
@@ -1871,33 +1912,51 @@
         <w:ind w:firstLine="360"/>
         <w:rPr>
           <w:rFonts w:ascii="標楷體" w:eastAsia="標楷體" w:hAnsi="標楷體"/>
-        </w:rPr>
-      </w:pPr>
+          <w:b/>
+          <w:bCs/>
+        </w:rPr>
+      </w:pPr>
+      <w:r>
+        <w:rPr>
+          <w:rFonts w:ascii="Times New Roman" w:eastAsia="標楷體" w:hAnsi="Times New Roman" w:cs="Times New Roman"/>
+          <w:b/>
+          <w:bCs/>
+        </w:rPr>
+        <w:t>1.3</w:t>
+      </w:r>
+      <w:r>
+        <w:rPr>
+          <w:rFonts w:ascii="標楷體" w:eastAsia="標楷體" w:hAnsi="標楷體"/>
+          <w:b/>
+          <w:bCs/>
+        </w:rPr>
+        <w:t xml:space="preserve"> 關節座標資料生成</w:t>
+      </w:r>
+    </w:p>
+    <w:p>
+      <w:pPr>
+        <w:ind w:left="360" w:firstLine="480"/>
+        <w:rPr>
+          <w:rFonts w:ascii="標楷體" w:eastAsia="標楷體" w:hAnsi="標楷體"/>
+        </w:rPr>
+      </w:pPr>
+      <w:r>
+        <w:rPr>
+          <w:rFonts w:ascii="標楷體" w:eastAsia="標楷體" w:hAnsi="標楷體"/>
+        </w:rPr>
+        <w:t>由於人體姿態估測於高速揮拍時可能出現骨架抖動</w:t>
+      </w:r>
       <w:r>
         <w:rPr>
           <w:rFonts w:ascii="標楷體" w:eastAsia="標楷體" w:hAnsi="標楷體" w:hint="eastAsia"/>
         </w:rPr>
-        <w:t xml:space="preserve">2. </w:t>
-      </w:r>
-      <w:r>
-        <w:rPr>
-          <w:rFonts w:ascii="標楷體" w:eastAsia="標楷體" w:hAnsi="標楷體"/>
-        </w:rPr>
-        <w:t>由於人體姿態估測於高速</w:t>
-      </w:r>
-      <w:proofErr w:type="gramStart"/>
-      <w:r>
-        <w:rPr>
-          <w:rFonts w:ascii="標楷體" w:eastAsia="標楷體" w:hAnsi="標楷體"/>
-        </w:rPr>
-        <w:t>揮拍時可能</w:t>
-      </w:r>
-      <w:proofErr w:type="gramEnd"/>
-      <w:r>
-        <w:rPr>
-          <w:rFonts w:ascii="標楷體" w:eastAsia="標楷體" w:hAnsi="標楷體"/>
-        </w:rPr>
-        <w:t>出現骨架抖動</w:t>
+        <w:t>、</w:t>
+      </w:r>
+      <w:r>
+        <w:rPr>
+          <w:rFonts w:ascii="標楷體" w:eastAsia="標楷體" w:hAnsi="標楷體"/>
+        </w:rPr>
+        <w:t>關節遺失</w:t>
       </w:r>
       <w:r>
         <w:rPr>
@@ -1909,24 +1968,12 @@
         <w:rPr>
           <w:rFonts w:ascii="標楷體" w:eastAsia="標楷體" w:hAnsi="標楷體"/>
         </w:rPr>
-        <w:t>關節遺失</w:t>
+        <w:t>偵測不穩定</w:t>
       </w:r>
       <w:r>
         <w:rPr>
           <w:rFonts w:ascii="標楷體" w:eastAsia="標楷體" w:hAnsi="標楷體" w:hint="eastAsia"/>
         </w:rPr>
-        <w:t>、</w:t>
-      </w:r>
-      <w:r>
-        <w:rPr>
-          <w:rFonts w:ascii="標楷體" w:eastAsia="標楷體" w:hAnsi="標楷體"/>
-        </w:rPr>
-        <w:t>偵測不穩定</w:t>
-      </w:r>
-      <w:r>
-        <w:rPr>
-          <w:rFonts w:ascii="標楷體" w:eastAsia="標楷體" w:hAnsi="標楷體" w:hint="eastAsia"/>
-        </w:rPr>
         <w:t>等問題，</w:t>
       </w:r>
       <w:r>
@@ -1934,92 +1981,6 @@
           <w:rFonts w:ascii="標楷體" w:eastAsia="標楷體" w:hAnsi="標楷體"/>
         </w:rPr>
         <w:t>因此本系統使用：</w:t>
-      </w:r>
-    </w:p>
-    <w:p>
-      <w:pPr>
-        <w:numPr>
-          <w:ilvl w:val="0"/>
-          <w:numId w:val="10"/>
-        </w:numPr>
-        <w:rPr>
-          <w:rFonts w:ascii="Times New Roman" w:eastAsia="標楷體" w:hAnsi="Times New Roman" w:cs="Times New Roman"/>
-        </w:rPr>
-      </w:pPr>
-      <w:r>
-        <w:rPr>
-          <w:rFonts w:ascii="Times New Roman" w:eastAsia="標楷體" w:hAnsi="Times New Roman" w:cs="Times New Roman"/>
-        </w:rPr>
-        <w:t>Forward Fill</w:t>
-      </w:r>
-      <w:r>
-        <w:rPr>
-          <w:rFonts w:ascii="Times New Roman" w:eastAsia="標楷體" w:hAnsi="Times New Roman" w:cs="Times New Roman"/>
-        </w:rPr>
-        <w:t>（</w:t>
-      </w:r>
-      <w:proofErr w:type="spellStart"/>
-      <w:r>
-        <w:rPr>
-          <w:rFonts w:ascii="Times New Roman" w:eastAsia="標楷體" w:hAnsi="Times New Roman" w:cs="Times New Roman"/>
-        </w:rPr>
-        <w:t>ffill</w:t>
-      </w:r>
-      <w:proofErr w:type="spellEnd"/>
-      <w:r>
-        <w:rPr>
-          <w:rFonts w:ascii="Times New Roman" w:eastAsia="標楷體" w:hAnsi="Times New Roman" w:cs="Times New Roman"/>
-        </w:rPr>
-        <w:t>）</w:t>
-      </w:r>
-      <w:r>
-        <w:rPr>
-          <w:rFonts w:ascii="Times New Roman" w:eastAsia="標楷體" w:hAnsi="Times New Roman" w:cs="Times New Roman"/>
-        </w:rPr>
-        <w:t xml:space="preserve"> </w:t>
-      </w:r>
-    </w:p>
-    <w:p>
-      <w:pPr>
-        <w:numPr>
-          <w:ilvl w:val="0"/>
-          <w:numId w:val="10"/>
-        </w:numPr>
-        <w:rPr>
-          <w:rFonts w:ascii="標楷體" w:eastAsia="標楷體" w:hAnsi="標楷體"/>
-        </w:rPr>
-      </w:pPr>
-      <w:r>
-        <w:rPr>
-          <w:rFonts w:ascii="Times New Roman" w:eastAsia="標楷體" w:hAnsi="Times New Roman" w:cs="Times New Roman"/>
-        </w:rPr>
-        <w:t>Backward Fill</w:t>
-      </w:r>
-      <w:r>
-        <w:rPr>
-          <w:rFonts w:ascii="Times New Roman" w:eastAsia="標楷體" w:hAnsi="Times New Roman" w:cs="Times New Roman"/>
-        </w:rPr>
-        <w:t>（</w:t>
-      </w:r>
-      <w:proofErr w:type="spellStart"/>
-      <w:r>
-        <w:rPr>
-          <w:rFonts w:ascii="Times New Roman" w:eastAsia="標楷體" w:hAnsi="Times New Roman" w:cs="Times New Roman"/>
-        </w:rPr>
-        <w:t>bfill</w:t>
-      </w:r>
-      <w:proofErr w:type="spellEnd"/>
-      <w:r>
-        <w:rPr>
-          <w:rFonts w:ascii="Times New Roman" w:eastAsia="標楷體" w:hAnsi="Times New Roman" w:cs="Times New Roman"/>
-        </w:rPr>
-        <w:t>）</w:t>
-      </w:r>
-      <w:r>
-        <w:rPr>
-          <w:rFonts w:ascii="標楷體" w:eastAsia="標楷體" w:hAnsi="標楷體"/>
-        </w:rPr>
-        <w:t xml:space="preserve"> </w:t>
       </w:r>
     </w:p>
     <w:p>
@@ -2073,7 +2034,7 @@
                     <pic:cNvPicPr/>
                   </pic:nvPicPr>
                   <pic:blipFill>
-                    <a:blip r:embed="rId8"/>
+                    <a:blip r:embed="rId11"/>
                     <a:stretch>
                       <a:fillRect/>
                     </a:stretch>
@@ -2179,6 +2140,7 @@
     </w:p>
     <w:p>
       <w:pPr>
+        <w:ind w:firstLine="480"/>
         <w:rPr>
           <w:rFonts w:ascii="標楷體" w:eastAsia="標楷體" w:hAnsi="標楷體"/>
         </w:rPr>
@@ -2235,42 +2197,56 @@
         <w:ind w:firstLine="480"/>
         <w:rPr>
           <w:rFonts w:ascii="標楷體" w:eastAsia="標楷體" w:hAnsi="標楷體"/>
-        </w:rPr>
-      </w:pPr>
+          <w:b/>
+          <w:bCs/>
+        </w:rPr>
+      </w:pPr>
+      <w:r>
+        <w:rPr>
+          <w:rFonts w:ascii="Times New Roman" w:eastAsia="標楷體" w:hAnsi="Times New Roman" w:cs="Times New Roman"/>
+          <w:b/>
+          <w:bCs/>
+        </w:rPr>
+        <w:t>2.1</w:t>
+      </w:r>
+      <w:r>
+        <w:rPr>
+          <w:rFonts w:ascii="標楷體" w:eastAsia="標楷體" w:hAnsi="標楷體"/>
+          <w:b/>
+          <w:bCs/>
+        </w:rPr>
+        <w:t xml:space="preserve"> 動作區間偵測</w:t>
+      </w:r>
+    </w:p>
+    <w:p>
+      <w:pPr>
+        <w:ind w:left="480" w:firstLine="480"/>
+        <w:rPr>
+          <w:rFonts w:ascii="標楷體" w:eastAsia="標楷體" w:hAnsi="標楷體"/>
+        </w:rPr>
+      </w:pPr>
+      <w:r>
+        <w:rPr>
+          <w:rFonts w:ascii="標楷體" w:eastAsia="標楷體" w:hAnsi="標楷體"/>
+        </w:rPr>
+        <w:t>本研究建立「揮拍區間自動偵測演算法」，使用右手手腕（</w:t>
+      </w:r>
+      <w:r>
+        <w:rPr>
+          <w:rFonts w:ascii="Times New Roman" w:eastAsia="標楷體" w:hAnsi="Times New Roman" w:cs="Times New Roman"/>
+        </w:rPr>
+        <w:t>Landmark 16</w:t>
+      </w:r>
+      <w:r>
+        <w:rPr>
+          <w:rFonts w:ascii="標楷體" w:eastAsia="標楷體" w:hAnsi="標楷體"/>
+        </w:rPr>
+        <w:t>）作為主要分析點</w:t>
+      </w:r>
       <w:r>
         <w:rPr>
           <w:rFonts w:ascii="標楷體" w:eastAsia="標楷體" w:hAnsi="標楷體" w:hint="eastAsia"/>
         </w:rPr>
-        <w:t>1</w:t>
-      </w:r>
-      <w:r>
-        <w:rPr>
-          <w:rFonts w:ascii="標楷體" w:eastAsia="標楷體" w:hAnsi="標楷體" w:hint="eastAsia"/>
-        </w:rPr>
-        <w:t xml:space="preserve">. </w:t>
-      </w:r>
-      <w:r>
-        <w:rPr>
-          <w:rFonts w:ascii="標楷體" w:eastAsia="標楷體" w:hAnsi="標楷體"/>
-        </w:rPr>
-        <w:t>本研究建立「揮拍區間自動偵測演算法」，使用右手手腕（</w:t>
-      </w:r>
-      <w:r>
-        <w:rPr>
-          <w:rFonts w:ascii="Times New Roman" w:eastAsia="標楷體" w:hAnsi="Times New Roman" w:cs="Times New Roman"/>
-        </w:rPr>
-        <w:t>Landmark 16</w:t>
-      </w:r>
-      <w:r>
-        <w:rPr>
-          <w:rFonts w:ascii="標楷體" w:eastAsia="標楷體" w:hAnsi="標楷體"/>
-        </w:rPr>
-        <w:t>）作為主要分析點</w:t>
-      </w:r>
-      <w:r>
-        <w:rPr>
-          <w:rFonts w:ascii="標楷體" w:eastAsia="標楷體" w:hAnsi="標楷體" w:hint="eastAsia"/>
-        </w:rPr>
         <w:t>，</w:t>
       </w:r>
       <w:r>
@@ -2282,16 +2258,15 @@
     </w:p>
     <w:p>
       <w:pPr>
-        <w:ind w:firstLine="480"/>
-        <w:rPr>
-          <w:rFonts w:ascii="標楷體" w:eastAsia="標楷體" w:hAnsi="標楷體"/>
-        </w:rPr>
-      </w:pPr>
-      <w:r>
-        <w:rPr>
-          <w:rFonts w:ascii="標楷體" w:eastAsia="標楷體" w:hAnsi="標楷體"/>
-        </w:rPr>
-        <w:lastRenderedPageBreak/>
+        <w:ind w:left="480" w:firstLine="480"/>
+        <w:rPr>
+          <w:rFonts w:ascii="標楷體" w:eastAsia="標楷體" w:hAnsi="標楷體"/>
+        </w:rPr>
+      </w:pPr>
+      <w:r>
+        <w:rPr>
+          <w:rFonts w:ascii="標楷體" w:eastAsia="標楷體" w:hAnsi="標楷體"/>
+        </w:rPr>
         <w:t>設手腕座標為：</w:t>
       </w:r>
     </w:p>
@@ -2402,30 +2377,16 @@
     </w:p>
     <w:p>
       <w:pPr>
-        <w:ind w:firstLine="480"/>
-        <w:rPr>
-          <w:rFonts w:ascii="標楷體" w:eastAsia="標楷體" w:hAnsi="標楷體"/>
-        </w:rPr>
-      </w:pPr>
-      <w:r>
-        <w:rPr>
-          <w:rFonts w:ascii="標楷體" w:eastAsia="標楷體" w:hAnsi="標楷體"/>
-        </w:rPr>
-        <w:t>則</w:t>
-      </w:r>
-      <w:proofErr w:type="gramStart"/>
-      <w:r>
-        <w:rPr>
-          <w:rFonts w:ascii="標楷體" w:eastAsia="標楷體" w:hAnsi="標楷體"/>
-        </w:rPr>
-        <w:t>相鄰影格位移</w:t>
-      </w:r>
-      <w:proofErr w:type="gramEnd"/>
-      <w:r>
-        <w:rPr>
-          <w:rFonts w:ascii="標楷體" w:eastAsia="標楷體" w:hAnsi="標楷體"/>
-        </w:rPr>
-        <w:t>量：</w:t>
+        <w:ind w:left="480" w:firstLine="480"/>
+        <w:rPr>
+          <w:rFonts w:ascii="標楷體" w:eastAsia="標楷體" w:hAnsi="標楷體"/>
+        </w:rPr>
+      </w:pPr>
+      <w:r>
+        <w:rPr>
+          <w:rFonts w:ascii="標楷體" w:eastAsia="標楷體" w:hAnsi="標楷體"/>
+        </w:rPr>
+        <w:t>則相鄰影格位移量：</w:t>
       </w:r>
     </w:p>
     <w:p>
@@ -2659,7 +2620,7 @@
     </w:p>
     <w:p>
       <w:pPr>
-        <w:ind w:firstLine="480"/>
+        <w:ind w:left="480" w:firstLine="480"/>
         <w:rPr>
           <w:rFonts w:ascii="標楷體" w:eastAsia="標楷體" w:hAnsi="標楷體"/>
         </w:rPr>
@@ -2718,7 +2679,7 @@
     </w:p>
     <w:p>
       <w:pPr>
-        <w:ind w:firstLine="480"/>
+        <w:ind w:left="480" w:firstLine="480"/>
         <w:rPr>
           <w:rFonts w:ascii="標楷體" w:eastAsia="標楷體" w:hAnsi="標楷體"/>
         </w:rPr>
@@ -2729,14 +2690,6 @@
         </w:rPr>
         <w:t>計算二維位移。</w:t>
       </w:r>
-    </w:p>
-    <w:p>
-      <w:pPr>
-        <w:ind w:firstLine="480"/>
-        <w:rPr>
-          <w:rFonts w:ascii="標楷體" w:eastAsia="標楷體" w:hAnsi="標楷體"/>
-        </w:rPr>
-      </w:pPr>
     </w:p>
     <w:p>
       <w:pPr>
@@ -2749,32 +2702,45 @@
       </w:pPr>
       <w:r>
         <w:rPr>
-          <w:rFonts w:ascii="標楷體" w:eastAsia="標楷體" w:hAnsi="標楷體" w:hint="eastAsia"/>
+          <w:rFonts w:ascii="Times New Roman" w:eastAsia="標楷體" w:hAnsi="Times New Roman" w:cs="Times New Roman"/>
           <w:b/>
           <w:bCs/>
         </w:rPr>
-        <w:t>擊球</w:t>
-      </w:r>
-      <w:r>
-        <w:rPr>
-          <w:rFonts w:ascii="標楷體" w:eastAsia="標楷體" w:hAnsi="標楷體" w:hint="eastAsia"/>
+        <w:t>2.2</w:t>
+      </w:r>
+      <w:r>
+        <w:rPr>
+          <w:rFonts w:ascii="標楷體" w:eastAsia="標楷體" w:hAnsi="標楷體"/>
           <w:b/>
           <w:bCs/>
         </w:rPr>
-        <w:t>點</w:t>
+        <w:t xml:space="preserve"> 特徵節點計算</w:t>
+      </w:r>
+    </w:p>
+    <w:p>
+      <w:pPr>
+        <w:ind w:left="480" w:firstLine="480"/>
+        <w:rPr>
+          <w:rFonts w:ascii="標楷體" w:eastAsia="標楷體" w:hAnsi="標楷體"/>
+        </w:rPr>
+      </w:pPr>
+      <w:r>
+        <w:rPr>
+          <w:rFonts w:ascii="Times New Roman" w:eastAsia="標楷體" w:hAnsi="Times New Roman" w:cs="Times New Roman"/>
+        </w:rPr>
+        <w:lastRenderedPageBreak/>
+        <w:t>2.2.1</w:t>
       </w:r>
       <w:r>
         <w:rPr>
           <w:rFonts w:ascii="標楷體" w:eastAsia="標楷體" w:hAnsi="標楷體" w:hint="eastAsia"/>
-          <w:b/>
-          <w:bCs/>
-        </w:rPr>
-        <w:t>偵測</w:t>
-      </w:r>
-    </w:p>
-    <w:p>
-      <w:pPr>
-        <w:ind w:firstLine="480"/>
+        </w:rPr>
+        <w:t>擊球點偵測</w:t>
+      </w:r>
+    </w:p>
+    <w:p>
+      <w:pPr>
+        <w:ind w:left="480" w:firstLine="480"/>
         <w:rPr>
           <w:rFonts w:ascii="標楷體" w:eastAsia="標楷體" w:hAnsi="標楷體"/>
         </w:rPr>
@@ -2788,7 +2754,7 @@
     </w:p>
     <w:p>
       <w:pPr>
-        <w:ind w:firstLine="480"/>
+        <w:ind w:left="480" w:firstLine="480"/>
         <w:rPr>
           <w:rFonts w:ascii="標楷體" w:eastAsia="標楷體" w:hAnsi="標楷體"/>
         </w:rPr>
@@ -2881,7 +2847,7 @@
     </w:p>
     <w:p>
       <w:pPr>
-        <w:ind w:firstLine="480"/>
+        <w:ind w:left="480" w:firstLine="480"/>
         <w:rPr>
           <w:rFonts w:ascii="標楷體" w:eastAsia="標楷體" w:hAnsi="標楷體"/>
         </w:rPr>
@@ -2895,7 +2861,7 @@
     </w:p>
     <w:p>
       <w:pPr>
-        <w:ind w:firstLine="480"/>
+        <w:ind w:left="480" w:firstLine="480"/>
         <w:rPr>
           <w:rFonts w:ascii="標楷體" w:eastAsia="標楷體" w:hAnsi="標楷體"/>
         </w:rPr>
@@ -2927,70 +2893,58 @@
     </w:p>
     <w:p>
       <w:pPr>
+        <w:ind w:left="480" w:firstLine="480"/>
+        <w:rPr>
+          <w:rFonts w:ascii="標楷體" w:eastAsia="標楷體" w:hAnsi="標楷體"/>
+        </w:rPr>
+      </w:pPr>
+      <w:r>
+        <w:rPr>
+          <w:rFonts w:ascii="標楷體" w:eastAsia="標楷體" w:hAnsi="標楷體"/>
+        </w:rPr>
+        <w:t>代表揮拍擊球瞬間。</w:t>
+      </w:r>
+    </w:p>
+    <w:p>
+      <w:pPr>
         <w:ind w:firstLine="480"/>
         <w:rPr>
           <w:rFonts w:ascii="標楷體" w:eastAsia="標楷體" w:hAnsi="標楷體"/>
         </w:rPr>
       </w:pPr>
-      <w:r>
-        <w:rPr>
-          <w:rFonts w:ascii="標楷體" w:eastAsia="標楷體" w:hAnsi="標楷體"/>
-        </w:rPr>
-        <w:t>代表揮拍擊球瞬間。</w:t>
-      </w:r>
-    </w:p>
-    <w:p>
-      <w:pPr>
-        <w:ind w:firstLine="480"/>
-        <w:rPr>
-          <w:rFonts w:ascii="標楷體" w:eastAsia="標楷體" w:hAnsi="標楷體"/>
-        </w:rPr>
-      </w:pPr>
-    </w:p>
-    <w:p>
-      <w:pPr>
-        <w:ind w:firstLine="480"/>
-        <w:rPr>
-          <w:rFonts w:ascii="標楷體" w:eastAsia="標楷體" w:hAnsi="標楷體"/>
-          <w:b/>
-          <w:bCs/>
-        </w:rPr>
-      </w:pPr>
+    </w:p>
+    <w:p>
+      <w:pPr>
+        <w:ind w:left="480" w:firstLine="480"/>
+        <w:rPr>
+          <w:rFonts w:ascii="標楷體" w:eastAsia="標楷體" w:hAnsi="標楷體"/>
+        </w:rPr>
+      </w:pPr>
+      <w:r>
+        <w:rPr>
+          <w:rFonts w:ascii="Times New Roman" w:eastAsia="標楷體" w:hAnsi="Times New Roman" w:cs="Times New Roman"/>
+        </w:rPr>
+        <w:t>2.2.2</w:t>
+      </w:r>
       <w:r>
         <w:rPr>
           <w:rFonts w:ascii="標楷體" w:eastAsia="標楷體" w:hAnsi="標楷體" w:hint="eastAsia"/>
-          <w:b/>
-          <w:bCs/>
         </w:rPr>
         <w:t>揮拍開始點偵測</w:t>
       </w:r>
     </w:p>
     <w:p>
       <w:pPr>
-        <w:ind w:firstLine="480"/>
-        <w:rPr>
-          <w:rFonts w:ascii="標楷體" w:eastAsia="標楷體" w:hAnsi="標楷體"/>
-        </w:rPr>
-      </w:pPr>
-      <w:r>
-        <w:rPr>
-          <w:rFonts w:ascii="標楷體" w:eastAsia="標楷體" w:hAnsi="標楷體"/>
-        </w:rPr>
-        <w:t>利用速度百分位數建立起始</w:t>
-      </w:r>
-      <w:proofErr w:type="gramStart"/>
-      <w:r>
-        <w:rPr>
-          <w:rFonts w:ascii="標楷體" w:eastAsia="標楷體" w:hAnsi="標楷體"/>
-        </w:rPr>
-        <w:t>閾</w:t>
-      </w:r>
-      <w:proofErr w:type="gramEnd"/>
-      <w:r>
-        <w:rPr>
-          <w:rFonts w:ascii="標楷體" w:eastAsia="標楷體" w:hAnsi="標楷體"/>
-        </w:rPr>
-        <w:t>值：</w:t>
+        <w:ind w:left="480" w:firstLine="480"/>
+        <w:rPr>
+          <w:rFonts w:ascii="標楷體" w:eastAsia="標楷體" w:hAnsi="標楷體"/>
+        </w:rPr>
+      </w:pPr>
+      <w:r>
+        <w:rPr>
+          <w:rFonts w:ascii="標楷體" w:eastAsia="標楷體" w:hAnsi="標楷體"/>
+        </w:rPr>
+        <w:t>利用速度百分位數建立起始閾值：</w:t>
       </w:r>
     </w:p>
     <w:p>
@@ -3069,7 +3023,7 @@
     </w:p>
     <w:p>
       <w:pPr>
-        <w:ind w:firstLine="480"/>
+        <w:ind w:left="240" w:firstLine="480"/>
         <w:rPr>
           <w:rFonts w:ascii="標楷體" w:eastAsia="標楷體" w:hAnsi="標楷體"/>
         </w:rPr>
@@ -3127,7 +3081,7 @@
     </w:p>
     <w:p>
       <w:pPr>
-        <w:ind w:firstLine="480"/>
+        <w:ind w:left="240" w:firstLine="480"/>
         <w:rPr>
           <w:rFonts w:ascii="標楷體" w:eastAsia="標楷體" w:hAnsi="標楷體"/>
         </w:rPr>
@@ -3138,14 +3092,12 @@
         </w:rPr>
         <w:t xml:space="preserve">系統由 </w:t>
       </w:r>
-      <w:proofErr w:type="spellStart"/>
       <w:r>
         <w:rPr>
           <w:rFonts w:ascii="Times New Roman" w:eastAsia="標楷體" w:hAnsi="Times New Roman" w:cs="Times New Roman"/>
         </w:rPr>
         <w:t>PeakFrame</w:t>
       </w:r>
-      <w:proofErr w:type="spellEnd"/>
       <w:r>
         <w:rPr>
           <w:rFonts w:ascii="標楷體" w:eastAsia="標楷體" w:hAnsi="標楷體"/>
@@ -3223,36 +3175,21 @@
     </w:p>
     <w:p>
       <w:pPr>
-        <w:ind w:firstLine="480"/>
-        <w:rPr>
-          <w:rFonts w:ascii="標楷體" w:eastAsia="標楷體" w:hAnsi="標楷體"/>
-        </w:rPr>
-      </w:pPr>
-      <w:r>
-        <w:rPr>
-          <w:rFonts w:ascii="標楷體" w:eastAsia="標楷體" w:hAnsi="標楷體"/>
-        </w:rPr>
-        <w:lastRenderedPageBreak/>
-        <w:t>之第</w:t>
-      </w:r>
-      <w:proofErr w:type="gramStart"/>
-      <w:r>
-        <w:rPr>
-          <w:rFonts w:ascii="標楷體" w:eastAsia="標楷體" w:hAnsi="標楷體"/>
-        </w:rPr>
-        <w:t>一個影格作為</w:t>
-      </w:r>
-      <w:proofErr w:type="gramEnd"/>
-      <w:r>
-        <w:rPr>
-          <w:rFonts w:ascii="標楷體" w:eastAsia="標楷體" w:hAnsi="標楷體"/>
-        </w:rPr>
-        <w:t>揮拍開始點。</w:t>
-      </w:r>
-    </w:p>
-    <w:p>
-      <w:pPr>
-        <w:ind w:firstLine="480"/>
+        <w:ind w:left="480" w:firstLine="480"/>
+        <w:rPr>
+          <w:rFonts w:ascii="標楷體" w:eastAsia="標楷體" w:hAnsi="標楷體"/>
+        </w:rPr>
+      </w:pPr>
+      <w:r>
+        <w:rPr>
+          <w:rFonts w:ascii="標楷體" w:eastAsia="標楷體" w:hAnsi="標楷體"/>
+        </w:rPr>
+        <w:t>之第一個影格作為揮拍開始點。</w:t>
+      </w:r>
+    </w:p>
+    <w:p>
+      <w:pPr>
+        <w:ind w:leftChars="150" w:left="360" w:firstLine="480"/>
         <w:rPr>
           <w:rFonts w:ascii="標楷體" w:eastAsia="標楷體" w:hAnsi="標楷體"/>
         </w:rPr>
@@ -3270,6 +3207,11 @@
           <w:ilvl w:val="0"/>
           <w:numId w:val="16"/>
         </w:numPr>
+        <w:tabs>
+          <w:tab w:val="clear" w:pos="720"/>
+          <w:tab w:val="num" w:pos="1080"/>
+        </w:tabs>
+        <w:ind w:leftChars="300" w:left="1080"/>
         <w:rPr>
           <w:rFonts w:ascii="標楷體" w:eastAsia="標楷體" w:hAnsi="標楷體"/>
         </w:rPr>
@@ -3287,6 +3229,11 @@
           <w:ilvl w:val="0"/>
           <w:numId w:val="16"/>
         </w:numPr>
+        <w:tabs>
+          <w:tab w:val="clear" w:pos="720"/>
+          <w:tab w:val="num" w:pos="1080"/>
+        </w:tabs>
+        <w:ind w:leftChars="300" w:left="1080"/>
         <w:rPr>
           <w:rFonts w:ascii="標楷體" w:eastAsia="標楷體" w:hAnsi="標楷體"/>
         </w:rPr>
@@ -3304,34 +3251,25 @@
           <w:ilvl w:val="0"/>
           <w:numId w:val="16"/>
         </w:numPr>
-        <w:rPr>
-          <w:rFonts w:ascii="標楷體" w:eastAsia="標楷體" w:hAnsi="標楷體"/>
-        </w:rPr>
-      </w:pPr>
-      <w:r>
-        <w:rPr>
-          <w:rFonts w:ascii="標楷體" w:eastAsia="標楷體" w:hAnsi="標楷體"/>
-        </w:rPr>
-        <w:t>判定</w:t>
-      </w:r>
-      <w:proofErr w:type="gramStart"/>
-      <w:r>
-        <w:rPr>
-          <w:rFonts w:ascii="標楷體" w:eastAsia="標楷體" w:hAnsi="標楷體"/>
-        </w:rPr>
-        <w:t>為引拍開始</w:t>
-      </w:r>
-      <w:proofErr w:type="gramEnd"/>
-      <w:r>
-        <w:rPr>
-          <w:rFonts w:ascii="標楷體" w:eastAsia="標楷體" w:hAnsi="標楷體"/>
-        </w:rPr>
-        <w:t xml:space="preserve"> </w:t>
-      </w:r>
-    </w:p>
-    <w:p>
-      <w:pPr>
-        <w:ind w:firstLine="480"/>
+        <w:tabs>
+          <w:tab w:val="clear" w:pos="720"/>
+          <w:tab w:val="num" w:pos="1080"/>
+        </w:tabs>
+        <w:ind w:leftChars="300" w:left="1080"/>
+        <w:rPr>
+          <w:rFonts w:ascii="標楷體" w:eastAsia="標楷體" w:hAnsi="標楷體"/>
+        </w:rPr>
+      </w:pPr>
+      <w:r>
+        <w:rPr>
+          <w:rFonts w:ascii="標楷體" w:eastAsia="標楷體" w:hAnsi="標楷體"/>
+        </w:rPr>
+        <w:t xml:space="preserve">判定為引拍開始 </w:t>
+      </w:r>
+    </w:p>
+    <w:p>
+      <w:pPr>
+        <w:ind w:leftChars="150" w:left="360" w:firstLine="480"/>
         <w:rPr>
           <w:rFonts w:ascii="標楷體" w:eastAsia="標楷體" w:hAnsi="標楷體"/>
         </w:rPr>
@@ -3352,21 +3290,7 @@
         <w:rPr>
           <w:rFonts w:ascii="標楷體" w:eastAsia="標楷體" w:hAnsi="標楷體"/>
         </w:rPr>
-        <w:t xml:space="preserve"> </w:t>
-      </w:r>
-      <w:proofErr w:type="gramStart"/>
-      <w:r>
-        <w:rPr>
-          <w:rFonts w:ascii="標楷體" w:eastAsia="標楷體" w:hAnsi="標楷體"/>
-        </w:rPr>
-        <w:t>個</w:t>
-      </w:r>
-      <w:proofErr w:type="gramEnd"/>
-      <w:r>
-        <w:rPr>
-          <w:rFonts w:ascii="標楷體" w:eastAsia="標楷體" w:hAnsi="標楷體"/>
-        </w:rPr>
-        <w:t xml:space="preserve"> </w:t>
+        <w:t xml:space="preserve"> 個 </w:t>
       </w:r>
       <w:r>
         <w:rPr>
@@ -3383,7 +3307,7 @@
     </w:p>
     <w:p>
       <w:pPr>
-        <w:ind w:firstLine="480"/>
+        <w:ind w:leftChars="150" w:left="360" w:firstLine="480"/>
         <w:rPr>
           <w:rFonts w:ascii="標楷體" w:eastAsia="標楷體" w:hAnsi="標楷體"/>
         </w:rPr>
@@ -3401,61 +3325,50 @@
     </w:p>
     <w:p>
       <w:pPr>
+        <w:ind w:leftChars="150" w:left="360" w:firstLine="480"/>
+        <w:rPr>
+          <w:rFonts w:ascii="標楷體" w:eastAsia="標楷體" w:hAnsi="標楷體"/>
+        </w:rPr>
+      </w:pPr>
+      <w:r>
+        <w:rPr>
+          <w:rFonts w:ascii="標楷體" w:eastAsia="標楷體" w:hAnsi="標楷體"/>
+        </w:rPr>
+        <w:lastRenderedPageBreak/>
+        <w:t>以保留完整引拍動作。</w:t>
+      </w:r>
+    </w:p>
+    <w:p>
+      <w:pPr>
         <w:ind w:firstLine="480"/>
         <w:rPr>
           <w:rFonts w:ascii="標楷體" w:eastAsia="標楷體" w:hAnsi="標楷體"/>
         </w:rPr>
       </w:pPr>
-      <w:r>
-        <w:rPr>
-          <w:rFonts w:ascii="標楷體" w:eastAsia="標楷體" w:hAnsi="標楷體"/>
-        </w:rPr>
-        <w:t>以保留</w:t>
-      </w:r>
-      <w:proofErr w:type="gramStart"/>
-      <w:r>
-        <w:rPr>
-          <w:rFonts w:ascii="標楷體" w:eastAsia="標楷體" w:hAnsi="標楷體"/>
-        </w:rPr>
-        <w:t>完整引拍</w:t>
-      </w:r>
-      <w:proofErr w:type="gramEnd"/>
-      <w:r>
-        <w:rPr>
-          <w:rFonts w:ascii="標楷體" w:eastAsia="標楷體" w:hAnsi="標楷體"/>
-        </w:rPr>
-        <w:t>動作。</w:t>
-      </w:r>
-    </w:p>
-    <w:p>
-      <w:pPr>
-        <w:ind w:firstLine="480"/>
-        <w:rPr>
-          <w:rFonts w:ascii="標楷體" w:eastAsia="標楷體" w:hAnsi="標楷體"/>
-        </w:rPr>
-      </w:pPr>
-    </w:p>
-    <w:p>
-      <w:pPr>
-        <w:ind w:firstLine="480"/>
-        <w:rPr>
-          <w:rFonts w:ascii="標楷體" w:eastAsia="標楷體" w:hAnsi="標楷體"/>
-          <w:b/>
-          <w:bCs/>
-        </w:rPr>
-      </w:pPr>
+    </w:p>
+    <w:p>
+      <w:pPr>
+        <w:ind w:left="360" w:firstLine="480"/>
+        <w:rPr>
+          <w:rFonts w:ascii="標楷體" w:eastAsia="標楷體" w:hAnsi="標楷體"/>
+        </w:rPr>
+      </w:pPr>
+      <w:r>
+        <w:rPr>
+          <w:rFonts w:ascii="Times New Roman" w:eastAsia="標楷體" w:hAnsi="Times New Roman" w:cs="Times New Roman"/>
+        </w:rPr>
+        <w:t>2.2.3</w:t>
+      </w:r>
       <w:r>
         <w:rPr>
           <w:rFonts w:ascii="標楷體" w:eastAsia="標楷體" w:hAnsi="標楷體" w:hint="eastAsia"/>
-          <w:b/>
-          <w:bCs/>
         </w:rPr>
         <w:t>揮拍結束點偵測</w:t>
       </w:r>
     </w:p>
     <w:p>
       <w:pPr>
-        <w:ind w:firstLine="480"/>
+        <w:ind w:left="360" w:firstLine="480"/>
         <w:rPr>
           <w:rFonts w:ascii="標楷體" w:eastAsia="標楷體" w:hAnsi="標楷體"/>
         </w:rPr>
@@ -3476,26 +3389,12 @@
         <w:rPr>
           <w:rFonts w:ascii="標楷體" w:eastAsia="標楷體" w:hAnsi="標楷體"/>
         </w:rPr>
-        <w:t>百分位數作為結束</w:t>
-      </w:r>
-      <w:proofErr w:type="gramStart"/>
-      <w:r>
-        <w:rPr>
-          <w:rFonts w:ascii="標楷體" w:eastAsia="標楷體" w:hAnsi="標楷體"/>
-        </w:rPr>
-        <w:t>閾</w:t>
-      </w:r>
-      <w:proofErr w:type="gramEnd"/>
-      <w:r>
-        <w:rPr>
-          <w:rFonts w:ascii="標楷體" w:eastAsia="標楷體" w:hAnsi="標楷體"/>
-        </w:rPr>
-        <w:t>值：</w:t>
-      </w:r>
-    </w:p>
-    <w:p>
-      <w:pPr>
-        <w:ind w:firstLine="480"/>
+        <w:t>百分位數作為結束閾值：</w:t>
+      </w:r>
+    </w:p>
+    <w:p>
+      <w:pPr>
+        <w:ind w:leftChars="200" w:left="480" w:firstLine="480"/>
         <w:rPr>
           <w:rFonts w:ascii="標楷體" w:eastAsia="標楷體" w:hAnsi="標楷體"/>
         </w:rPr>
@@ -3569,7 +3468,7 @@
     </w:p>
     <w:p>
       <w:pPr>
-        <w:ind w:firstLine="480"/>
+        <w:ind w:left="480" w:firstLine="480"/>
         <w:rPr>
           <w:rFonts w:ascii="標楷體" w:eastAsia="標楷體" w:hAnsi="標楷體"/>
         </w:rPr>
@@ -3584,16 +3483,8 @@
         <w:rPr>
           <w:rFonts w:ascii="Times New Roman" w:eastAsia="標楷體" w:hAnsi="Times New Roman" w:cs="Times New Roman"/>
         </w:rPr>
-        <w:t xml:space="preserve"> </w:t>
-      </w:r>
-      <w:proofErr w:type="spellStart"/>
-      <w:r>
-        <w:rPr>
-          <w:rFonts w:ascii="Times New Roman" w:eastAsia="標楷體" w:hAnsi="Times New Roman" w:cs="Times New Roman"/>
-        </w:rPr>
-        <w:t>PeakFrame</w:t>
-      </w:r>
-      <w:proofErr w:type="spellEnd"/>
+        <w:t xml:space="preserve"> PeakFrame</w:t>
+      </w:r>
       <w:r>
         <w:rPr>
           <w:rFonts w:ascii="標楷體" w:eastAsia="標楷體" w:hAnsi="標楷體"/>
@@ -3603,7 +3494,7 @@
     </w:p>
     <w:p>
       <w:pPr>
-        <w:ind w:firstLine="480"/>
+        <w:ind w:leftChars="200" w:left="480" w:firstLine="480"/>
         <w:rPr>
           <w:rFonts w:ascii="標楷體" w:eastAsia="標楷體" w:hAnsi="標楷體"/>
         </w:rPr>
@@ -3671,35 +3562,21 @@
     </w:p>
     <w:p>
       <w:pPr>
-        <w:ind w:firstLine="480"/>
-        <w:rPr>
-          <w:rFonts w:ascii="標楷體" w:eastAsia="標楷體" w:hAnsi="標楷體"/>
-        </w:rPr>
-      </w:pPr>
-      <w:r>
-        <w:rPr>
-          <w:rFonts w:ascii="標楷體" w:eastAsia="標楷體" w:hAnsi="標楷體"/>
-        </w:rPr>
-        <w:t>之第一個</w:t>
-      </w:r>
-      <w:proofErr w:type="gramStart"/>
-      <w:r>
-        <w:rPr>
-          <w:rFonts w:ascii="標楷體" w:eastAsia="標楷體" w:hAnsi="標楷體"/>
-        </w:rPr>
-        <w:t>影格作為收拍</w:t>
-      </w:r>
-      <w:proofErr w:type="gramEnd"/>
-      <w:r>
-        <w:rPr>
-          <w:rFonts w:ascii="標楷體" w:eastAsia="標楷體" w:hAnsi="標楷體"/>
-        </w:rPr>
-        <w:t>結束點。</w:t>
-      </w:r>
-    </w:p>
-    <w:p>
-      <w:pPr>
-        <w:ind w:firstLine="480"/>
+        <w:ind w:leftChars="200" w:left="480" w:firstLine="480"/>
+        <w:rPr>
+          <w:rFonts w:ascii="標楷體" w:eastAsia="標楷體" w:hAnsi="標楷體"/>
+        </w:rPr>
+      </w:pPr>
+      <w:r>
+        <w:rPr>
+          <w:rFonts w:ascii="標楷體" w:eastAsia="標楷體" w:hAnsi="標楷體"/>
+        </w:rPr>
+        <w:t>之第一個影格作為收拍結束點。</w:t>
+      </w:r>
+    </w:p>
+    <w:p>
+      <w:pPr>
+        <w:ind w:leftChars="200" w:left="480" w:firstLine="480"/>
         <w:rPr>
           <w:rFonts w:ascii="標楷體" w:eastAsia="標楷體" w:hAnsi="標楷體"/>
         </w:rPr>
@@ -3713,7 +3590,7 @@
     </w:p>
     <w:p>
       <w:pPr>
-        <w:ind w:firstLine="480"/>
+        <w:ind w:leftChars="200" w:left="480" w:firstLine="480"/>
         <w:rPr>
           <w:rFonts w:ascii="標楷體" w:eastAsia="標楷體" w:hAnsi="標楷體"/>
         </w:rPr>
@@ -3731,135 +3608,29 @@
     </w:p>
     <w:p>
       <w:pPr>
-        <w:ind w:firstLine="480"/>
-        <w:rPr>
-          <w:rFonts w:ascii="標楷體" w:eastAsia="標楷體" w:hAnsi="標楷體"/>
-        </w:rPr>
-      </w:pPr>
-      <w:r>
-        <w:rPr>
-          <w:rFonts w:ascii="標楷體" w:eastAsia="標楷體" w:hAnsi="標楷體"/>
-        </w:rPr>
-        <w:t>保留</w:t>
-      </w:r>
-      <w:proofErr w:type="gramStart"/>
-      <w:r>
-        <w:rPr>
-          <w:rFonts w:ascii="標楷體" w:eastAsia="標楷體" w:hAnsi="標楷體"/>
-        </w:rPr>
-        <w:t>完整收拍動作</w:t>
-      </w:r>
-      <w:proofErr w:type="gramEnd"/>
-      <w:r>
-        <w:rPr>
-          <w:rFonts w:ascii="標楷體" w:eastAsia="標楷體" w:hAnsi="標楷體"/>
-        </w:rPr>
-        <w:t>。</w:t>
-      </w:r>
-    </w:p>
-    <w:p>
-      <w:pPr>
-        <w:ind w:firstLine="480"/>
-        <w:rPr>
-          <w:rFonts w:ascii="標楷體" w:eastAsia="標楷體" w:hAnsi="標楷體"/>
-        </w:rPr>
-      </w:pPr>
-    </w:p>
-    <w:p>
-      <w:pPr>
-        <w:ind w:firstLine="480"/>
-        <w:rPr>
-          <w:rFonts w:ascii="標楷體" w:eastAsia="標楷體" w:hAnsi="標楷體"/>
-        </w:rPr>
-      </w:pPr>
-      <w:r>
-        <w:rPr>
-          <w:rFonts w:ascii="標楷體" w:eastAsia="標楷體" w:hAnsi="標楷體"/>
-        </w:rPr>
-        <w:t>若偵測區段過短：</w:t>
-      </w:r>
-    </w:p>
-    <w:p>
-      <w:pPr>
-        <w:ind w:firstLine="480"/>
-        <w:rPr>
-          <w:rFonts w:ascii="標楷體" w:eastAsia="標楷體" w:hAnsi="標楷體"/>
-        </w:rPr>
-      </w:pPr>
-      <m:oMathPara>
-        <m:oMath>
-          <m:r>
-            <w:rPr>
-              <w:rFonts w:ascii="Cambria Math" w:eastAsia="標楷體" w:hAnsi="Cambria Math"/>
-            </w:rPr>
-            <m:t>EndFrame-StartFrame&lt;45</m:t>
-          </m:r>
-        </m:oMath>
-      </m:oMathPara>
-    </w:p>
-    <w:p>
-      <w:pPr>
-        <w:ind w:firstLine="480"/>
-        <w:rPr>
-          <w:rFonts w:ascii="標楷體" w:eastAsia="標楷體" w:hAnsi="標楷體"/>
-        </w:rPr>
-      </w:pPr>
-      <w:r>
-        <w:rPr>
-          <w:rFonts w:ascii="標楷體" w:eastAsia="標楷體" w:hAnsi="標楷體"/>
-        </w:rPr>
-        <w:t>則系統啟動保護機制：</w:t>
-      </w:r>
-    </w:p>
-    <w:p>
-      <w:pPr>
-        <w:ind w:firstLine="480"/>
+        <w:ind w:leftChars="200" w:left="480" w:firstLine="480"/>
+        <w:rPr>
+          <w:rFonts w:ascii="標楷體" w:eastAsia="標楷體" w:hAnsi="標楷體"/>
+        </w:rPr>
+      </w:pPr>
+      <w:r>
+        <w:rPr>
+          <w:rFonts w:ascii="標楷體" w:eastAsia="標楷體" w:hAnsi="標楷體"/>
+        </w:rPr>
+        <w:t>保留完整收拍動作。</w:t>
+      </w:r>
+    </w:p>
+    <w:p>
+      <w:pPr>
+        <w:rPr>
+          <w:rFonts w:ascii="標楷體" w:eastAsia="標楷體" w:hAnsi="標楷體"/>
+        </w:rPr>
+      </w:pPr>
+      <w:r>
         <w:rPr>
           <w:rFonts w:ascii="標楷體" w:eastAsia="標楷體" w:hAnsi="標楷體"/>
           <w:i/>
         </w:rPr>
-      </w:pPr>
-      <m:oMathPara>
-        <m:oMath>
-          <m:r>
-            <w:rPr>
-              <w:rFonts w:ascii="Cambria Math" w:eastAsia="標楷體" w:hAnsi="Cambria Math"/>
-            </w:rPr>
-            <m:t>Start=Peak-20</m:t>
-          </m:r>
-          <m:r>
-            <m:rPr>
-              <m:sty m:val="p"/>
-            </m:rPr>
-            <w:rPr>
-              <w:rFonts w:ascii="標楷體" w:eastAsia="標楷體" w:hAnsi="標楷體"/>
-            </w:rPr>
-            <w:br/>
-          </m:r>
-        </m:oMath>
-        <m:oMath>
-          <m:r>
-            <w:rPr>
-              <w:rFonts w:ascii="Cambria Math" w:eastAsia="標楷體" w:hAnsi="Cambria Math"/>
-            </w:rPr>
-            <m:t>End=Peak+40</m:t>
-          </m:r>
-        </m:oMath>
-      </m:oMathPara>
-    </w:p>
-    <w:p>
-      <w:pPr>
-        <w:ind w:firstLine="480"/>
-        <w:rPr>
-          <w:rFonts w:ascii="標楷體" w:eastAsia="標楷體" w:hAnsi="標楷體"/>
-        </w:rPr>
-      </w:pPr>
-      <w:r>
-        <w:rPr>
-          <w:rFonts w:ascii="標楷體" w:eastAsia="標楷體" w:hAnsi="標楷體"/>
-          <w:i/>
-        </w:rPr>
-        <w:lastRenderedPageBreak/>
         <w:br/>
       </w:r>
       <w:r>
@@ -3872,12 +3643,18 @@
         <w:rPr>
           <w:rFonts w:ascii="標楷體" w:eastAsia="標楷體" w:hAnsi="標楷體"/>
         </w:rPr>
+        <w:tab/>
+      </w:r>
+      <w:r>
+        <w:rPr>
+          <w:rFonts w:ascii="標楷體" w:eastAsia="標楷體" w:hAnsi="標楷體"/>
+        </w:rPr>
         <w:t>最終系統輸出：</w:t>
       </w:r>
     </w:p>
     <w:p>
       <w:pPr>
-        <w:ind w:firstLine="480"/>
+        <w:ind w:leftChars="200" w:left="480" w:firstLine="480"/>
         <w:rPr>
           <w:rFonts w:ascii="標楷體" w:eastAsia="標楷體" w:hAnsi="標楷體"/>
         </w:rPr>
@@ -3895,7 +3672,7 @@
     </w:p>
     <w:p>
       <w:pPr>
-        <w:ind w:firstLine="480"/>
+        <w:ind w:leftChars="200" w:left="480" w:firstLine="480"/>
         <w:rPr>
           <w:rFonts w:ascii="標楷體" w:eastAsia="標楷體" w:hAnsi="標楷體"/>
         </w:rPr>
@@ -3913,6 +3690,11 @@
           <w:ilvl w:val="0"/>
           <w:numId w:val="17"/>
         </w:numPr>
+        <w:tabs>
+          <w:tab w:val="clear" w:pos="840"/>
+          <w:tab w:val="num" w:pos="1200"/>
+        </w:tabs>
+        <w:ind w:leftChars="350" w:left="1200"/>
         <w:rPr>
           <w:rFonts w:ascii="標楷體" w:eastAsia="標楷體" w:hAnsi="標楷體"/>
         </w:rPr>
@@ -3930,23 +3712,20 @@
           <w:ilvl w:val="0"/>
           <w:numId w:val="17"/>
         </w:numPr>
-        <w:rPr>
-          <w:rFonts w:ascii="標楷體" w:eastAsia="標楷體" w:hAnsi="標楷體"/>
-        </w:rPr>
-      </w:pPr>
-      <w:proofErr w:type="spellStart"/>
+        <w:tabs>
+          <w:tab w:val="clear" w:pos="840"/>
+          <w:tab w:val="num" w:pos="1200"/>
+        </w:tabs>
+        <w:ind w:leftChars="350" w:left="1200"/>
+        <w:rPr>
+          <w:rFonts w:ascii="標楷體" w:eastAsia="標楷體" w:hAnsi="標楷體"/>
+        </w:rPr>
+      </w:pPr>
       <w:r>
         <w:rPr>
           <w:rFonts w:ascii="Times New Roman" w:eastAsia="標楷體" w:hAnsi="Times New Roman" w:cs="Times New Roman"/>
         </w:rPr>
-        <w:t>FastDTW</w:t>
-      </w:r>
-      <w:proofErr w:type="spellEnd"/>
-      <w:r>
-        <w:rPr>
-          <w:rFonts w:ascii="Times New Roman" w:eastAsia="標楷體" w:hAnsi="Times New Roman" w:cs="Times New Roman"/>
-        </w:rPr>
-        <w:t xml:space="preserve"> </w:t>
+        <w:t xml:space="preserve">FastDTW </w:t>
       </w:r>
       <w:r>
         <w:rPr>
@@ -3961,6 +3740,11 @@
           <w:ilvl w:val="0"/>
           <w:numId w:val="17"/>
         </w:numPr>
+        <w:tabs>
+          <w:tab w:val="clear" w:pos="840"/>
+          <w:tab w:val="num" w:pos="1200"/>
+        </w:tabs>
+        <w:ind w:leftChars="350" w:left="1200"/>
         <w:rPr>
           <w:rFonts w:ascii="標楷體" w:eastAsia="標楷體" w:hAnsi="標楷體"/>
         </w:rPr>
@@ -3984,6 +3768,11 @@
           <w:ilvl w:val="0"/>
           <w:numId w:val="17"/>
         </w:numPr>
+        <w:tabs>
+          <w:tab w:val="clear" w:pos="840"/>
+          <w:tab w:val="num" w:pos="1200"/>
+        </w:tabs>
+        <w:ind w:leftChars="350" w:left="1200"/>
         <w:rPr>
           <w:rFonts w:ascii="標楷體" w:eastAsia="標楷體" w:hAnsi="標楷體"/>
         </w:rPr>
@@ -3997,67 +3786,71 @@
     </w:p>
     <w:p>
       <w:pPr>
+        <w:ind w:leftChars="150" w:left="360" w:firstLine="480"/>
+        <w:rPr>
+          <w:rFonts w:ascii="標楷體" w:eastAsia="標楷體" w:hAnsi="標楷體"/>
+        </w:rPr>
+      </w:pPr>
+      <w:r>
+        <w:rPr>
+          <w:rFonts w:ascii="標楷體" w:eastAsia="標楷體" w:hAnsi="標楷體"/>
+        </w:rPr>
+        <w:t>之主要分析區間。</w:t>
+      </w:r>
+    </w:p>
+    <w:p>
+      <w:pPr>
         <w:ind w:firstLine="480"/>
         <w:rPr>
           <w:rFonts w:ascii="標楷體" w:eastAsia="標楷體" w:hAnsi="標楷體"/>
         </w:rPr>
       </w:pPr>
-      <w:r>
-        <w:rPr>
-          <w:rFonts w:ascii="標楷體" w:eastAsia="標楷體" w:hAnsi="標楷體"/>
-        </w:rPr>
-        <w:t>之主要分析區間。</w:t>
-      </w:r>
     </w:p>
     <w:p>
       <w:pPr>
         <w:ind w:firstLine="480"/>
         <w:rPr>
           <w:rFonts w:ascii="標楷體" w:eastAsia="標楷體" w:hAnsi="標楷體"/>
-        </w:rPr>
-      </w:pPr>
-    </w:p>
-    <w:p>
-      <w:pPr>
-        <w:ind w:firstLine="480"/>
-        <w:rPr>
-          <w:rFonts w:ascii="標楷體" w:eastAsia="標楷體" w:hAnsi="標楷體"/>
-        </w:rPr>
-      </w:pPr>
-      <w:r>
-        <w:rPr>
-          <w:rFonts w:ascii="標楷體" w:eastAsia="標楷體" w:hAnsi="標楷體" w:hint="eastAsia"/>
-        </w:rPr>
-        <w:t>2</w:t>
-      </w:r>
-      <w:r>
-        <w:rPr>
-          <w:rFonts w:ascii="標楷體" w:eastAsia="標楷體" w:hAnsi="標楷體" w:hint="eastAsia"/>
-        </w:rPr>
-        <w:t>.</w:t>
-      </w:r>
-      <w:r>
-        <w:rPr>
-          <w:rFonts w:ascii="新細明體" w:eastAsia="新細明體" w:hAnsi="新細明體" w:cs="新細明體"/>
-          <w:kern w:val="0"/>
-          <w14:ligatures w14:val="none"/>
-        </w:rPr>
-        <w:t xml:space="preserve"> </w:t>
-      </w:r>
+          <w:b/>
+          <w:bCs/>
+        </w:rPr>
+      </w:pPr>
+      <w:r>
+        <w:rPr>
+          <w:rFonts w:ascii="Times New Roman" w:eastAsia="標楷體" w:hAnsi="Times New Roman" w:cs="Times New Roman"/>
+          <w:b/>
+          <w:bCs/>
+        </w:rPr>
+        <w:t xml:space="preserve">2.3 </w:t>
+      </w:r>
+      <w:r>
+        <w:rPr>
+          <w:rFonts w:ascii="標楷體" w:eastAsia="標楷體" w:hAnsi="標楷體"/>
+          <w:b/>
+          <w:bCs/>
+        </w:rPr>
+        <w:t>時序同步處理</w:t>
+      </w:r>
+    </w:p>
+    <w:p>
+      <w:pPr>
+        <w:ind w:left="480" w:firstLine="480"/>
+        <w:rPr>
+          <w:rFonts w:ascii="標楷體" w:eastAsia="標楷體" w:hAnsi="標楷體"/>
+        </w:rPr>
+      </w:pPr>
       <w:r>
         <w:rPr>
           <w:rFonts w:ascii="標楷體" w:eastAsia="標楷體" w:hAnsi="標楷體"/>
         </w:rPr>
         <w:t xml:space="preserve">本研究採用 </w:t>
       </w:r>
-      <w:proofErr w:type="spellStart"/>
       <w:r>
         <w:rPr>
           <w:rFonts w:ascii="Times New Roman" w:eastAsia="標楷體" w:hAnsi="Times New Roman" w:cs="Times New Roman"/>
         </w:rPr>
         <w:t>FastDTW</w:t>
       </w:r>
-      <w:proofErr w:type="spellEnd"/>
       <w:r>
         <w:rPr>
           <w:rFonts w:ascii="標楷體" w:eastAsia="標楷體" w:hAnsi="標楷體"/>
@@ -4067,7 +3860,7 @@
     </w:p>
     <w:p>
       <w:pPr>
-        <w:ind w:firstLine="480"/>
+        <w:ind w:leftChars="200" w:left="480" w:firstLine="480"/>
         <w:rPr>
           <w:rFonts w:ascii="標楷體" w:eastAsia="標楷體" w:hAnsi="標楷體"/>
         </w:rPr>
@@ -4093,7 +3886,7 @@
     </w:p>
     <w:p>
       <w:pPr>
-        <w:ind w:firstLine="480"/>
+        <w:ind w:leftChars="200" w:left="480" w:firstLine="480"/>
         <w:rPr>
           <w:rFonts w:ascii="標楷體" w:eastAsia="標楷體" w:hAnsi="標楷體"/>
         </w:rPr>
@@ -4104,6 +3897,7 @@
             <w:rPr>
               <w:rFonts w:ascii="Cambria Math" w:eastAsia="標楷體" w:hAnsi="Cambria Math"/>
             </w:rPr>
+            <w:lastRenderedPageBreak/>
             <m:t>D(i,j)=</m:t>
           </m:r>
           <m:rad>
@@ -4241,19 +4035,17 @@
     </w:p>
     <w:p>
       <w:pPr>
-        <w:ind w:firstLine="480"/>
-        <w:rPr>
-          <w:rFonts w:ascii="標楷體" w:eastAsia="標楷體" w:hAnsi="標楷體"/>
-        </w:rPr>
-      </w:pPr>
-      <w:proofErr w:type="spellStart"/>
+        <w:ind w:leftChars="200" w:left="480" w:firstLine="480"/>
+        <w:rPr>
+          <w:rFonts w:ascii="標楷體" w:eastAsia="標楷體" w:hAnsi="標楷體"/>
+        </w:rPr>
+      </w:pPr>
       <w:r>
         <w:rPr>
           <w:rFonts w:ascii="Times New Roman" w:eastAsia="標楷體" w:hAnsi="Times New Roman" w:cs="Times New Roman"/>
         </w:rPr>
         <w:t>FastDTW</w:t>
       </w:r>
-      <w:proofErr w:type="spellEnd"/>
       <w:r>
         <w:rPr>
           <w:rFonts w:ascii="標楷體" w:eastAsia="標楷體" w:hAnsi="標楷體"/>
@@ -4263,7 +4055,7 @@
     </w:p>
     <w:p>
       <w:pPr>
-        <w:ind w:firstLine="480"/>
+        <w:ind w:leftChars="200" w:left="480" w:firstLine="480"/>
         <w:rPr>
           <w:rFonts w:ascii="標楷體" w:eastAsia="標楷體" w:hAnsi="標楷體"/>
         </w:rPr>
@@ -4274,7 +4066,7 @@
             <w:rPr>
               <w:rFonts w:ascii="Cambria Math" w:eastAsia="標楷體" w:hAnsi="Cambria Math" w:hint="eastAsia"/>
             </w:rPr>
-            <m:t xml:space="preserve">                </m:t>
+            <m:t xml:space="preserve">              </m:t>
           </m:r>
           <m:r>
             <w:rPr>
@@ -4302,17 +4094,25 @@
     </w:p>
     <w:p>
       <w:pPr>
+        <w:ind w:leftChars="200" w:left="480" w:firstLine="480"/>
+        <w:rPr>
+          <w:rFonts w:ascii="標楷體" w:eastAsia="標楷體" w:hAnsi="標楷體"/>
+        </w:rPr>
+      </w:pPr>
+      <w:r>
+        <w:rPr>
+          <w:rFonts w:ascii="標楷體" w:eastAsia="標楷體" w:hAnsi="標楷體"/>
+        </w:rPr>
+        <w:t>透過最小累積距離建立最佳對齊路徑</w:t>
+      </w:r>
+    </w:p>
+    <w:p>
+      <w:pPr>
         <w:ind w:firstLine="480"/>
         <w:rPr>
           <w:rFonts w:ascii="標楷體" w:eastAsia="標楷體" w:hAnsi="標楷體"/>
         </w:rPr>
       </w:pPr>
-      <w:r>
-        <w:rPr>
-          <w:rFonts w:ascii="標楷體" w:eastAsia="標楷體" w:hAnsi="標楷體"/>
-        </w:rPr>
-        <w:t>透過最小累積距離建立最佳對齊路徑</w:t>
-      </w:r>
     </w:p>
     <w:p>
       <w:pPr>
@@ -4321,31 +4121,13 @@
           <w:rFonts w:ascii="標楷體" w:eastAsia="標楷體" w:hAnsi="標楷體"/>
         </w:rPr>
       </w:pPr>
-    </w:p>
-    <w:p>
-      <w:pPr>
-        <w:ind w:firstLine="480"/>
-        <w:rPr>
-          <w:rFonts w:ascii="標楷體" w:eastAsia="標楷體" w:hAnsi="標楷體"/>
-        </w:rPr>
-      </w:pPr>
-      <w:proofErr w:type="spellStart"/>
       <w:r>
         <w:rPr>
           <w:rFonts w:ascii="Times New Roman" w:eastAsia="標楷體" w:hAnsi="Times New Roman" w:cs="Times New Roman"/>
           <w:b/>
           <w:bCs/>
         </w:rPr>
-        <w:t>FastDTW</w:t>
-      </w:r>
-      <w:proofErr w:type="spellEnd"/>
-      <w:r>
-        <w:rPr>
-          <w:rFonts w:ascii="Times New Roman" w:eastAsia="標楷體" w:hAnsi="Times New Roman" w:cs="Times New Roman"/>
-          <w:b/>
-          <w:bCs/>
-        </w:rPr>
-        <w:t xml:space="preserve"> </w:t>
+        <w:t xml:space="preserve">FastDTW </w:t>
       </w:r>
       <w:r>
         <w:rPr>
@@ -4680,21 +4462,7 @@
         <w:rPr>
           <w:rFonts w:ascii="標楷體" w:eastAsia="標楷體" w:hAnsi="標楷體"/>
         </w:rPr>
-        <w:t>：使用者</w:t>
-      </w:r>
-      <w:proofErr w:type="gramStart"/>
-      <w:r>
-        <w:rPr>
-          <w:rFonts w:ascii="標楷體" w:eastAsia="標楷體" w:hAnsi="標楷體"/>
-        </w:rPr>
-        <w:t>動作影格</w:t>
-      </w:r>
-      <w:proofErr w:type="gramEnd"/>
-      <w:r>
-        <w:rPr>
-          <w:rFonts w:ascii="標楷體" w:eastAsia="標楷體" w:hAnsi="標楷體"/>
-        </w:rPr>
-        <w:t xml:space="preserve"> </w:t>
+        <w:t xml:space="preserve">：使用者動作影格 </w:t>
       </w:r>
       <w:r>
         <w:rPr>
@@ -4748,14 +4516,34 @@
         <w:ind w:firstLine="480"/>
         <w:rPr>
           <w:rFonts w:ascii="標楷體" w:eastAsia="標楷體" w:hAnsi="標楷體"/>
-        </w:rPr>
-      </w:pPr>
-      <w:r>
-        <w:rPr>
-          <w:rFonts w:ascii="標楷體" w:eastAsia="標楷體" w:hAnsi="標楷體" w:hint="eastAsia"/>
-        </w:rPr>
-        <w:t>1.</w:t>
-      </w:r>
+          <w:b/>
+          <w:bCs/>
+        </w:rPr>
+      </w:pPr>
+      <w:r>
+        <w:rPr>
+          <w:rFonts w:ascii="Times New Roman" w:eastAsia="標楷體" w:hAnsi="Times New Roman" w:cs="Times New Roman"/>
+          <w:b/>
+          <w:bCs/>
+        </w:rPr>
+        <w:t xml:space="preserve">3.1 </w:t>
+      </w:r>
+      <w:r>
+        <w:rPr>
+          <w:rFonts w:ascii="標楷體" w:eastAsia="標楷體" w:hAnsi="標楷體"/>
+          <w:b/>
+          <w:bCs/>
+        </w:rPr>
+        <w:t>動作相似度評分</w:t>
+      </w:r>
+    </w:p>
+    <w:p>
+      <w:pPr>
+        <w:ind w:left="360" w:firstLine="480"/>
+        <w:rPr>
+          <w:rFonts w:ascii="標楷體" w:eastAsia="標楷體" w:hAnsi="標楷體"/>
+        </w:rPr>
+      </w:pPr>
       <w:r>
         <w:rPr>
           <w:rFonts w:ascii="標楷體" w:eastAsia="標楷體" w:hAnsi="標楷體"/>
@@ -4781,6 +4569,11 @@
           <w:ilvl w:val="0"/>
           <w:numId w:val="20"/>
         </w:numPr>
+        <w:tabs>
+          <w:tab w:val="clear" w:pos="840"/>
+          <w:tab w:val="num" w:pos="1680"/>
+        </w:tabs>
+        <w:ind w:leftChars="550" w:left="1680"/>
         <w:rPr>
           <w:rFonts w:ascii="標楷體" w:eastAsia="標楷體" w:hAnsi="標楷體"/>
         </w:rPr>
@@ -4798,23 +4591,20 @@
           <w:ilvl w:val="0"/>
           <w:numId w:val="20"/>
         </w:numPr>
-        <w:rPr>
-          <w:rFonts w:ascii="標楷體" w:eastAsia="標楷體" w:hAnsi="標楷體"/>
-        </w:rPr>
-      </w:pPr>
-      <w:proofErr w:type="spellStart"/>
+        <w:tabs>
+          <w:tab w:val="clear" w:pos="840"/>
+          <w:tab w:val="num" w:pos="1680"/>
+        </w:tabs>
+        <w:ind w:leftChars="550" w:left="1680"/>
+        <w:rPr>
+          <w:rFonts w:ascii="標楷體" w:eastAsia="標楷體" w:hAnsi="標楷體"/>
+        </w:rPr>
+      </w:pPr>
       <w:r>
         <w:rPr>
           <w:rFonts w:ascii="Times New Roman" w:eastAsia="標楷體" w:hAnsi="Times New Roman" w:cs="Times New Roman"/>
         </w:rPr>
-        <w:t>FastDTW</w:t>
-      </w:r>
-      <w:proofErr w:type="spellEnd"/>
-      <w:r>
-        <w:rPr>
-          <w:rFonts w:ascii="Times New Roman" w:eastAsia="標楷體" w:hAnsi="Times New Roman" w:cs="Times New Roman"/>
-        </w:rPr>
-        <w:t xml:space="preserve"> </w:t>
+        <w:t xml:space="preserve">FastDTW </w:t>
       </w:r>
       <w:r>
         <w:rPr>
@@ -4829,6 +4619,11 @@
           <w:ilvl w:val="0"/>
           <w:numId w:val="20"/>
         </w:numPr>
+        <w:tabs>
+          <w:tab w:val="clear" w:pos="840"/>
+          <w:tab w:val="num" w:pos="1680"/>
+        </w:tabs>
+        <w:ind w:leftChars="550" w:left="1680"/>
         <w:rPr>
           <w:rFonts w:ascii="標楷體" w:eastAsia="標楷體" w:hAnsi="標楷體"/>
         </w:rPr>
@@ -4846,6 +4641,11 @@
           <w:ilvl w:val="0"/>
           <w:numId w:val="20"/>
         </w:numPr>
+        <w:tabs>
+          <w:tab w:val="clear" w:pos="840"/>
+          <w:tab w:val="num" w:pos="1680"/>
+        </w:tabs>
+        <w:ind w:leftChars="550" w:left="1680"/>
         <w:rPr>
           <w:rFonts w:ascii="標楷體" w:eastAsia="標楷體" w:hAnsi="標楷體"/>
         </w:rPr>
@@ -4865,71 +4665,47 @@
     </w:p>
     <w:p>
       <w:pPr>
-        <w:rPr>
-          <w:rFonts w:ascii="標楷體" w:eastAsia="標楷體" w:hAnsi="標楷體"/>
-        </w:rPr>
-      </w:pPr>
-      <w:r>
-        <w:rPr>
-          <w:rFonts w:ascii="標楷體" w:eastAsia="標楷體" w:hAnsi="標楷體"/>
-        </w:rPr>
-        <w:t>之動作相似度評分模型，用於分析使用者羽球</w:t>
-      </w:r>
-      <w:proofErr w:type="gramStart"/>
-      <w:r>
-        <w:rPr>
-          <w:rFonts w:ascii="標楷體" w:eastAsia="標楷體" w:hAnsi="標楷體"/>
-        </w:rPr>
-        <w:t>高遠球揮</w:t>
-      </w:r>
-      <w:proofErr w:type="gramEnd"/>
-      <w:r>
-        <w:rPr>
-          <w:rFonts w:ascii="標楷體" w:eastAsia="標楷體" w:hAnsi="標楷體"/>
-        </w:rPr>
-        <w:t>拍與標準動作之差異。</w:t>
-      </w:r>
-    </w:p>
-    <w:p>
-      <w:pPr>
-        <w:rPr>
-          <w:rFonts w:ascii="標楷體" w:eastAsia="標楷體" w:hAnsi="標楷體"/>
-        </w:rPr>
-      </w:pPr>
-    </w:p>
-    <w:p>
-      <w:pPr>
-        <w:rPr>
-          <w:rFonts w:ascii="標楷體" w:eastAsia="標楷體" w:hAnsi="標楷體"/>
-        </w:rPr>
-      </w:pPr>
-      <w:r>
-        <w:rPr>
-          <w:rFonts w:ascii="標楷體" w:eastAsia="標楷體" w:hAnsi="標楷體"/>
-        </w:rPr>
-        <w:tab/>
-      </w:r>
-      <w:r>
-        <w:rPr>
-          <w:rFonts w:ascii="標楷體" w:eastAsia="標楷體" w:hAnsi="標楷體"/>
-        </w:rPr>
-        <w:t xml:space="preserve">系統根據 </w:t>
+        <w:ind w:leftChars="350" w:left="840"/>
+        <w:rPr>
+          <w:rFonts w:ascii="標楷體" w:eastAsia="標楷體" w:hAnsi="標楷體"/>
+        </w:rPr>
+      </w:pPr>
+      <w:r>
+        <w:rPr>
+          <w:rFonts w:ascii="標楷體" w:eastAsia="標楷體" w:hAnsi="標楷體"/>
+        </w:rPr>
+        <w:t>之動作相似度評分模型，用於分析使用者羽球高遠球揮拍與標準動作之差異。</w:t>
+      </w:r>
+    </w:p>
+    <w:p>
+      <w:pPr>
+        <w:ind w:left="840" w:firstLine="120"/>
+        <w:rPr>
+          <w:rFonts w:ascii="標楷體" w:eastAsia="標楷體" w:hAnsi="標楷體"/>
+        </w:rPr>
+      </w:pPr>
+      <w:r>
+        <w:rPr>
+          <w:rFonts w:ascii="標楷體" w:eastAsia="標楷體" w:hAnsi="標楷體"/>
+        </w:rPr>
+        <w:t>每個</w:t>
       </w:r>
       <w:r>
         <w:rPr>
           <w:rFonts w:ascii="Times New Roman" w:eastAsia="標楷體" w:hAnsi="Times New Roman" w:cs="Times New Roman"/>
         </w:rPr>
-        <w:t>DTW</w:t>
-      </w:r>
-      <w:r>
-        <w:rPr>
-          <w:rFonts w:ascii="標楷體" w:eastAsia="標楷體" w:hAnsi="標楷體"/>
-        </w:rPr>
-        <w:t xml:space="preserve"> 對齊結果計算特徵誤差：</w:t>
-      </w:r>
-    </w:p>
-    <w:p>
-      <w:pPr>
+        <w:t xml:space="preserve"> DTW</w:t>
+      </w:r>
+      <w:r>
+        <w:rPr>
+          <w:rFonts w:ascii="標楷體" w:eastAsia="標楷體" w:hAnsi="標楷體"/>
+        </w:rPr>
+        <w:t xml:space="preserve"> 對齊點之分數定義為：</w:t>
+      </w:r>
+    </w:p>
+    <w:p>
+      <w:pPr>
+        <w:ind w:left="960"/>
         <w:rPr>
           <w:rFonts w:ascii="標楷體" w:eastAsia="標楷體" w:hAnsi="標楷體"/>
         </w:rPr>
@@ -4940,527 +4716,7 @@
             <w:rPr>
               <w:rFonts w:ascii="Cambria Math" w:eastAsia="標楷體" w:hAnsi="Cambria Math"/>
             </w:rPr>
-            <m:t>Diff=[</m:t>
-          </m:r>
-          <m:sSub>
-            <m:sSubPr>
-              <m:ctrlPr>
-                <w:rPr>
-                  <w:rFonts w:ascii="Cambria Math" w:eastAsia="標楷體" w:hAnsi="Cambria Math"/>
-                </w:rPr>
-              </m:ctrlPr>
-            </m:sSubPr>
-            <m:e>
-              <m:r>
-                <w:rPr>
-                  <w:rFonts w:ascii="Cambria Math" w:eastAsia="標楷體" w:hAnsi="Cambria Math"/>
-                </w:rPr>
-                <m:t>d</m:t>
-              </m:r>
-            </m:e>
-            <m:sub>
-              <m:r>
-                <w:rPr>
-                  <w:rFonts w:ascii="Cambria Math" w:eastAsia="標楷體" w:hAnsi="Cambria Math"/>
-                </w:rPr>
-                <m:t>angle</m:t>
-              </m:r>
-            </m:sub>
-          </m:sSub>
-          <m:r>
-            <w:rPr>
-              <w:rFonts w:ascii="Cambria Math" w:eastAsia="標楷體" w:hAnsi="Cambria Math"/>
-            </w:rPr>
-            <m:t>,</m:t>
-          </m:r>
-          <m:sSub>
-            <m:sSubPr>
-              <m:ctrlPr>
-                <w:rPr>
-                  <w:rFonts w:ascii="Cambria Math" w:eastAsia="標楷體" w:hAnsi="Cambria Math"/>
-                </w:rPr>
-              </m:ctrlPr>
-            </m:sSubPr>
-            <m:e>
-              <m:r>
-                <w:rPr>
-                  <w:rFonts w:ascii="Cambria Math" w:eastAsia="標楷體" w:hAnsi="Cambria Math"/>
-                </w:rPr>
-                <m:t>d</m:t>
-              </m:r>
-            </m:e>
-            <m:sub>
-              <m:r>
-                <w:rPr>
-                  <w:rFonts w:ascii="Cambria Math" w:eastAsia="標楷體" w:hAnsi="Cambria Math"/>
-                </w:rPr>
-                <m:t>speed</m:t>
-              </m:r>
-            </m:sub>
-          </m:sSub>
-          <m:r>
-            <w:rPr>
-              <w:rFonts w:ascii="Cambria Math" w:eastAsia="標楷體" w:hAnsi="Cambria Math"/>
-            </w:rPr>
-            <m:t>,</m:t>
-          </m:r>
-          <m:sSub>
-            <m:sSubPr>
-              <m:ctrlPr>
-                <w:rPr>
-                  <w:rFonts w:ascii="Cambria Math" w:eastAsia="標楷體" w:hAnsi="Cambria Math"/>
-                </w:rPr>
-              </m:ctrlPr>
-            </m:sSubPr>
-            <m:e>
-              <m:r>
-                <w:rPr>
-                  <w:rFonts w:ascii="Cambria Math" w:eastAsia="標楷體" w:hAnsi="Cambria Math"/>
-                </w:rPr>
-                <m:t>d</m:t>
-              </m:r>
-            </m:e>
-            <m:sub>
-              <m:r>
-                <w:rPr>
-                  <w:rFonts w:ascii="Cambria Math" w:eastAsia="標楷體" w:hAnsi="Cambria Math"/>
-                </w:rPr>
-                <m:t>height</m:t>
-              </m:r>
-            </m:sub>
-          </m:sSub>
-          <m:r>
-            <w:rPr>
-              <w:rFonts w:ascii="Cambria Math" w:eastAsia="標楷體" w:hAnsi="Cambria Math"/>
-            </w:rPr>
-            <m:t>]</m:t>
-          </m:r>
-          <m:r>
-            <m:rPr>
-              <m:sty m:val="p"/>
-            </m:rPr>
-            <w:rPr>
-              <w:rFonts w:ascii="標楷體" w:eastAsia="標楷體" w:hAnsi="標楷體"/>
-            </w:rPr>
-            <w:br/>
-          </m:r>
-        </m:oMath>
-      </m:oMathPara>
-      <w:r>
-        <w:rPr>
-          <w:rFonts w:ascii="標楷體" w:eastAsia="標楷體" w:hAnsi="標楷體"/>
-        </w:rPr>
-        <w:tab/>
-      </w:r>
-      <w:r>
-        <w:rPr>
-          <w:rFonts w:ascii="標楷體" w:eastAsia="標楷體" w:hAnsi="標楷體"/>
-        </w:rPr>
-        <w:t>分別代表：</w:t>
-      </w:r>
-    </w:p>
-    <w:p>
-      <w:pPr>
-        <w:numPr>
-          <w:ilvl w:val="0"/>
-          <w:numId w:val="21"/>
-        </w:numPr>
-        <w:rPr>
-          <w:rFonts w:ascii="標楷體" w:eastAsia="標楷體" w:hAnsi="標楷體"/>
-        </w:rPr>
-      </w:pPr>
-      <w:r>
-        <w:rPr>
-          <w:rFonts w:ascii="標楷體" w:eastAsia="標楷體" w:hAnsi="標楷體"/>
-        </w:rPr>
-        <w:t xml:space="preserve">手肘角度誤差 </w:t>
-      </w:r>
-    </w:p>
-    <w:p>
-      <w:pPr>
-        <w:numPr>
-          <w:ilvl w:val="0"/>
-          <w:numId w:val="21"/>
-        </w:numPr>
-        <w:rPr>
-          <w:rFonts w:ascii="標楷體" w:eastAsia="標楷體" w:hAnsi="標楷體"/>
-        </w:rPr>
-      </w:pPr>
-      <w:r>
-        <w:rPr>
-          <w:rFonts w:ascii="標楷體" w:eastAsia="標楷體" w:hAnsi="標楷體"/>
-        </w:rPr>
-        <w:t xml:space="preserve">揮拍速度誤差 </w:t>
-      </w:r>
-    </w:p>
-    <w:p>
-      <w:pPr>
-        <w:numPr>
-          <w:ilvl w:val="0"/>
-          <w:numId w:val="21"/>
-        </w:numPr>
-        <w:rPr>
-          <w:rFonts w:ascii="標楷體" w:eastAsia="標楷體" w:hAnsi="標楷體"/>
-        </w:rPr>
-      </w:pPr>
-      <w:r>
-        <w:rPr>
-          <w:rFonts w:ascii="標楷體" w:eastAsia="標楷體" w:hAnsi="標楷體"/>
-        </w:rPr>
-        <w:t>擊球高度誤差</w:t>
-      </w:r>
-    </w:p>
-    <w:p>
-      <w:pPr>
-        <w:ind w:left="480"/>
-        <w:rPr>
-          <w:rFonts w:ascii="標楷體" w:eastAsia="標楷體" w:hAnsi="標楷體"/>
-        </w:rPr>
-      </w:pPr>
-      <w:r>
-        <w:rPr>
-          <w:rFonts w:ascii="標楷體" w:eastAsia="標楷體" w:hAnsi="標楷體"/>
-        </w:rPr>
-        <w:t>本研究將三項特徵誤差加權：</w:t>
-      </w:r>
-    </w:p>
-    <w:p>
-      <w:pPr>
-        <w:ind w:left="480"/>
-        <w:rPr>
-          <w:rFonts w:ascii="標楷體" w:eastAsia="標楷體" w:hAnsi="標楷體"/>
-        </w:rPr>
-      </w:pPr>
-      <m:oMathPara>
-        <m:oMath>
-          <m:r>
-            <w:rPr>
-              <w:rFonts w:ascii="Cambria Math" w:eastAsia="標楷體" w:hAnsi="Cambria Math"/>
-            </w:rPr>
-            <m:t>E=</m:t>
-          </m:r>
-          <m:sSub>
-            <m:sSubPr>
-              <m:ctrlPr>
-                <w:rPr>
-                  <w:rFonts w:ascii="Cambria Math" w:eastAsia="標楷體" w:hAnsi="Cambria Math"/>
-                </w:rPr>
-              </m:ctrlPr>
-            </m:sSubPr>
-            <m:e>
-              <m:r>
-                <w:rPr>
-                  <w:rFonts w:ascii="Cambria Math" w:eastAsia="標楷體" w:hAnsi="Cambria Math"/>
-                </w:rPr>
-                <m:t>d</m:t>
-              </m:r>
-            </m:e>
-            <m:sub>
-              <m:r>
-                <w:rPr>
-                  <w:rFonts w:ascii="Cambria Math" w:eastAsia="標楷體" w:hAnsi="Cambria Math"/>
-                </w:rPr>
-                <m:t>1</m:t>
-              </m:r>
-            </m:sub>
-          </m:sSub>
-          <m:sSub>
-            <m:sSubPr>
-              <m:ctrlPr>
-                <w:rPr>
-                  <w:rFonts w:ascii="Cambria Math" w:eastAsia="標楷體" w:hAnsi="Cambria Math"/>
-                </w:rPr>
-              </m:ctrlPr>
-            </m:sSubPr>
-            <m:e>
-              <m:r>
-                <w:rPr>
-                  <w:rFonts w:ascii="Cambria Math" w:eastAsia="標楷體" w:hAnsi="Cambria Math"/>
-                </w:rPr>
-                <m:t>w</m:t>
-              </m:r>
-            </m:e>
-            <m:sub>
-              <m:r>
-                <w:rPr>
-                  <w:rFonts w:ascii="Cambria Math" w:eastAsia="標楷體" w:hAnsi="Cambria Math"/>
-                </w:rPr>
-                <m:t>1</m:t>
-              </m:r>
-            </m:sub>
-          </m:sSub>
-          <m:r>
-            <w:rPr>
-              <w:rFonts w:ascii="Cambria Math" w:eastAsia="標楷體" w:hAnsi="Cambria Math"/>
-            </w:rPr>
-            <m:t>+</m:t>
-          </m:r>
-          <m:sSub>
-            <m:sSubPr>
-              <m:ctrlPr>
-                <w:rPr>
-                  <w:rFonts w:ascii="Cambria Math" w:eastAsia="標楷體" w:hAnsi="Cambria Math"/>
-                </w:rPr>
-              </m:ctrlPr>
-            </m:sSubPr>
-            <m:e>
-              <m:r>
-                <w:rPr>
-                  <w:rFonts w:ascii="Cambria Math" w:eastAsia="標楷體" w:hAnsi="Cambria Math"/>
-                </w:rPr>
-                <m:t>d</m:t>
-              </m:r>
-            </m:e>
-            <m:sub>
-              <m:r>
-                <w:rPr>
-                  <w:rFonts w:ascii="Cambria Math" w:eastAsia="標楷體" w:hAnsi="Cambria Math"/>
-                </w:rPr>
-                <m:t>2</m:t>
-              </m:r>
-            </m:sub>
-          </m:sSub>
-          <m:sSub>
-            <m:sSubPr>
-              <m:ctrlPr>
-                <w:rPr>
-                  <w:rFonts w:ascii="Cambria Math" w:eastAsia="標楷體" w:hAnsi="Cambria Math"/>
-                </w:rPr>
-              </m:ctrlPr>
-            </m:sSubPr>
-            <m:e>
-              <m:r>
-                <w:rPr>
-                  <w:rFonts w:ascii="Cambria Math" w:eastAsia="標楷體" w:hAnsi="Cambria Math"/>
-                </w:rPr>
-                <m:t>w</m:t>
-              </m:r>
-            </m:e>
-            <m:sub>
-              <m:r>
-                <w:rPr>
-                  <w:rFonts w:ascii="Cambria Math" w:eastAsia="標楷體" w:hAnsi="Cambria Math"/>
-                </w:rPr>
-                <m:t>2</m:t>
-              </m:r>
-            </m:sub>
-          </m:sSub>
-          <m:r>
-            <w:rPr>
-              <w:rFonts w:ascii="Cambria Math" w:eastAsia="標楷體" w:hAnsi="Cambria Math"/>
-            </w:rPr>
-            <m:t>+</m:t>
-          </m:r>
-          <m:sSub>
-            <m:sSubPr>
-              <m:ctrlPr>
-                <w:rPr>
-                  <w:rFonts w:ascii="Cambria Math" w:eastAsia="標楷體" w:hAnsi="Cambria Math"/>
-                </w:rPr>
-              </m:ctrlPr>
-            </m:sSubPr>
-            <m:e>
-              <m:r>
-                <w:rPr>
-                  <w:rFonts w:ascii="Cambria Math" w:eastAsia="標楷體" w:hAnsi="Cambria Math"/>
-                </w:rPr>
-                <m:t>d</m:t>
-              </m:r>
-            </m:e>
-            <m:sub>
-              <m:r>
-                <w:rPr>
-                  <w:rFonts w:ascii="Cambria Math" w:eastAsia="標楷體" w:hAnsi="Cambria Math"/>
-                </w:rPr>
-                <m:t>3</m:t>
-              </m:r>
-            </m:sub>
-          </m:sSub>
-          <m:sSub>
-            <m:sSubPr>
-              <m:ctrlPr>
-                <w:rPr>
-                  <w:rFonts w:ascii="Cambria Math" w:eastAsia="標楷體" w:hAnsi="Cambria Math"/>
-                </w:rPr>
-              </m:ctrlPr>
-            </m:sSubPr>
-            <m:e>
-              <m:r>
-                <w:rPr>
-                  <w:rFonts w:ascii="Cambria Math" w:eastAsia="標楷體" w:hAnsi="Cambria Math"/>
-                </w:rPr>
-                <m:t>w</m:t>
-              </m:r>
-            </m:e>
-            <m:sub>
-              <m:r>
-                <w:rPr>
-                  <w:rFonts w:ascii="Cambria Math" w:eastAsia="標楷體" w:hAnsi="Cambria Math"/>
-                </w:rPr>
-                <m:t>3</m:t>
-              </m:r>
-            </m:sub>
-          </m:sSub>
-        </m:oMath>
-      </m:oMathPara>
-    </w:p>
-    <w:p>
-      <w:pPr>
-        <w:ind w:left="480"/>
-        <w:rPr>
-          <w:rFonts w:ascii="標楷體" w:eastAsia="標楷體" w:hAnsi="標楷體"/>
-        </w:rPr>
-      </w:pPr>
-      <w:r>
-        <w:rPr>
-          <w:rFonts w:ascii="標楷體" w:eastAsia="標楷體" w:hAnsi="標楷體"/>
-        </w:rPr>
-        <w:t>其中：</w:t>
-      </w:r>
-    </w:p>
-    <w:p>
-      <w:pPr>
-        <w:numPr>
-          <w:ilvl w:val="0"/>
-          <w:numId w:val="22"/>
-        </w:numPr>
-        <w:rPr>
-          <w:rFonts w:ascii="標楷體" w:eastAsia="標楷體" w:hAnsi="標楷體"/>
-        </w:rPr>
-      </w:pPr>
-      <m:oMath>
-        <m:sSub>
-          <m:sSubPr>
-            <m:ctrlPr>
-              <w:rPr>
-                <w:rFonts w:ascii="Cambria Math" w:eastAsia="標楷體" w:hAnsi="Cambria Math"/>
-              </w:rPr>
-            </m:ctrlPr>
-          </m:sSubPr>
-          <m:e>
-            <m:r>
-              <w:rPr>
-                <w:rFonts w:ascii="Cambria Math" w:eastAsia="標楷體" w:hAnsi="Cambria Math"/>
-              </w:rPr>
-              <m:t>d</m:t>
-            </m:r>
-          </m:e>
-          <m:sub>
-            <m:r>
-              <w:rPr>
-                <w:rFonts w:ascii="Cambria Math" w:eastAsia="標楷體" w:hAnsi="Cambria Math"/>
-              </w:rPr>
-              <m:t>i</m:t>
-            </m:r>
-          </m:sub>
-        </m:sSub>
-      </m:oMath>
-      <w:r>
-        <w:rPr>
-          <w:rFonts w:ascii="標楷體" w:eastAsia="標楷體" w:hAnsi="標楷體"/>
-        </w:rPr>
-        <w:t xml:space="preserve">：特徵誤差 </w:t>
-      </w:r>
-    </w:p>
-    <w:p>
-      <w:pPr>
-        <w:numPr>
-          <w:ilvl w:val="0"/>
-          <w:numId w:val="22"/>
-        </w:numPr>
-        <w:rPr>
-          <w:rFonts w:ascii="標楷體" w:eastAsia="標楷體" w:hAnsi="標楷體"/>
-        </w:rPr>
-      </w:pPr>
-      <m:oMath>
-        <m:sSub>
-          <m:sSubPr>
-            <m:ctrlPr>
-              <w:rPr>
-                <w:rFonts w:ascii="Cambria Math" w:eastAsia="標楷體" w:hAnsi="Cambria Math"/>
-              </w:rPr>
-            </m:ctrlPr>
-          </m:sSubPr>
-          <m:e>
-            <m:r>
-              <w:rPr>
-                <w:rFonts w:ascii="Cambria Math" w:eastAsia="標楷體" w:hAnsi="Cambria Math"/>
-              </w:rPr>
-              <m:t>w</m:t>
-            </m:r>
-          </m:e>
-          <m:sub>
-            <m:r>
-              <w:rPr>
-                <w:rFonts w:ascii="Cambria Math" w:eastAsia="標楷體" w:hAnsi="Cambria Math"/>
-              </w:rPr>
-              <m:t>i</m:t>
-            </m:r>
-          </m:sub>
-        </m:sSub>
-      </m:oMath>
-      <w:r>
-        <w:rPr>
-          <w:rFonts w:ascii="標楷體" w:eastAsia="標楷體" w:hAnsi="標楷體"/>
-        </w:rPr>
-        <w:t xml:space="preserve">：特徵權重 </w:t>
-      </w:r>
-    </w:p>
-    <w:p>
-      <w:pPr>
-        <w:ind w:left="480"/>
-        <w:rPr>
-          <w:rFonts w:ascii="標楷體" w:eastAsia="標楷體" w:hAnsi="標楷體"/>
-        </w:rPr>
-      </w:pPr>
-    </w:p>
-    <w:p>
-      <w:pPr>
-        <w:ind w:left="360"/>
-        <w:rPr>
-          <w:rFonts w:ascii="標楷體" w:eastAsia="標楷體" w:hAnsi="標楷體"/>
-        </w:rPr>
-      </w:pPr>
-      <w:r>
-        <w:rPr>
-          <w:rFonts w:ascii="標楷體" w:eastAsia="標楷體" w:hAnsi="標楷體"/>
-        </w:rPr>
-        <w:t>每</w:t>
-      </w:r>
-      <w:proofErr w:type="gramStart"/>
-      <w:r>
-        <w:rPr>
-          <w:rFonts w:ascii="標楷體" w:eastAsia="標楷體" w:hAnsi="標楷體"/>
-        </w:rPr>
-        <w:t>個</w:t>
-      </w:r>
-      <w:proofErr w:type="gramEnd"/>
-      <w:r>
-        <w:rPr>
-          <w:rFonts w:ascii="Times New Roman" w:eastAsia="標楷體" w:hAnsi="Times New Roman" w:cs="Times New Roman"/>
-        </w:rPr>
-        <w:t xml:space="preserve"> DTW</w:t>
-      </w:r>
-      <w:r>
-        <w:rPr>
-          <w:rFonts w:ascii="標楷體" w:eastAsia="標楷體" w:hAnsi="標楷體"/>
-        </w:rPr>
-        <w:t xml:space="preserve"> 對齊點之分數定義為：</w:t>
-      </w:r>
-    </w:p>
-    <w:p>
-      <w:pPr>
-        <w:ind w:left="360"/>
-        <w:rPr>
-          <w:rFonts w:ascii="標楷體" w:eastAsia="標楷體" w:hAnsi="標楷體"/>
-        </w:rPr>
-      </w:pPr>
-      <m:oMathPara>
-        <m:oMath>
-          <m:r>
-            <w:rPr>
-              <w:rFonts w:ascii="Cambria Math" w:eastAsia="標楷體" w:hAnsi="Cambria Math"/>
-            </w:rPr>
+            <w:lastRenderedPageBreak/>
             <m:t>Scor</m:t>
           </m:r>
           <m:sSub>
@@ -5568,13 +4824,24 @@
         <w:rPr>
           <w:rFonts w:ascii="標楷體" w:eastAsia="標楷體" w:hAnsi="標楷體"/>
         </w:rPr>
-        <w:lastRenderedPageBreak/>
-        <w:t xml:space="preserve">分數越接近 100 </w:t>
-      </w:r>
-    </w:p>
-    <w:p>
-      <w:pPr>
-        <w:ind w:left="360"/>
+        <w:t>分數越接近</w:t>
+      </w:r>
+      <w:r>
+        <w:rPr>
+          <w:rFonts w:ascii="Times New Roman" w:eastAsia="標楷體" w:hAnsi="Times New Roman" w:cs="Times New Roman"/>
+        </w:rPr>
+        <w:t xml:space="preserve"> 100</w:t>
+      </w:r>
+      <w:r>
+        <w:rPr>
+          <w:rFonts w:ascii="標楷體" w:eastAsia="標楷體" w:hAnsi="標楷體"/>
+        </w:rPr>
+        <w:t xml:space="preserve"> </w:t>
+      </w:r>
+    </w:p>
+    <w:p>
+      <w:pPr>
+        <w:ind w:left="840" w:firstLine="120"/>
         <w:rPr>
           <w:rFonts w:ascii="標楷體" w:eastAsia="標楷體" w:hAnsi="標楷體"/>
         </w:rPr>
@@ -5595,7 +4862,7 @@
     </w:p>
     <w:p>
       <w:pPr>
-        <w:ind w:firstLine="360"/>
+        <w:ind w:left="960"/>
         <w:rPr>
           <w:rFonts w:ascii="標楷體" w:eastAsia="標楷體" w:hAnsi="標楷體"/>
         </w:rPr>
@@ -5681,89 +4948,7 @@
     </w:p>
     <w:p>
       <w:pPr>
-        <w:ind w:left="360"/>
-        <w:rPr>
-          <w:rFonts w:ascii="標楷體" w:eastAsia="標楷體" w:hAnsi="標楷體"/>
-        </w:rPr>
-      </w:pPr>
-      <w:r>
-        <w:rPr>
-          <w:rFonts w:ascii="標楷體" w:eastAsia="標楷體" w:hAnsi="標楷體"/>
-        </w:rPr>
-        <w:t>則：</w:t>
-      </w:r>
-    </w:p>
-    <w:p>
-      <w:pPr>
-        <w:ind w:left="360"/>
-        <w:rPr>
-          <w:rFonts w:ascii="標楷體" w:eastAsia="標楷體" w:hAnsi="標楷體"/>
-        </w:rPr>
-      </w:pPr>
-      <m:oMathPara>
-        <m:oMath>
-          <m:sSup>
-            <m:sSupPr>
-              <m:ctrlPr>
-                <w:rPr>
-                  <w:rFonts w:ascii="Cambria Math" w:eastAsia="標楷體" w:hAnsi="Cambria Math"/>
-                </w:rPr>
-              </m:ctrlPr>
-            </m:sSupPr>
-            <m:e>
-              <m:r>
-                <w:rPr>
-                  <w:rFonts w:ascii="Cambria Math" w:eastAsia="標楷體" w:hAnsi="Cambria Math"/>
-                </w:rPr>
-                <m:t>S</m:t>
-              </m:r>
-            </m:e>
-            <m:sup>
-              <m:r>
-                <m:rPr>
-                  <m:sty m:val="p"/>
-                </m:rPr>
-                <w:rPr>
-                  <w:rFonts w:ascii="Cambria Math" w:eastAsia="標楷體" w:hAnsi="Cambria Math"/>
-                </w:rPr>
-                <m:t>'</m:t>
-              </m:r>
-            </m:sup>
-          </m:sSup>
-          <m:r>
-            <w:rPr>
-              <w:rFonts w:ascii="Cambria Math" w:eastAsia="標楷體" w:hAnsi="Cambria Math"/>
-            </w:rPr>
-            <m:t>=S[0.05n:0.95n]</m:t>
-          </m:r>
-        </m:oMath>
-      </m:oMathPara>
-    </w:p>
-    <w:p>
-      <w:pPr>
-        <w:ind w:left="360"/>
-        <w:rPr>
-          <w:rFonts w:ascii="標楷體" w:eastAsia="標楷體" w:hAnsi="標楷體"/>
-        </w:rPr>
-      </w:pPr>
-      <w:r>
-        <w:rPr>
-          <w:rFonts w:ascii="標楷體" w:eastAsia="標楷體" w:hAnsi="標楷體"/>
-        </w:rPr>
-        <w:t>可降低時間邊界誤差。</w:t>
-      </w:r>
-    </w:p>
-    <w:p>
-      <w:pPr>
-        <w:ind w:left="360"/>
-        <w:rPr>
-          <w:rFonts w:ascii="標楷體" w:eastAsia="標楷體" w:hAnsi="標楷體"/>
-        </w:rPr>
-      </w:pPr>
-    </w:p>
-    <w:p>
-      <w:pPr>
-        <w:ind w:left="360"/>
+        <w:ind w:left="840" w:firstLine="120"/>
         <w:rPr>
           <w:rFonts w:ascii="標楷體" w:eastAsia="標楷體" w:hAnsi="標楷體"/>
         </w:rPr>
@@ -5807,17 +4992,10 @@
       </w:pPr>
       <w:r>
         <w:rPr>
-          <w:rFonts w:ascii="標楷體" w:eastAsia="標楷體" w:hAnsi="標楷體"/>
+          <w:rFonts w:ascii="Times New Roman" w:eastAsia="標楷體" w:hAnsi="Times New Roman" w:cs="Times New Roman"/>
           <w:i/>
         </w:rPr>
-        <w:t>Mean</w:t>
-      </w:r>
-      <w:r>
-        <w:rPr>
-          <w:rFonts w:ascii="標楷體" w:eastAsia="標楷體" w:hAnsi="標楷體" w:hint="eastAsia"/>
-          <w:i/>
-        </w:rPr>
-        <w:t xml:space="preserve"> </w:t>
+        <w:t xml:space="preserve">Mean </w:t>
       </w:r>
       <w:r>
         <w:rPr>
@@ -5840,17 +5018,10 @@
       </w:pPr>
       <w:r>
         <w:rPr>
-          <w:rFonts w:ascii="標楷體" w:eastAsia="標楷體" w:hAnsi="標楷體"/>
+          <w:rFonts w:ascii="Times New Roman" w:eastAsia="標楷體" w:hAnsi="Times New Roman" w:cs="Times New Roman"/>
           <w:i/>
         </w:rPr>
-        <w:t>P50</w:t>
-      </w:r>
-      <w:r>
-        <w:rPr>
-          <w:rFonts w:ascii="標楷體" w:eastAsia="標楷體" w:hAnsi="標楷體" w:hint="eastAsia"/>
-          <w:i/>
-        </w:rPr>
-        <w:t xml:space="preserve"> </w:t>
+        <w:t xml:space="preserve">P50 </w:t>
       </w:r>
       <w:r>
         <w:rPr>
@@ -5873,17 +5044,10 @@
       </w:pPr>
       <w:r>
         <w:rPr>
-          <w:rFonts w:ascii="標楷體" w:eastAsia="標楷體" w:hAnsi="標楷體"/>
+          <w:rFonts w:ascii="Times New Roman" w:eastAsia="標楷體" w:hAnsi="Times New Roman" w:cs="Times New Roman"/>
           <w:i/>
         </w:rPr>
-        <w:t>P25</w:t>
-      </w:r>
-      <w:r>
-        <w:rPr>
-          <w:rFonts w:ascii="標楷體" w:eastAsia="標楷體" w:hAnsi="標楷體" w:hint="eastAsia"/>
-          <w:i/>
-        </w:rPr>
-        <w:t xml:space="preserve"> </w:t>
+        <w:t xml:space="preserve">P25 </w:t>
       </w:r>
       <w:r>
         <w:rPr>
@@ -5906,7 +5070,7 @@
       </w:pPr>
       <w:r>
         <w:rPr>
-          <w:rFonts w:ascii="標楷體" w:eastAsia="標楷體" w:hAnsi="標楷體"/>
+          <w:rFonts w:ascii="Times New Roman" w:eastAsia="標楷體" w:hAnsi="Times New Roman" w:cs="Times New Roman"/>
           <w:i/>
         </w:rPr>
         <w:t>Worst</w:t>
@@ -5947,30 +5111,16 @@
     </w:p>
     <w:p>
       <w:pPr>
-        <w:ind w:left="360"/>
-        <w:rPr>
-          <w:rFonts w:ascii="標楷體" w:eastAsia="標楷體" w:hAnsi="標楷體"/>
-        </w:rPr>
-      </w:pPr>
-      <w:r>
-        <w:rPr>
-          <w:rFonts w:ascii="標楷體" w:eastAsia="標楷體" w:hAnsi="標楷體"/>
-        </w:rPr>
-        <w:t>為提升分數</w:t>
-      </w:r>
-      <w:proofErr w:type="gramStart"/>
-      <w:r>
-        <w:rPr>
-          <w:rFonts w:ascii="標楷體" w:eastAsia="標楷體" w:hAnsi="標楷體"/>
-        </w:rPr>
-        <w:t>區辨性</w:t>
-      </w:r>
-      <w:proofErr w:type="gramEnd"/>
-      <w:r>
-        <w:rPr>
-          <w:rFonts w:ascii="標楷體" w:eastAsia="標楷體" w:hAnsi="標楷體"/>
-        </w:rPr>
-        <w:t>：</w:t>
+        <w:ind w:left="840" w:firstLine="120"/>
+        <w:rPr>
+          <w:rFonts w:ascii="標楷體" w:eastAsia="標楷體" w:hAnsi="標楷體"/>
+        </w:rPr>
+      </w:pPr>
+      <w:r>
+        <w:rPr>
+          <w:rFonts w:ascii="標楷體" w:eastAsia="標楷體" w:hAnsi="標楷體"/>
+        </w:rPr>
+        <w:t>為提升分數區辨性：</w:t>
       </w:r>
     </w:p>
     <w:p>
@@ -5993,7 +5143,7 @@
     </w:p>
     <w:p>
       <w:pPr>
-        <w:ind w:left="360"/>
+        <w:ind w:left="840" w:firstLine="120"/>
         <w:rPr>
           <w:rFonts w:ascii="標楷體" w:eastAsia="標楷體" w:hAnsi="標楷體"/>
         </w:rPr>
@@ -6025,7 +5175,7 @@
     </w:p>
     <w:p>
       <w:pPr>
-        <w:ind w:left="360"/>
+        <w:ind w:left="720" w:firstLine="240"/>
         <w:rPr>
           <w:rFonts w:ascii="標楷體" w:eastAsia="標楷體" w:hAnsi="標楷體"/>
         </w:rPr>
@@ -6063,48 +5213,92 @@
     </w:p>
     <w:p>
       <w:pPr>
+        <w:pStyle w:val="a9"/>
+        <w:numPr>
+          <w:ilvl w:val="0"/>
+          <w:numId w:val="32"/>
+        </w:numPr>
+        <w:rPr>
+          <w:rFonts w:ascii="標楷體" w:eastAsia="標楷體" w:hAnsi="標楷體"/>
+        </w:rPr>
+      </w:pPr>
+      <w:r>
+        <w:rPr>
+          <w:rFonts w:ascii="標楷體" w:eastAsia="標楷體" w:hAnsi="標楷體"/>
+        </w:rPr>
+        <w:t>低品質扣分</w:t>
+      </w:r>
+    </w:p>
+    <w:p>
+      <w:pPr>
+        <w:ind w:left="840" w:firstLine="120"/>
+        <w:rPr>
+          <w:rFonts w:ascii="標楷體" w:eastAsia="標楷體" w:hAnsi="標楷體"/>
+        </w:rPr>
+      </w:pPr>
+      <w:r>
+        <w:rPr>
+          <w:rFonts w:ascii="標楷體" w:eastAsia="標楷體" w:hAnsi="標楷體"/>
+        </w:rPr>
+        <w:t>避免局部嚴重錯誤被平均值掩蓋。</w:t>
+      </w:r>
+    </w:p>
+    <w:p>
+      <w:pPr>
         <w:ind w:left="360"/>
         <w:rPr>
           <w:rFonts w:ascii="標楷體" w:eastAsia="標楷體" w:hAnsi="標楷體"/>
         </w:rPr>
       </w:pPr>
-      <w:r>
-        <w:rPr>
-          <w:rFonts w:ascii="標楷體" w:eastAsia="標楷體" w:hAnsi="標楷體"/>
-        </w:rPr>
-        <w:t>若：</w:t>
-      </w:r>
-    </w:p>
-    <w:p>
-      <w:pPr>
-        <w:ind w:left="360"/>
-        <w:rPr>
-          <w:rFonts w:ascii="標楷體" w:eastAsia="標楷體" w:hAnsi="標楷體"/>
-        </w:rPr>
-      </w:pPr>
-      <m:oMathPara>
-        <m:oMath>
-          <m:r>
-            <w:rPr>
-              <w:rFonts w:ascii="Cambria Math" w:eastAsia="標楷體" w:hAnsi="Cambria Math"/>
-            </w:rPr>
-            <m:t>Mean&gt;85</m:t>
-          </m:r>
-        </m:oMath>
-      </m:oMathPara>
-    </w:p>
-    <w:p>
-      <w:pPr>
-        <w:ind w:left="360"/>
-        <w:rPr>
-          <w:rFonts w:ascii="標楷體" w:eastAsia="標楷體" w:hAnsi="標楷體"/>
-        </w:rPr>
-      </w:pPr>
-      <w:r>
-        <w:rPr>
-          <w:rFonts w:ascii="標楷體" w:eastAsia="標楷體" w:hAnsi="標楷體"/>
-        </w:rPr>
-        <w:t>則：</w:t>
+    </w:p>
+    <w:p>
+      <w:pPr>
+        <w:ind w:left="720" w:firstLine="240"/>
+        <w:rPr>
+          <w:rFonts w:ascii="標楷體" w:eastAsia="標楷體" w:hAnsi="標楷體"/>
+        </w:rPr>
+      </w:pPr>
+      <w:r>
+        <w:rPr>
+          <w:rFonts w:ascii="標楷體" w:eastAsia="標楷體" w:hAnsi="標楷體"/>
+        </w:rPr>
+        <w:t xml:space="preserve">結合 </w:t>
+      </w:r>
+      <w:r>
+        <w:rPr>
+          <w:rFonts w:ascii="Times New Roman" w:eastAsia="標楷體" w:hAnsi="Times New Roman" w:cs="Times New Roman"/>
+        </w:rPr>
+        <w:t xml:space="preserve">AI </w:t>
+      </w:r>
+      <w:r>
+        <w:rPr>
+          <w:rFonts w:ascii="標楷體" w:eastAsia="標楷體" w:hAnsi="標楷體"/>
+        </w:rPr>
+        <w:t>教練分析</w:t>
+      </w:r>
+      <w:r>
+        <w:rPr>
+          <w:rFonts w:ascii="標楷體" w:eastAsia="標楷體" w:hAnsi="標楷體" w:hint="eastAsia"/>
+        </w:rPr>
+        <w:t>，</w:t>
+      </w:r>
+      <w:r>
+        <w:rPr>
+          <w:rFonts w:ascii="標楷體" w:eastAsia="標楷體" w:hAnsi="標楷體"/>
+        </w:rPr>
+        <w:t xml:space="preserve">若特定階段誤差過大，則產生 </w:t>
+      </w:r>
+      <w:r>
+        <w:rPr>
+          <w:rFonts w:ascii="Times New Roman" w:eastAsia="標楷體" w:hAnsi="Times New Roman" w:cs="Times New Roman"/>
+        </w:rPr>
+        <w:t>penalty</w:t>
+      </w:r>
+      <w:r>
+        <w:rPr>
+          <w:rFonts w:ascii="標楷體" w:eastAsia="標楷體" w:hAnsi="標楷體"/>
+        </w:rPr>
+        <w:t>：</w:t>
       </w:r>
     </w:p>
     <w:p>
@@ -6121,230 +5315,6 @@
               <w:rFonts w:ascii="Cambria Math" w:eastAsia="標楷體" w:hAnsi="Cambria Math"/>
             </w:rPr>
             <w:lastRenderedPageBreak/>
-            <m:t>FinalScore+5</m:t>
-          </m:r>
-        </m:oMath>
-      </m:oMathPara>
-    </w:p>
-    <w:p>
-      <w:pPr>
-        <w:ind w:left="360"/>
-        <w:rPr>
-          <w:rFonts w:ascii="標楷體" w:eastAsia="標楷體" w:hAnsi="標楷體"/>
-        </w:rPr>
-      </w:pPr>
-      <w:r>
-        <w:rPr>
-          <w:rFonts w:ascii="標楷體" w:eastAsia="標楷體" w:hAnsi="標楷體"/>
-        </w:rPr>
-        <w:t>若：</w:t>
-      </w:r>
-    </w:p>
-    <w:p>
-      <w:pPr>
-        <w:ind w:left="360"/>
-        <w:rPr>
-          <w:rFonts w:ascii="標楷體" w:eastAsia="標楷體" w:hAnsi="標楷體"/>
-        </w:rPr>
-      </w:pPr>
-      <m:oMathPara>
-        <m:oMath>
-          <m:r>
-            <w:rPr>
-              <w:rFonts w:ascii="Cambria Math" w:eastAsia="標楷體" w:hAnsi="Cambria Math"/>
-            </w:rPr>
-            <m:t>Mean&gt;75</m:t>
-          </m:r>
-        </m:oMath>
-      </m:oMathPara>
-    </w:p>
-    <w:p>
-      <w:pPr>
-        <w:ind w:left="360"/>
-        <w:rPr>
-          <w:rFonts w:ascii="標楷體" w:eastAsia="標楷體" w:hAnsi="標楷體"/>
-        </w:rPr>
-      </w:pPr>
-      <w:r>
-        <w:rPr>
-          <w:rFonts w:ascii="標楷體" w:eastAsia="標楷體" w:hAnsi="標楷體"/>
-        </w:rPr>
-        <w:t>則：</w:t>
-      </w:r>
-    </w:p>
-    <w:p>
-      <w:pPr>
-        <w:ind w:left="360"/>
-        <w:rPr>
-          <w:rFonts w:ascii="標楷體" w:eastAsia="標楷體" w:hAnsi="標楷體"/>
-        </w:rPr>
-      </w:pPr>
-      <m:oMathPara>
-        <m:oMath>
-          <m:r>
-            <w:rPr>
-              <w:rFonts w:ascii="Cambria Math" w:eastAsia="標楷體" w:hAnsi="Cambria Math"/>
-            </w:rPr>
-            <m:t>FinalScore+1</m:t>
-          </m:r>
-        </m:oMath>
-      </m:oMathPara>
-    </w:p>
-    <w:p>
-      <w:pPr>
-        <w:pStyle w:val="a9"/>
-        <w:numPr>
-          <w:ilvl w:val="0"/>
-          <w:numId w:val="32"/>
-        </w:numPr>
-        <w:rPr>
-          <w:rFonts w:ascii="標楷體" w:eastAsia="標楷體" w:hAnsi="標楷體"/>
-        </w:rPr>
-      </w:pPr>
-      <w:r>
-        <w:rPr>
-          <w:rFonts w:ascii="標楷體" w:eastAsia="標楷體" w:hAnsi="標楷體"/>
-        </w:rPr>
-        <w:t>低品質扣分</w:t>
-      </w:r>
-    </w:p>
-    <w:p>
-      <w:pPr>
-        <w:ind w:left="360"/>
-        <w:rPr>
-          <w:rFonts w:ascii="標楷體" w:eastAsia="標楷體" w:hAnsi="標楷體"/>
-        </w:rPr>
-      </w:pPr>
-      <w:r>
-        <w:rPr>
-          <w:rFonts w:ascii="標楷體" w:eastAsia="標楷體" w:hAnsi="標楷體"/>
-        </w:rPr>
-        <w:t>若：</w:t>
-      </w:r>
-    </w:p>
-    <w:p>
-      <w:pPr>
-        <w:ind w:left="360"/>
-        <w:rPr>
-          <w:rFonts w:ascii="標楷體" w:eastAsia="標楷體" w:hAnsi="標楷體"/>
-        </w:rPr>
-      </w:pPr>
-      <m:oMathPara>
-        <m:oMath>
-          <m:r>
-            <w:rPr>
-              <w:rFonts w:ascii="Cambria Math" w:eastAsia="標楷體" w:hAnsi="Cambria Math"/>
-            </w:rPr>
-            <m:t>Worst&lt;40</m:t>
-          </m:r>
-        </m:oMath>
-      </m:oMathPara>
-    </w:p>
-    <w:p>
-      <w:pPr>
-        <w:ind w:left="360"/>
-        <w:rPr>
-          <w:rFonts w:ascii="標楷體" w:eastAsia="標楷體" w:hAnsi="標楷體"/>
-        </w:rPr>
-      </w:pPr>
-      <w:r>
-        <w:rPr>
-          <w:rFonts w:ascii="標楷體" w:eastAsia="標楷體" w:hAnsi="標楷體"/>
-        </w:rPr>
-        <w:t>則：</w:t>
-      </w:r>
-    </w:p>
-    <w:p>
-      <w:pPr>
-        <w:ind w:left="360"/>
-        <w:rPr>
-          <w:rFonts w:ascii="標楷體" w:eastAsia="標楷體" w:hAnsi="標楷體"/>
-        </w:rPr>
-      </w:pPr>
-      <m:oMathPara>
-        <m:oMath>
-          <m:r>
-            <w:rPr>
-              <w:rFonts w:ascii="Cambria Math" w:eastAsia="標楷體" w:hAnsi="Cambria Math"/>
-            </w:rPr>
-            <m:t>FinalScore-5</m:t>
-          </m:r>
-        </m:oMath>
-      </m:oMathPara>
-    </w:p>
-    <w:p>
-      <w:pPr>
-        <w:ind w:left="360"/>
-        <w:rPr>
-          <w:rFonts w:ascii="標楷體" w:eastAsia="標楷體" w:hAnsi="標楷體"/>
-        </w:rPr>
-      </w:pPr>
-      <w:r>
-        <w:rPr>
-          <w:rFonts w:ascii="標楷體" w:eastAsia="標楷體" w:hAnsi="標楷體"/>
-        </w:rPr>
-        <w:t>避免局部嚴重錯誤被平均值掩蓋。</w:t>
-      </w:r>
-    </w:p>
-    <w:p>
-      <w:pPr>
-        <w:ind w:left="360"/>
-        <w:rPr>
-          <w:rFonts w:ascii="標楷體" w:eastAsia="標楷體" w:hAnsi="標楷體"/>
-        </w:rPr>
-      </w:pPr>
-    </w:p>
-    <w:p>
-      <w:pPr>
-        <w:ind w:left="360"/>
-        <w:rPr>
-          <w:rFonts w:ascii="標楷體" w:eastAsia="標楷體" w:hAnsi="標楷體"/>
-        </w:rPr>
-      </w:pPr>
-      <w:r>
-        <w:rPr>
-          <w:rFonts w:ascii="標楷體" w:eastAsia="標楷體" w:hAnsi="標楷體"/>
-        </w:rPr>
-        <w:t xml:space="preserve">結合 </w:t>
-      </w:r>
-      <w:r>
-        <w:rPr>
-          <w:rFonts w:ascii="Times New Roman" w:eastAsia="標楷體" w:hAnsi="Times New Roman" w:cs="Times New Roman"/>
-        </w:rPr>
-        <w:t xml:space="preserve">AI </w:t>
-      </w:r>
-      <w:r>
-        <w:rPr>
-          <w:rFonts w:ascii="標楷體" w:eastAsia="標楷體" w:hAnsi="標楷體"/>
-        </w:rPr>
-        <w:t>教練分析</w:t>
-      </w:r>
-      <w:r>
-        <w:rPr>
-          <w:rFonts w:ascii="標楷體" w:eastAsia="標楷體" w:hAnsi="標楷體" w:hint="eastAsia"/>
-        </w:rPr>
-        <w:t>，</w:t>
-      </w:r>
-      <w:r>
-        <w:rPr>
-          <w:rFonts w:ascii="標楷體" w:eastAsia="標楷體" w:hAnsi="標楷體"/>
-        </w:rPr>
-        <w:t>若特定階段誤差過大，則產生 penalty：</w:t>
-      </w:r>
-    </w:p>
-    <w:p>
-      <w:pPr>
-        <w:ind w:left="360"/>
-        <w:rPr>
-          <w:rFonts w:ascii="標楷體" w:eastAsia="標楷體" w:hAnsi="標楷體"/>
-        </w:rPr>
-      </w:pPr>
-      <m:oMathPara>
-        <m:oMath>
-          <m:r>
-            <w:rPr>
-              <w:rFonts w:ascii="Cambria Math" w:eastAsia="標楷體" w:hAnsi="Cambria Math"/>
-            </w:rPr>
             <m:t>FinalScore=FinalScore-Penalty</m:t>
           </m:r>
         </m:oMath>
@@ -6352,7 +5322,7 @@
     </w:p>
     <w:p>
       <w:pPr>
-        <w:ind w:left="360"/>
+        <w:ind w:left="840" w:firstLine="120"/>
         <w:rPr>
           <w:rFonts w:ascii="標楷體" w:eastAsia="標楷體" w:hAnsi="標楷體"/>
         </w:rPr>
@@ -6384,97 +5354,111 @@
     </w:p>
     <w:p>
       <w:pPr>
+        <w:ind w:left="840" w:firstLine="120"/>
+        <w:rPr>
+          <w:rFonts w:ascii="標楷體" w:eastAsia="標楷體" w:hAnsi="標楷體"/>
+        </w:rPr>
+      </w:pPr>
+      <w:r>
+        <w:rPr>
+          <w:rFonts w:ascii="標楷體" w:eastAsia="標楷體" w:hAnsi="標楷體"/>
+        </w:rPr>
+        <w:t>之間。</w:t>
+      </w:r>
+    </w:p>
+    <w:p>
+      <w:pPr>
         <w:ind w:left="360"/>
         <w:rPr>
           <w:rFonts w:ascii="標楷體" w:eastAsia="標楷體" w:hAnsi="標楷體"/>
         </w:rPr>
       </w:pPr>
-      <w:r>
-        <w:rPr>
-          <w:rFonts w:ascii="標楷體" w:eastAsia="標楷體" w:hAnsi="標楷體"/>
-        </w:rPr>
-        <w:t>之間。</w:t>
-      </w:r>
-    </w:p>
-    <w:p>
-      <w:pPr>
-        <w:ind w:left="360"/>
-        <w:rPr>
-          <w:rFonts w:ascii="標楷體" w:eastAsia="標楷體" w:hAnsi="標楷體"/>
-        </w:rPr>
-      </w:pPr>
     </w:p>
     <w:p>
       <w:pPr>
         <w:ind w:firstLine="480"/>
         <w:rPr>
           <w:rFonts w:ascii="標楷體" w:eastAsia="標楷體" w:hAnsi="標楷體"/>
-        </w:rPr>
-      </w:pPr>
+          <w:b/>
+          <w:bCs/>
+        </w:rPr>
+      </w:pPr>
+      <w:r>
+        <w:rPr>
+          <w:rFonts w:ascii="Times New Roman" w:eastAsia="標楷體" w:hAnsi="Times New Roman" w:cs="Times New Roman"/>
+          <w:b/>
+          <w:bCs/>
+        </w:rPr>
+        <w:t xml:space="preserve">3.2 </w:t>
+      </w:r>
+      <w:r>
+        <w:rPr>
+          <w:rFonts w:ascii="標楷體" w:eastAsia="標楷體" w:hAnsi="標楷體"/>
+          <w:b/>
+          <w:bCs/>
+        </w:rPr>
+        <w:t>骨架疊圖視覺化</w:t>
+      </w:r>
+    </w:p>
+    <w:p>
+      <w:pPr>
+        <w:ind w:left="960"/>
+        <w:rPr>
+          <w:rFonts w:ascii="標楷體" w:eastAsia="標楷體" w:hAnsi="標楷體"/>
+        </w:rPr>
+      </w:pPr>
+      <w:r>
+        <w:rPr>
+          <w:rFonts w:ascii="標楷體" w:eastAsia="標楷體" w:hAnsi="標楷體"/>
+        </w:rPr>
+        <w:t>本研究建立「人體空間正規化（</w:t>
+      </w:r>
+      <w:r>
+        <w:rPr>
+          <w:rFonts w:ascii="Times New Roman" w:eastAsia="標楷體" w:hAnsi="Times New Roman" w:cs="Times New Roman"/>
+        </w:rPr>
+        <w:t>Spatial Normalization</w:t>
+      </w:r>
+      <w:r>
+        <w:rPr>
+          <w:rFonts w:ascii="標楷體" w:eastAsia="標楷體" w:hAnsi="標楷體"/>
+        </w:rPr>
+        <w:t>）」演算法，</w:t>
+      </w:r>
+      <w:r>
+        <w:rPr>
+          <w:rFonts w:ascii="標楷體" w:eastAsia="標楷體" w:hAnsi="標楷體"/>
+        </w:rPr>
+        <w:t>使用左右髖部（</w:t>
+      </w:r>
+      <w:r>
+        <w:rPr>
+          <w:rFonts w:ascii="Times New Roman" w:eastAsia="標楷體" w:hAnsi="Times New Roman" w:cs="Times New Roman"/>
+        </w:rPr>
+        <w:t>Landmark 23</w:t>
+      </w:r>
+      <w:r>
+        <w:rPr>
+          <w:rFonts w:ascii="Times New Roman" w:eastAsia="標楷體" w:hAnsi="Times New Roman" w:cs="Times New Roman"/>
+        </w:rPr>
+        <w:t>、</w:t>
+      </w:r>
+      <w:r>
+        <w:rPr>
+          <w:rFonts w:ascii="Times New Roman" w:eastAsia="標楷體" w:hAnsi="Times New Roman" w:cs="Times New Roman"/>
+        </w:rPr>
+        <w:t>24</w:t>
+      </w:r>
+      <w:r>
+        <w:rPr>
+          <w:rFonts w:ascii="標楷體" w:eastAsia="標楷體" w:hAnsi="標楷體"/>
+        </w:rPr>
+        <w:t>）作為人體中心</w:t>
+      </w:r>
       <w:r>
         <w:rPr>
           <w:rFonts w:ascii="標楷體" w:eastAsia="標楷體" w:hAnsi="標楷體" w:hint="eastAsia"/>
         </w:rPr>
-        <w:t>2.</w:t>
-      </w:r>
-      <w:r>
-        <w:rPr>
-          <w:rFonts w:ascii="標楷體" w:eastAsia="標楷體" w:hAnsi="標楷體" w:hint="eastAsia"/>
-        </w:rPr>
-        <w:t xml:space="preserve"> </w:t>
-      </w:r>
-      <w:r>
-        <w:rPr>
-          <w:rFonts w:ascii="標楷體" w:eastAsia="標楷體" w:hAnsi="標楷體"/>
-        </w:rPr>
-        <w:t>本研究建立「人體空間正規化（</w:t>
-      </w:r>
-      <w:r>
-        <w:rPr>
-          <w:rFonts w:ascii="Times New Roman" w:eastAsia="標楷體" w:hAnsi="Times New Roman" w:cs="Times New Roman"/>
-        </w:rPr>
-        <w:t>Spatial Normalization</w:t>
-      </w:r>
-      <w:r>
-        <w:rPr>
-          <w:rFonts w:ascii="標楷體" w:eastAsia="標楷體" w:hAnsi="標楷體"/>
-        </w:rPr>
-        <w:t>）」演算法，</w:t>
-      </w:r>
-      <w:r>
-        <w:rPr>
-          <w:rFonts w:ascii="標楷體" w:eastAsia="標楷體" w:hAnsi="標楷體"/>
-        </w:rPr>
-        <w:t>使用左右髖部（</w:t>
-      </w:r>
-      <w:r>
-        <w:rPr>
-          <w:rFonts w:ascii="Times New Roman" w:eastAsia="標楷體" w:hAnsi="Times New Roman" w:cs="Times New Roman"/>
-        </w:rPr>
-        <w:t>Landmark 23</w:t>
-      </w:r>
-      <w:r>
-        <w:rPr>
-          <w:rFonts w:ascii="Times New Roman" w:eastAsia="標楷體" w:hAnsi="Times New Roman" w:cs="Times New Roman"/>
-        </w:rPr>
-        <w:t>、</w:t>
-      </w:r>
-      <w:r>
-        <w:rPr>
-          <w:rFonts w:ascii="Times New Roman" w:eastAsia="標楷體" w:hAnsi="Times New Roman" w:cs="Times New Roman"/>
-        </w:rPr>
-        <w:t>24</w:t>
-      </w:r>
-      <w:r>
-        <w:rPr>
-          <w:rFonts w:ascii="標楷體" w:eastAsia="標楷體" w:hAnsi="標楷體"/>
-        </w:rPr>
-        <w:t>）作為人體中心</w:t>
-      </w:r>
-      <w:r>
-        <w:rPr>
-          <w:rFonts w:ascii="標楷體" w:eastAsia="標楷體" w:hAnsi="標楷體" w:hint="eastAsia"/>
-        </w:rPr>
         <w:t>，</w:t>
       </w:r>
       <w:r>
@@ -6486,7 +5470,7 @@
     </w:p>
     <w:p>
       <w:pPr>
-        <w:ind w:firstLine="480"/>
+        <w:ind w:leftChars="200" w:left="480" w:firstLine="480"/>
         <w:rPr>
           <w:rFonts w:ascii="標楷體" w:eastAsia="標楷體" w:hAnsi="標楷體"/>
         </w:rPr>
@@ -6500,7 +5484,7 @@
     </w:p>
     <w:p>
       <w:pPr>
-        <w:ind w:firstLine="480"/>
+        <w:ind w:leftChars="200" w:left="480" w:firstLine="480"/>
         <w:rPr>
           <w:rFonts w:ascii="標楷體" w:eastAsia="標楷體" w:hAnsi="標楷體"/>
         </w:rPr>
@@ -6599,7 +5583,7 @@
     </w:p>
     <w:p>
       <w:pPr>
-        <w:ind w:firstLine="480"/>
+        <w:ind w:leftChars="200" w:left="480" w:firstLine="480"/>
         <w:rPr>
           <w:rFonts w:ascii="標楷體" w:eastAsia="標楷體" w:hAnsi="標楷體"/>
         </w:rPr>
@@ -6613,22 +5597,21 @@
     </w:p>
     <w:p>
       <w:pPr>
-        <w:ind w:firstLine="480"/>
-        <w:rPr>
-          <w:rFonts w:ascii="標楷體" w:eastAsia="標楷體" w:hAnsi="標楷體"/>
-        </w:rPr>
-      </w:pPr>
-      <w:r>
-        <w:rPr>
-          <w:rFonts w:ascii="標楷體" w:eastAsia="標楷體" w:hAnsi="標楷體"/>
-        </w:rPr>
-        <w:lastRenderedPageBreak/>
+        <w:ind w:leftChars="200" w:left="480" w:firstLine="480"/>
+        <w:rPr>
+          <w:rFonts w:ascii="標楷體" w:eastAsia="標楷體" w:hAnsi="標楷體"/>
+        </w:rPr>
+      </w:pPr>
+      <w:r>
+        <w:rPr>
+          <w:rFonts w:ascii="標楷體" w:eastAsia="標楷體" w:hAnsi="標楷體"/>
+        </w:rPr>
         <w:t>人體尺度定義為：</w:t>
       </w:r>
     </w:p>
     <w:p>
       <w:pPr>
-        <w:ind w:firstLine="480"/>
+        <w:ind w:leftChars="200" w:left="480" w:firstLine="480"/>
         <w:rPr>
           <w:rFonts w:ascii="標楷體" w:eastAsia="標楷體" w:hAnsi="標楷體"/>
         </w:rPr>
@@ -6831,7 +5814,7 @@
     </w:p>
     <w:p>
       <w:pPr>
-        <w:ind w:firstLine="480"/>
+        <w:ind w:leftChars="200" w:left="480" w:firstLine="480"/>
         <w:rPr>
           <w:rFonts w:ascii="標楷體" w:eastAsia="標楷體" w:hAnsi="標楷體"/>
         </w:rPr>
@@ -6845,7 +5828,7 @@
     </w:p>
     <w:p>
       <w:pPr>
-        <w:ind w:firstLine="480"/>
+        <w:ind w:leftChars="200" w:left="480" w:firstLine="480"/>
         <w:rPr>
           <w:rFonts w:ascii="標楷體" w:eastAsia="標楷體" w:hAnsi="標楷體"/>
         </w:rPr>
@@ -6881,7 +5864,7 @@
     </w:p>
     <w:p>
       <w:pPr>
-        <w:ind w:firstLine="480"/>
+        <w:ind w:leftChars="200" w:left="480" w:firstLine="480"/>
         <w:rPr>
           <w:rFonts w:ascii="標楷體" w:eastAsia="標楷體" w:hAnsi="標楷體"/>
         </w:rPr>
@@ -6895,7 +5878,7 @@
     </w:p>
     <w:p>
       <w:pPr>
-        <w:ind w:firstLine="480"/>
+        <w:ind w:leftChars="200" w:left="480" w:firstLine="480"/>
         <w:rPr>
           <w:rFonts w:ascii="標楷體" w:eastAsia="標楷體" w:hAnsi="標楷體"/>
         </w:rPr>
@@ -6909,7 +5892,7 @@
     </w:p>
     <w:p>
       <w:pPr>
-        <w:ind w:firstLine="480"/>
+        <w:ind w:leftChars="200" w:left="480" w:firstLine="480"/>
         <w:rPr>
           <w:rFonts w:ascii="標楷體" w:eastAsia="標楷體" w:hAnsi="標楷體"/>
         </w:rPr>
@@ -7042,7 +6025,7 @@
     </w:p>
     <w:p>
       <w:pPr>
-        <w:ind w:firstLine="480"/>
+        <w:ind w:leftChars="200" w:left="480" w:firstLine="480"/>
         <w:rPr>
           <w:rFonts w:ascii="標楷體" w:eastAsia="標楷體" w:hAnsi="標楷體"/>
         </w:rPr>
@@ -7061,6 +6044,7 @@
           <w:ilvl w:val="0"/>
           <w:numId w:val="14"/>
         </w:numPr>
+        <w:ind w:leftChars="500" w:left="1680"/>
         <w:rPr>
           <w:rFonts w:ascii="標楷體" w:eastAsia="標楷體" w:hAnsi="標楷體"/>
         </w:rPr>
@@ -7079,6 +6063,7 @@
           <w:ilvl w:val="0"/>
           <w:numId w:val="14"/>
         </w:numPr>
+        <w:ind w:leftChars="500" w:left="1680"/>
         <w:rPr>
           <w:rFonts w:ascii="標楷體" w:eastAsia="標楷體" w:hAnsi="標楷體"/>
         </w:rPr>
@@ -7097,6 +6082,7 @@
           <w:ilvl w:val="0"/>
           <w:numId w:val="14"/>
         </w:numPr>
+        <w:ind w:leftChars="500" w:left="1680"/>
         <w:rPr>
           <w:rFonts w:ascii="標楷體" w:eastAsia="標楷體" w:hAnsi="標楷體"/>
         </w:rPr>
@@ -7110,320 +6096,46 @@
     </w:p>
     <w:p>
       <w:pPr>
-        <w:ind w:firstLine="480"/>
-        <w:rPr>
-          <w:rFonts w:ascii="標楷體" w:eastAsia="標楷體" w:hAnsi="標楷體"/>
-        </w:rPr>
-      </w:pPr>
-      <w:r>
-        <w:rPr>
-          <w:rFonts w:ascii="標楷體" w:eastAsia="標楷體" w:hAnsi="標楷體"/>
-        </w:rPr>
+        <w:ind w:leftChars="200" w:left="480" w:firstLine="480"/>
+        <w:rPr>
+          <w:rFonts w:ascii="標楷體" w:eastAsia="標楷體" w:hAnsi="標楷體"/>
+        </w:rPr>
+      </w:pPr>
+      <w:r>
+        <w:rPr>
+          <w:rFonts w:ascii="標楷體" w:eastAsia="標楷體" w:hAnsi="標楷體"/>
+        </w:rPr>
+        <w:lastRenderedPageBreak/>
         <w:t>之骨架能對齊至相同空間尺度。</w:t>
       </w:r>
     </w:p>
     <w:p>
       <w:pPr>
-        <w:ind w:firstLine="480"/>
-        <w:rPr>
-          <w:rFonts w:ascii="標楷體" w:eastAsia="標楷體" w:hAnsi="標楷體"/>
-        </w:rPr>
-      </w:pPr>
-    </w:p>
-    <w:p>
-      <w:pPr>
-        <w:ind w:left="360"/>
-        <w:rPr>
-          <w:rFonts w:ascii="標楷體" w:eastAsia="標楷體" w:hAnsi="標楷體"/>
-        </w:rPr>
-      </w:pPr>
-      <w:r>
-        <w:rPr>
-          <w:rFonts w:ascii="標楷體" w:eastAsia="標楷體" w:hAnsi="標楷體"/>
-        </w:rPr>
-        <w:t>將教練骨架轉換至使用者空間：</w:t>
-      </w:r>
-    </w:p>
-    <w:p>
-      <w:pPr>
-        <w:ind w:left="360"/>
-        <w:rPr>
-          <w:rFonts w:ascii="標楷體" w:eastAsia="標楷體" w:hAnsi="標楷體"/>
-          <w:i/>
-        </w:rPr>
-      </w:pPr>
-      <m:oMathPara>
-        <m:oMath>
-          <m:sSup>
-            <m:sSupPr>
-              <m:ctrlPr>
-                <w:rPr>
-                  <w:rFonts w:ascii="Cambria Math" w:eastAsia="標楷體" w:hAnsi="Cambria Math"/>
-                </w:rPr>
-              </m:ctrlPr>
-            </m:sSupPr>
-            <m:e>
-              <m:r>
-                <w:rPr>
-                  <w:rFonts w:ascii="Cambria Math" w:eastAsia="標楷體" w:hAnsi="Cambria Math"/>
-                </w:rPr>
-                <m:t>P</m:t>
-              </m:r>
-            </m:e>
-            <m:sup>
-              <m:r>
-                <m:rPr>
-                  <m:sty m:val="p"/>
-                </m:rPr>
-                <w:rPr>
-                  <w:rFonts w:ascii="Cambria Math" w:eastAsia="標楷體" w:hAnsi="Cambria Math"/>
-                </w:rPr>
-                <m:t>'</m:t>
-              </m:r>
-            </m:sup>
-          </m:sSup>
-          <m:r>
-            <w:rPr>
-              <w:rFonts w:ascii="Cambria Math" w:eastAsia="標楷體" w:hAnsi="Cambria Math"/>
-            </w:rPr>
-            <m:t>=(P-</m:t>
-          </m:r>
-          <m:sSub>
-            <m:sSubPr>
-              <m:ctrlPr>
-                <w:rPr>
-                  <w:rFonts w:ascii="Cambria Math" w:eastAsia="標楷體" w:hAnsi="Cambria Math"/>
-                </w:rPr>
-              </m:ctrlPr>
-            </m:sSubPr>
-            <m:e>
-              <m:r>
-                <w:rPr>
-                  <w:rFonts w:ascii="Cambria Math" w:eastAsia="標楷體" w:hAnsi="Cambria Math"/>
-                </w:rPr>
-                <m:t>C</m:t>
-              </m:r>
-            </m:e>
-            <m:sub>
-              <m:r>
-                <w:rPr>
-                  <w:rFonts w:ascii="Cambria Math" w:eastAsia="標楷體" w:hAnsi="Cambria Math"/>
-                </w:rPr>
-                <m:t>c</m:t>
-              </m:r>
-            </m:sub>
-          </m:sSub>
-          <m:r>
-            <w:rPr>
-              <w:rFonts w:ascii="Cambria Math" w:eastAsia="標楷體" w:hAnsi="Cambria Math"/>
-            </w:rPr>
-            <m:t>)⋅r+</m:t>
-          </m:r>
-          <m:sSub>
-            <m:sSubPr>
-              <m:ctrlPr>
-                <w:rPr>
-                  <w:rFonts w:ascii="Cambria Math" w:eastAsia="標楷體" w:hAnsi="Cambria Math"/>
-                </w:rPr>
-              </m:ctrlPr>
-            </m:sSubPr>
-            <m:e>
-              <m:r>
-                <w:rPr>
-                  <w:rFonts w:ascii="Cambria Math" w:eastAsia="標楷體" w:hAnsi="Cambria Math"/>
-                </w:rPr>
-                <m:t>C</m:t>
-              </m:r>
-            </m:e>
-            <m:sub>
-              <m:r>
-                <w:rPr>
-                  <w:rFonts w:ascii="Cambria Math" w:eastAsia="標楷體" w:hAnsi="Cambria Math"/>
-                </w:rPr>
-                <m:t>u</m:t>
-              </m:r>
-            </m:sub>
-          </m:sSub>
-        </m:oMath>
-      </m:oMathPara>
-    </w:p>
-    <w:p>
-      <w:pPr>
-        <w:ind w:left="360"/>
-        <w:rPr>
-          <w:rFonts w:ascii="標楷體" w:eastAsia="標楷體" w:hAnsi="標楷體"/>
-        </w:rPr>
-      </w:pPr>
-      <w:r>
-        <w:rPr>
-          <w:rFonts w:ascii="標楷體" w:eastAsia="標楷體" w:hAnsi="標楷體"/>
-        </w:rPr>
-        <w:t xml:space="preserve">使用 </w:t>
-      </w:r>
-      <w:r>
-        <w:rPr>
-          <w:rFonts w:ascii="Times New Roman" w:eastAsia="標楷體" w:hAnsi="Times New Roman" w:cs="Times New Roman"/>
-        </w:rPr>
-        <w:t>Fast Dynamic Time Warping</w:t>
-      </w:r>
-      <w:r>
-        <w:rPr>
-          <w:rFonts w:ascii="標楷體" w:eastAsia="標楷體" w:hAnsi="標楷體"/>
-        </w:rPr>
-        <w:t>：</w:t>
-      </w:r>
-    </w:p>
-    <w:p>
-      <w:pPr>
-        <w:ind w:left="360"/>
-        <w:rPr>
-          <w:rFonts w:ascii="標楷體" w:eastAsia="標楷體" w:hAnsi="標楷體"/>
-        </w:rPr>
-      </w:pPr>
-      <m:oMathPara>
-        <m:oMath>
-          <m:r>
-            <w:rPr>
-              <w:rFonts w:ascii="Cambria Math" w:eastAsia="標楷體" w:hAnsi="Cambria Math"/>
-            </w:rPr>
-            <m:t>DTW(A,B)=</m:t>
-          </m:r>
-          <m:sSub>
-            <m:sSubPr>
-              <m:ctrlPr>
-                <w:rPr>
-                  <w:rFonts w:ascii="Cambria Math" w:eastAsia="標楷體" w:hAnsi="Cambria Math"/>
-                </w:rPr>
-              </m:ctrlPr>
-            </m:sSubPr>
-            <m:e>
-              <m:r>
-                <m:rPr>
-                  <m:sty m:val="p"/>
-                </m:rPr>
-                <w:rPr>
-                  <w:rFonts w:ascii="Cambria Math" w:eastAsia="標楷體" w:hAnsi="Cambria Math"/>
-                </w:rPr>
-                <m:t>min</m:t>
-              </m:r>
-              <m:r>
-                <w:rPr>
-                  <w:rFonts w:ascii="Cambria Math" w:eastAsia="標楷體" w:hAnsi="Cambria Math"/>
-                </w:rPr>
-                <m:t>⁡</m:t>
-              </m:r>
-            </m:e>
-            <m:sub>
-              <m:r>
-                <w:rPr>
-                  <w:rFonts w:ascii="Cambria Math" w:eastAsia="標楷體" w:hAnsi="Cambria Math"/>
-                </w:rPr>
-                <m:t>π</m:t>
-              </m:r>
-            </m:sub>
-          </m:sSub>
-          <m:nary>
-            <m:naryPr>
-              <m:chr m:val="∑"/>
-              <m:limLoc m:val="subSup"/>
-              <m:grow m:val="1"/>
-              <m:supHide m:val="1"/>
-              <m:ctrlPr>
-                <w:rPr>
-                  <w:rFonts w:ascii="Cambria Math" w:eastAsia="標楷體" w:hAnsi="Cambria Math"/>
-                </w:rPr>
-              </m:ctrlPr>
-            </m:naryPr>
-            <m:sub>
-              <m:r>
-                <w:rPr>
-                  <w:rFonts w:ascii="Cambria Math" w:eastAsia="標楷體" w:hAnsi="Cambria Math"/>
-                </w:rPr>
-                <m:t>(i,j)∈π</m:t>
-              </m:r>
-            </m:sub>
-            <m:sup/>
-            <m:e>
-              <m:r>
-                <w:rPr>
-                  <w:rFonts w:ascii="Cambria Math" w:eastAsia="標楷體" w:hAnsi="Cambria Math"/>
-                </w:rPr>
-                <m:t>d(</m:t>
-              </m:r>
-            </m:e>
-          </m:nary>
-          <m:sSub>
-            <m:sSubPr>
-              <m:ctrlPr>
-                <w:rPr>
-                  <w:rFonts w:ascii="Cambria Math" w:eastAsia="標楷體" w:hAnsi="Cambria Math"/>
-                </w:rPr>
-              </m:ctrlPr>
-            </m:sSubPr>
-            <m:e>
-              <m:r>
-                <w:rPr>
-                  <w:rFonts w:ascii="Cambria Math" w:eastAsia="標楷體" w:hAnsi="Cambria Math"/>
-                </w:rPr>
-                <m:t>a</m:t>
-              </m:r>
-            </m:e>
-            <m:sub>
-              <m:r>
-                <w:rPr>
-                  <w:rFonts w:ascii="Cambria Math" w:eastAsia="標楷體" w:hAnsi="Cambria Math"/>
-                </w:rPr>
-                <m:t>i</m:t>
-              </m:r>
-            </m:sub>
-          </m:sSub>
-          <m:r>
-            <w:rPr>
-              <w:rFonts w:ascii="Cambria Math" w:eastAsia="標楷體" w:hAnsi="Cambria Math"/>
-            </w:rPr>
-            <m:t>,</m:t>
-          </m:r>
-          <m:sSub>
-            <m:sSubPr>
-              <m:ctrlPr>
-                <w:rPr>
-                  <w:rFonts w:ascii="Cambria Math" w:eastAsia="標楷體" w:hAnsi="Cambria Math"/>
-                </w:rPr>
-              </m:ctrlPr>
-            </m:sSubPr>
-            <m:e>
-              <m:r>
-                <w:rPr>
-                  <w:rFonts w:ascii="Cambria Math" w:eastAsia="標楷體" w:hAnsi="Cambria Math"/>
-                </w:rPr>
-                <m:t>b</m:t>
-              </m:r>
-            </m:e>
-            <m:sub>
-              <m:r>
-                <w:rPr>
-                  <w:rFonts w:ascii="Cambria Math" w:eastAsia="標楷體" w:hAnsi="Cambria Math"/>
-                </w:rPr>
-                <m:t>j</m:t>
-              </m:r>
-            </m:sub>
-          </m:sSub>
-          <m:r>
-            <w:rPr>
-              <w:rFonts w:ascii="Cambria Math" w:eastAsia="標楷體" w:hAnsi="Cambria Math"/>
-            </w:rPr>
-            <m:t>)</m:t>
-          </m:r>
-        </m:oMath>
-      </m:oMathPara>
-    </w:p>
-    <w:p>
-      <w:pPr>
-        <w:ind w:left="360"/>
-        <w:rPr>
-          <w:rFonts w:ascii="標楷體" w:eastAsia="標楷體" w:hAnsi="標楷體"/>
-        </w:rPr>
-      </w:pPr>
+        <w:ind w:leftChars="200" w:left="480" w:firstLine="480"/>
+        <w:rPr>
+          <w:rFonts w:ascii="標楷體" w:eastAsia="標楷體" w:hAnsi="標楷體"/>
+        </w:rPr>
+      </w:pPr>
+    </w:p>
+    <w:p>
+      <w:pPr>
+        <w:ind w:leftChars="350" w:left="840"/>
+        <w:rPr>
+          <w:rFonts w:ascii="標楷體" w:eastAsia="標楷體" w:hAnsi="標楷體"/>
+        </w:rPr>
+      </w:pPr>
+      <w:r>
+        <w:rPr>
+          <w:rFonts w:ascii="標楷體" w:eastAsia="標楷體" w:hAnsi="標楷體"/>
+        </w:rPr>
+        <w:t>將教練骨架轉換至使用者空間</w:t>
+      </w:r>
+      <w:r>
+        <w:rPr>
+          <w:rFonts w:ascii="標楷體" w:eastAsia="標楷體" w:hAnsi="標楷體" w:hint="eastAsia"/>
+        </w:rPr>
+        <w:t>，</w:t>
+      </w:r>
       <w:r>
         <w:rPr>
           <w:rFonts w:ascii="標楷體" w:eastAsia="標楷體" w:hAnsi="標楷體"/>
@@ -7437,6 +6149,11 @@
           <w:ilvl w:val="0"/>
           <w:numId w:val="34"/>
         </w:numPr>
+        <w:tabs>
+          <w:tab w:val="clear" w:pos="720"/>
+          <w:tab w:val="num" w:pos="1680"/>
+        </w:tabs>
+        <w:ind w:leftChars="550" w:left="1680"/>
         <w:rPr>
           <w:rFonts w:ascii="標楷體" w:eastAsia="標楷體" w:hAnsi="標楷體"/>
         </w:rPr>
@@ -7451,16 +6168,8 @@
         <w:rPr>
           <w:rFonts w:ascii="Times New Roman" w:eastAsia="標楷體" w:hAnsi="Times New Roman" w:cs="Times New Roman"/>
         </w:rPr>
-        <w:t xml:space="preserve"> user frame </w:t>
-      </w:r>
-      <w:proofErr w:type="spellStart"/>
-      <w:r>
-        <w:rPr>
-          <w:rFonts w:ascii="Times New Roman" w:eastAsia="標楷體" w:hAnsi="Times New Roman" w:cs="Times New Roman"/>
-        </w:rPr>
-        <w:t>keypoints</w:t>
-      </w:r>
-      <w:proofErr w:type="spellEnd"/>
+        <w:t xml:space="preserve"> user frame keypoints</w:t>
+      </w:r>
       <w:r>
         <w:rPr>
           <w:rFonts w:ascii="標楷體" w:eastAsia="標楷體" w:hAnsi="標楷體"/>
@@ -7474,6 +6183,11 @@
           <w:ilvl w:val="0"/>
           <w:numId w:val="34"/>
         </w:numPr>
+        <w:tabs>
+          <w:tab w:val="clear" w:pos="720"/>
+          <w:tab w:val="num" w:pos="1680"/>
+        </w:tabs>
+        <w:ind w:leftChars="550" w:left="1680"/>
         <w:rPr>
           <w:rFonts w:ascii="標楷體" w:eastAsia="標楷體" w:hAnsi="標楷體"/>
         </w:rPr>
@@ -7509,6 +6223,11 @@
           <w:ilvl w:val="0"/>
           <w:numId w:val="34"/>
         </w:numPr>
+        <w:tabs>
+          <w:tab w:val="clear" w:pos="720"/>
+          <w:tab w:val="num" w:pos="1680"/>
+        </w:tabs>
+        <w:ind w:leftChars="550" w:left="1680"/>
         <w:rPr>
           <w:rFonts w:ascii="標楷體" w:eastAsia="標楷體" w:hAnsi="標楷體"/>
         </w:rPr>
@@ -7550,6 +6269,11 @@
           <w:ilvl w:val="0"/>
           <w:numId w:val="34"/>
         </w:numPr>
+        <w:tabs>
+          <w:tab w:val="clear" w:pos="720"/>
+          <w:tab w:val="num" w:pos="1680"/>
+        </w:tabs>
+        <w:ind w:leftChars="550" w:left="1680"/>
         <w:rPr>
           <w:rFonts w:ascii="標楷體" w:eastAsia="標楷體" w:hAnsi="標楷體"/>
         </w:rPr>
@@ -7563,7 +6287,7 @@
     </w:p>
     <w:p>
       <w:pPr>
-        <w:ind w:left="360"/>
+        <w:ind w:leftChars="550" w:left="1320"/>
         <w:rPr>
           <w:rFonts w:ascii="標楷體" w:eastAsia="標楷體" w:hAnsi="標楷體"/>
         </w:rPr>
@@ -7652,6 +6376,11 @@
           <w:ilvl w:val="0"/>
           <w:numId w:val="35"/>
         </w:numPr>
+        <w:tabs>
+          <w:tab w:val="clear" w:pos="720"/>
+          <w:tab w:val="num" w:pos="1680"/>
+        </w:tabs>
+        <w:ind w:leftChars="550" w:left="1680"/>
         <w:rPr>
           <w:rFonts w:ascii="標楷體" w:eastAsia="標楷體" w:hAnsi="標楷體"/>
         </w:rPr>
@@ -7681,6 +6410,11 @@
           <w:ilvl w:val="1"/>
           <w:numId w:val="35"/>
         </w:numPr>
+        <w:tabs>
+          <w:tab w:val="clear" w:pos="1440"/>
+          <w:tab w:val="num" w:pos="2400"/>
+        </w:tabs>
+        <w:ind w:leftChars="850" w:left="2400"/>
         <w:rPr>
           <w:rFonts w:ascii="標楷體" w:eastAsia="標楷體" w:hAnsi="標楷體"/>
         </w:rPr>
@@ -7689,7 +6423,6 @@
         <w:rPr>
           <w:rFonts w:ascii="Times New Roman" w:eastAsia="標楷體" w:hAnsi="Times New Roman" w:cs="Times New Roman"/>
         </w:rPr>
-        <w:lastRenderedPageBreak/>
         <w:t>user skeleton</w:t>
       </w:r>
       <w:r>
@@ -7705,6 +6438,11 @@
           <w:ilvl w:val="1"/>
           <w:numId w:val="35"/>
         </w:numPr>
+        <w:tabs>
+          <w:tab w:val="clear" w:pos="1440"/>
+          <w:tab w:val="num" w:pos="2400"/>
+        </w:tabs>
+        <w:ind w:leftChars="850" w:left="2400"/>
         <w:rPr>
           <w:rFonts w:ascii="標楷體" w:eastAsia="標楷體" w:hAnsi="標楷體"/>
         </w:rPr>
@@ -7734,14 +6472,34 @@
         <w:ind w:left="480"/>
         <w:rPr>
           <w:rFonts w:ascii="標楷體" w:eastAsia="標楷體" w:hAnsi="標楷體"/>
-        </w:rPr>
-      </w:pPr>
-      <w:r>
-        <w:rPr>
-          <w:rFonts w:ascii="標楷體" w:eastAsia="標楷體" w:hAnsi="標楷體" w:hint="eastAsia"/>
-        </w:rPr>
-        <w:t xml:space="preserve">3. </w:t>
-      </w:r>
+          <w:b/>
+          <w:bCs/>
+        </w:rPr>
+      </w:pPr>
+      <w:r>
+        <w:rPr>
+          <w:rFonts w:ascii="Times New Roman" w:eastAsia="標楷體" w:hAnsi="Times New Roman" w:cs="Times New Roman"/>
+          <w:b/>
+          <w:bCs/>
+        </w:rPr>
+        <w:t xml:space="preserve">3.3 </w:t>
+      </w:r>
+      <w:r>
+        <w:rPr>
+          <w:rFonts w:ascii="標楷體" w:eastAsia="標楷體" w:hAnsi="標楷體"/>
+          <w:b/>
+          <w:bCs/>
+        </w:rPr>
+        <w:t>教練回饋生成</w:t>
+      </w:r>
+    </w:p>
+    <w:p>
+      <w:pPr>
+        <w:ind w:leftChars="400" w:left="960"/>
+        <w:rPr>
+          <w:rFonts w:ascii="標楷體" w:eastAsia="標楷體" w:hAnsi="標楷體"/>
+        </w:rPr>
+      </w:pPr>
       <w:r>
         <w:rPr>
           <w:rFonts w:ascii="標楷體" w:eastAsia="標楷體" w:hAnsi="標楷體"/>
@@ -7751,6 +6509,7 @@
     </w:p>
     <w:p>
       <w:pPr>
+        <w:ind w:leftChars="200" w:left="480"/>
         <w:rPr>
           <w:rFonts w:ascii="標楷體" w:eastAsia="標楷體" w:hAnsi="標楷體"/>
         </w:rPr>
@@ -7774,6 +6533,10 @@
           <w:ilvl w:val="0"/>
           <w:numId w:val="36"/>
         </w:numPr>
+        <w:tabs>
+          <w:tab w:val="num" w:pos="1200"/>
+        </w:tabs>
+        <w:ind w:leftChars="600" w:left="1800"/>
         <w:rPr>
           <w:rFonts w:ascii="標楷體" w:eastAsia="標楷體" w:hAnsi="標楷體"/>
         </w:rPr>
@@ -7818,6 +6581,10 @@
           <w:ilvl w:val="0"/>
           <w:numId w:val="36"/>
         </w:numPr>
+        <w:tabs>
+          <w:tab w:val="num" w:pos="1200"/>
+        </w:tabs>
+        <w:ind w:leftChars="600" w:left="1800"/>
         <w:rPr>
           <w:rFonts w:ascii="標楷體" w:eastAsia="標楷體" w:hAnsi="標楷體"/>
         </w:rPr>
@@ -7862,6 +6629,10 @@
           <w:ilvl w:val="0"/>
           <w:numId w:val="36"/>
         </w:numPr>
+        <w:tabs>
+          <w:tab w:val="num" w:pos="1200"/>
+        </w:tabs>
+        <w:ind w:leftChars="600" w:left="1800"/>
         <w:rPr>
           <w:rFonts w:ascii="標楷體" w:eastAsia="標楷體" w:hAnsi="標楷體"/>
         </w:rPr>
@@ -7893,6 +6664,10 @@
           <w:ilvl w:val="0"/>
           <w:numId w:val="36"/>
         </w:numPr>
+        <w:tabs>
+          <w:tab w:val="num" w:pos="1200"/>
+        </w:tabs>
+        <w:ind w:leftChars="600" w:left="1800"/>
         <w:rPr>
           <w:rFonts w:ascii="標楷體" w:eastAsia="標楷體" w:hAnsi="標楷體"/>
         </w:rPr>
@@ -7923,7 +6698,7 @@
     </w:p>
     <w:p>
       <w:pPr>
-        <w:ind w:firstLine="360"/>
+        <w:ind w:leftChars="200" w:left="480" w:firstLine="360"/>
         <w:rPr>
           <w:rFonts w:ascii="標楷體" w:eastAsia="標楷體" w:hAnsi="標楷體"/>
         </w:rPr>
@@ -7937,6 +6712,7 @@
     </w:p>
     <w:p>
       <w:pPr>
+        <w:ind w:leftChars="200" w:left="480"/>
         <w:rPr>
           <w:rFonts w:ascii="標楷體" w:eastAsia="標楷體" w:hAnsi="標楷體"/>
         </w:rPr>
@@ -8038,6 +6814,10 @@
           <w:ilvl w:val="0"/>
           <w:numId w:val="37"/>
         </w:numPr>
+        <w:tabs>
+          <w:tab w:val="num" w:pos="1200"/>
+        </w:tabs>
+        <w:ind w:leftChars="600" w:left="1800"/>
         <w:rPr>
           <w:rFonts w:ascii="標楷體" w:eastAsia="標楷體" w:hAnsi="標楷體"/>
         </w:rPr>
@@ -8059,29 +6839,30 @@
     </w:p>
     <w:p>
       <w:pPr>
-        <w:ind w:left="720"/>
-        <w:rPr>
-          <w:rFonts w:ascii="標楷體" w:eastAsia="標楷體" w:hAnsi="標楷體"/>
-        </w:rPr>
-      </w:pPr>
-    </w:p>
-    <w:p>
-      <w:pPr>
-        <w:ind w:left="360"/>
-        <w:rPr>
-          <w:rFonts w:ascii="標楷體" w:eastAsia="標楷體" w:hAnsi="標楷體"/>
-        </w:rPr>
-      </w:pPr>
-      <w:r>
-        <w:rPr>
-          <w:rFonts w:ascii="標楷體" w:eastAsia="標楷體" w:hAnsi="標楷體"/>
-        </w:rPr>
+        <w:ind w:leftChars="500" w:left="1200"/>
+        <w:rPr>
+          <w:rFonts w:ascii="標楷體" w:eastAsia="標楷體" w:hAnsi="標楷體"/>
+        </w:rPr>
+      </w:pPr>
+    </w:p>
+    <w:p>
+      <w:pPr>
+        <w:ind w:leftChars="350" w:left="840"/>
+        <w:rPr>
+          <w:rFonts w:ascii="標楷體" w:eastAsia="標楷體" w:hAnsi="標楷體"/>
+        </w:rPr>
+      </w:pPr>
+      <w:r>
+        <w:rPr>
+          <w:rFonts w:ascii="標楷體" w:eastAsia="標楷體" w:hAnsi="標楷體"/>
+        </w:rPr>
+        <w:lastRenderedPageBreak/>
         <w:t>將連續誤差轉換為三種語意狀態：</w:t>
       </w:r>
     </w:p>
     <w:p>
       <w:pPr>
-        <w:ind w:left="360"/>
+        <w:ind w:leftChars="350" w:left="840"/>
         <w:rPr>
           <w:rFonts w:ascii="標楷體" w:eastAsia="標楷體" w:hAnsi="標楷體"/>
         </w:rPr>
@@ -8099,7 +6880,7 @@
     </w:p>
     <w:p>
       <w:pPr>
-        <w:ind w:left="360"/>
+        <w:ind w:leftChars="350" w:left="840"/>
         <w:rPr>
           <w:rFonts w:ascii="標楷體" w:eastAsia="標楷體" w:hAnsi="標楷體"/>
         </w:rPr>
@@ -8110,12 +6891,19 @@
         </w:rPr>
         <w:t>判定方式：</w:t>
       </w:r>
-    </w:p>
-    <w:p>
-      <w:pPr>
+      <w:r>
+        <w:rPr>
+          <w:rFonts w:ascii="標楷體" w:eastAsia="標楷體" w:hAnsi="標楷體" w:hint="eastAsia"/>
+        </w:rPr>
+        <w:t xml:space="preserve"> </w:t>
+      </w:r>
+    </w:p>
+    <w:p>
+      <w:pPr>
+        <w:pStyle w:val="a9"/>
         <w:numPr>
           <w:ilvl w:val="0"/>
-          <w:numId w:val="38"/>
+          <w:numId w:val="46"/>
         </w:numPr>
         <w:rPr>
           <w:rFonts w:ascii="標楷體" w:eastAsia="標楷體" w:hAnsi="標楷體"/>
@@ -8124,6 +6912,8 @@
       <w:r>
         <w:rPr>
           <w:rFonts w:ascii="Times New Roman" w:eastAsia="標楷體" w:hAnsi="Times New Roman" w:cs="Times New Roman"/>
+          <w:i/>
+          <w:iCs/>
         </w:rPr>
         <w:t>Good</w:t>
       </w:r>
@@ -8163,9 +6953,10 @@
     </w:p>
     <w:p>
       <w:pPr>
+        <w:pStyle w:val="a9"/>
         <w:numPr>
           <w:ilvl w:val="0"/>
-          <w:numId w:val="38"/>
+          <w:numId w:val="46"/>
         </w:numPr>
         <w:rPr>
           <w:rFonts w:ascii="標楷體" w:eastAsia="標楷體" w:hAnsi="標楷體"/>
@@ -8174,6 +6965,8 @@
       <w:r>
         <w:rPr>
           <w:rFonts w:ascii="Times New Roman" w:eastAsia="標楷體" w:hAnsi="Times New Roman" w:cs="Times New Roman"/>
+          <w:i/>
+          <w:iCs/>
         </w:rPr>
         <w:t>Medium</w:t>
       </w:r>
@@ -8250,9 +7043,10 @@
     </w:p>
     <w:p>
       <w:pPr>
+        <w:pStyle w:val="a9"/>
         <w:numPr>
           <w:ilvl w:val="0"/>
-          <w:numId w:val="38"/>
+          <w:numId w:val="46"/>
         </w:numPr>
         <w:rPr>
           <w:rFonts w:ascii="標楷體" w:eastAsia="標楷體" w:hAnsi="標楷體"/>
@@ -8261,6 +7055,8 @@
       <w:r>
         <w:rPr>
           <w:rFonts w:ascii="Times New Roman" w:eastAsia="標楷體" w:hAnsi="Times New Roman" w:cs="Times New Roman"/>
+          <w:i/>
+          <w:iCs/>
         </w:rPr>
         <w:t>Bad</w:t>
       </w:r>
@@ -8312,377 +7108,183 @@
     </w:p>
     <w:p>
       <w:pPr>
+        <w:ind w:left="960"/>
+        <w:rPr>
+          <w:rFonts w:ascii="標楷體" w:eastAsia="標楷體" w:hAnsi="標楷體"/>
+        </w:rPr>
+      </w:pPr>
+    </w:p>
+    <w:p>
+      <w:pPr>
+        <w:ind w:leftChars="400" w:left="960"/>
+        <w:rPr>
+          <w:rFonts w:ascii="標楷體" w:eastAsia="標楷體" w:hAnsi="標楷體"/>
+        </w:rPr>
+      </w:pPr>
+      <w:r>
+        <w:rPr>
+          <w:rFonts w:ascii="標楷體" w:eastAsia="標楷體" w:hAnsi="標楷體"/>
+        </w:rPr>
+        <w:t>語意模板設計</w:t>
+      </w:r>
+      <w:r>
+        <w:rPr>
+          <w:rFonts w:ascii="標楷體" w:eastAsia="標楷體" w:hAnsi="標楷體" w:hint="eastAsia"/>
+        </w:rPr>
+        <w:t xml:space="preserve"> : </w:t>
+      </w:r>
+    </w:p>
+    <w:p>
+      <w:pPr>
+        <w:ind w:leftChars="400" w:left="960"/>
+        <w:rPr>
+          <w:rFonts w:ascii="標楷體" w:eastAsia="標楷體" w:hAnsi="標楷體"/>
+        </w:rPr>
+      </w:pPr>
+      <w:r>
+        <w:rPr>
+          <w:rFonts w:ascii="標楷體" w:eastAsia="標楷體" w:hAnsi="標楷體"/>
+        </w:rPr>
+        <w:t xml:space="preserve">設計教練指令，僅對誤差達到 </w:t>
+      </w:r>
+      <w:r>
+        <w:rPr>
+          <w:rFonts w:ascii="Times New Roman" w:eastAsia="標楷體" w:hAnsi="Times New Roman" w:cs="Times New Roman"/>
+        </w:rPr>
+        <w:t xml:space="preserve">medium </w:t>
+      </w:r>
+      <w:r>
+        <w:rPr>
+          <w:rFonts w:ascii="標楷體" w:eastAsia="標楷體" w:hAnsi="標楷體"/>
+        </w:rPr>
+        <w:t xml:space="preserve">或 </w:t>
+      </w:r>
+      <w:r>
+        <w:rPr>
+          <w:rFonts w:ascii="Times New Roman" w:eastAsia="標楷體" w:hAnsi="Times New Roman" w:cs="Times New Roman"/>
+        </w:rPr>
+        <w:t xml:space="preserve">bad </w:t>
+      </w:r>
+      <w:r>
+        <w:rPr>
+          <w:rFonts w:ascii="標楷體" w:eastAsia="標楷體" w:hAnsi="標楷體"/>
+        </w:rPr>
+        <w:t>之關節輸出提示，</w:t>
+      </w:r>
+      <w:r>
+        <w:rPr>
+          <w:rFonts w:ascii="Times New Roman" w:eastAsia="標楷體" w:hAnsi="Times New Roman" w:cs="Times New Roman"/>
+        </w:rPr>
+        <w:t xml:space="preserve">good </w:t>
+      </w:r>
+      <w:r>
+        <w:rPr>
+          <w:rFonts w:ascii="標楷體" w:eastAsia="標楷體" w:hAnsi="標楷體"/>
+        </w:rPr>
+        <w:t>等級關節不產生訊息，以避免資訊過載。</w:t>
+      </w:r>
+    </w:p>
+    <w:p>
+      <w:pPr>
+        <w:ind w:leftChars="400" w:left="960"/>
+        <w:rPr>
+          <w:rFonts w:ascii="標楷體" w:eastAsia="標楷體" w:hAnsi="標楷體"/>
+        </w:rPr>
+      </w:pPr>
+    </w:p>
+    <w:p>
+      <w:pPr>
+        <w:ind w:leftChars="400" w:left="960"/>
+        <w:rPr>
+          <w:rFonts w:ascii="標楷體" w:eastAsia="標楷體" w:hAnsi="標楷體"/>
+        </w:rPr>
+      </w:pPr>
+      <w:r>
+        <w:rPr>
+          <w:rFonts w:ascii="標楷體" w:eastAsia="標楷體" w:hAnsi="標楷體"/>
+        </w:rPr>
+        <w:t>教練扣分機制</w:t>
+      </w:r>
+      <w:r>
+        <w:rPr>
+          <w:rFonts w:ascii="標楷體" w:eastAsia="標楷體" w:hAnsi="標楷體" w:hint="eastAsia"/>
+        </w:rPr>
+        <w:t xml:space="preserve"> :</w:t>
+      </w:r>
+    </w:p>
+    <w:p>
+      <w:pPr>
+        <w:ind w:leftChars="400" w:left="960"/>
+        <w:rPr>
+          <w:rFonts w:ascii="標楷體" w:eastAsia="標楷體" w:hAnsi="標楷體"/>
+        </w:rPr>
+      </w:pPr>
+      <w:r>
+        <w:rPr>
+          <w:rFonts w:ascii="標楷體" w:eastAsia="標楷體" w:hAnsi="標楷體"/>
+        </w:rPr>
+        <w:t>系統依各階段整體語意等級給予對應扣分，納入最終評分計算</w:t>
+      </w:r>
+      <w:r>
+        <w:rPr>
+          <w:rFonts w:ascii="標楷體" w:eastAsia="標楷體" w:hAnsi="標楷體" w:hint="eastAsia"/>
+        </w:rPr>
+        <w:t>。</w:t>
+      </w:r>
+    </w:p>
+    <w:p>
+      <w:pPr>
+        <w:ind w:leftChars="400" w:left="960"/>
+        <w:rPr>
+          <w:rFonts w:ascii="標楷體" w:eastAsia="標楷體" w:hAnsi="標楷體"/>
+        </w:rPr>
+      </w:pPr>
+    </w:p>
+    <w:p>
+      <w:pPr>
         <w:ind w:left="360"/>
         <w:rPr>
           <w:rFonts w:ascii="標楷體" w:eastAsia="標楷體" w:hAnsi="標楷體"/>
         </w:rPr>
       </w:pPr>
-    </w:p>
-    <w:p>
-      <w:pPr>
-        <w:ind w:left="360"/>
-        <w:rPr>
-          <w:rFonts w:ascii="標楷體" w:eastAsia="標楷體" w:hAnsi="標楷體"/>
-        </w:rPr>
-      </w:pPr>
-      <w:r>
-        <w:rPr>
-          <w:rFonts w:ascii="標楷體" w:eastAsia="標楷體" w:hAnsi="標楷體"/>
-        </w:rPr>
-        <w:t>系統自動選擇影響最大之關節作為回饋核心：</w:t>
-      </w:r>
-    </w:p>
-    <w:p>
-      <w:pPr>
-        <w:ind w:left="360"/>
-        <w:rPr>
-          <w:rFonts w:ascii="標楷體" w:eastAsia="標楷體" w:hAnsi="標楷體"/>
-        </w:rPr>
-      </w:pPr>
-      <m:oMathPara>
-        <m:oMath>
-          <m:sSup>
-            <m:sSupPr>
-              <m:ctrlPr>
-                <w:rPr>
-                  <w:rFonts w:ascii="Cambria Math" w:eastAsia="標楷體" w:hAnsi="Cambria Math"/>
-                </w:rPr>
-              </m:ctrlPr>
-            </m:sSupPr>
-            <m:e>
-              <m:r>
-                <w:rPr>
-                  <w:rFonts w:ascii="Cambria Math" w:eastAsia="標楷體" w:hAnsi="Cambria Math"/>
-                </w:rPr>
-                <m:t>j</m:t>
-              </m:r>
-            </m:e>
-            <m:sup>
-              <m:r>
-                <w:rPr>
-                  <w:rFonts w:ascii="Cambria Math" w:eastAsia="標楷體" w:hAnsi="Cambria Math"/>
-                </w:rPr>
-                <m:t>*</m:t>
-              </m:r>
-            </m:sup>
-          </m:sSup>
-          <m:r>
-            <w:rPr>
-              <w:rFonts w:ascii="Cambria Math" w:eastAsia="標楷體" w:hAnsi="Cambria Math"/>
-            </w:rPr>
-            <m:t>=</m:t>
-          </m:r>
-          <m:r>
-            <m:rPr>
-              <m:sty m:val="p"/>
-            </m:rPr>
-            <w:rPr>
-              <w:rFonts w:ascii="Cambria Math" w:eastAsia="標楷體" w:hAnsi="Cambria Math"/>
-            </w:rPr>
-            <m:t>arg</m:t>
-          </m:r>
-          <m:r>
-            <w:rPr>
-              <w:rFonts w:ascii="Cambria Math" w:eastAsia="標楷體" w:hAnsi="Cambria Math"/>
-            </w:rPr>
-            <m:t>⁡</m:t>
-          </m:r>
-          <m:sSub>
-            <m:sSubPr>
-              <m:ctrlPr>
-                <w:rPr>
-                  <w:rFonts w:ascii="Cambria Math" w:eastAsia="標楷體" w:hAnsi="Cambria Math"/>
-                </w:rPr>
-              </m:ctrlPr>
-            </m:sSubPr>
-            <m:e>
-              <m:r>
-                <m:rPr>
-                  <m:sty m:val="p"/>
-                </m:rPr>
-                <w:rPr>
-                  <w:rFonts w:ascii="Cambria Math" w:eastAsia="標楷體" w:hAnsi="Cambria Math"/>
-                </w:rPr>
-                <m:t>max</m:t>
-              </m:r>
-              <m:r>
-                <w:rPr>
-                  <w:rFonts w:ascii="Cambria Math" w:eastAsia="標楷體" w:hAnsi="Cambria Math"/>
-                </w:rPr>
-                <m:t>⁡</m:t>
-              </m:r>
-            </m:e>
-            <m:sub>
-              <m:r>
-                <w:rPr>
-                  <w:rFonts w:ascii="Cambria Math" w:eastAsia="標楷體" w:hAnsi="Cambria Math"/>
-                </w:rPr>
-                <m:t>j</m:t>
-              </m:r>
-            </m:sub>
-          </m:sSub>
-          <m:r>
-            <w:rPr>
-              <w:rFonts w:ascii="Cambria Math" w:eastAsia="標楷體" w:hAnsi="Cambria Math"/>
-            </w:rPr>
-            <m:t>(</m:t>
-          </m:r>
-          <m:sSub>
-            <m:sSubPr>
-              <m:ctrlPr>
-                <w:rPr>
-                  <w:rFonts w:ascii="Cambria Math" w:eastAsia="標楷體" w:hAnsi="Cambria Math"/>
-                </w:rPr>
-              </m:ctrlPr>
-            </m:sSubPr>
-            <m:e>
-              <m:r>
-                <w:rPr>
-                  <w:rFonts w:ascii="Cambria Math" w:eastAsia="標楷體" w:hAnsi="Cambria Math"/>
-                </w:rPr>
-                <m:t>w</m:t>
-              </m:r>
-            </m:e>
-            <m:sub>
-              <m:r>
-                <w:rPr>
-                  <w:rFonts w:ascii="Cambria Math" w:eastAsia="標楷體" w:hAnsi="Cambria Math"/>
-                </w:rPr>
-                <m:t>j</m:t>
-              </m:r>
-            </m:sub>
-          </m:sSub>
-          <m:r>
-            <w:rPr>
-              <w:rFonts w:ascii="Cambria Math" w:eastAsia="標楷體" w:hAnsi="Cambria Math"/>
-            </w:rPr>
-            <m:t>⋅</m:t>
-          </m:r>
-          <m:sSub>
-            <m:sSubPr>
-              <m:ctrlPr>
-                <w:rPr>
-                  <w:rFonts w:ascii="Cambria Math" w:eastAsia="標楷體" w:hAnsi="Cambria Math"/>
-                </w:rPr>
-              </m:ctrlPr>
-            </m:sSubPr>
-            <m:e>
-              <m:r>
-                <w:rPr>
-                  <w:rFonts w:ascii="Cambria Math" w:eastAsia="標楷體" w:hAnsi="Cambria Math"/>
-                </w:rPr>
-                <m:t>E</m:t>
-              </m:r>
-            </m:e>
-            <m:sub>
-              <m:r>
-                <w:rPr>
-                  <w:rFonts w:ascii="Cambria Math" w:eastAsia="標楷體" w:hAnsi="Cambria Math"/>
-                </w:rPr>
-                <m:t>j</m:t>
-              </m:r>
-            </m:sub>
-          </m:sSub>
-          <m:r>
-            <w:rPr>
-              <w:rFonts w:ascii="Cambria Math" w:eastAsia="標楷體" w:hAnsi="Cambria Math"/>
-            </w:rPr>
-            <m:t>)</m:t>
-          </m:r>
-        </m:oMath>
-      </m:oMathPara>
-    </w:p>
-    <w:p>
-      <w:pPr>
-        <w:ind w:left="360"/>
-        <w:rPr>
-          <w:rFonts w:ascii="標楷體" w:eastAsia="標楷體" w:hAnsi="標楷體"/>
-        </w:rPr>
-      </w:pPr>
-      <w:r>
-        <w:rPr>
-          <w:rFonts w:ascii="標楷體" w:eastAsia="標楷體" w:hAnsi="標楷體"/>
-        </w:rPr>
-        <w:t>該關節將成為教練語句中的主要指導對象。</w:t>
-      </w:r>
-    </w:p>
-    <w:p>
-      <w:pPr>
-        <w:ind w:left="360"/>
-        <w:rPr>
-          <w:rFonts w:ascii="標楷體" w:eastAsia="標楷體" w:hAnsi="標楷體"/>
-        </w:rPr>
-      </w:pPr>
+      <w:r>
+        <w:rPr>
+          <w:rFonts w:ascii="標楷體" w:eastAsia="標楷體" w:hAnsi="標楷體"/>
+        </w:rPr>
+        <w:tab/>
+      </w:r>
+      <w:r>
+        <w:rPr>
+          <w:rFonts w:ascii="標楷體" w:eastAsia="標楷體" w:hAnsi="標楷體"/>
+        </w:rPr>
+        <w:tab/>
+        <w:t>整體動作評價</w:t>
+      </w:r>
       <w:r>
         <w:rPr>
           <w:rFonts w:ascii="標楷體" w:eastAsia="標楷體" w:hAnsi="標楷體" w:hint="eastAsia"/>
         </w:rPr>
-        <w:t>模板</w:t>
-      </w:r>
-      <w:r>
-        <w:rPr>
-          <w:rFonts w:ascii="標楷體" w:eastAsia="標楷體" w:hAnsi="標楷體"/>
-        </w:rPr>
-        <w:t>生成函數</w:t>
+        <w:t xml:space="preserve"> :</w:t>
+      </w:r>
+    </w:p>
+    <w:p>
+      <w:pPr>
+        <w:ind w:left="840" w:firstLine="120"/>
+        <w:rPr>
+          <w:rFonts w:ascii="標楷體" w:eastAsia="標楷體" w:hAnsi="標楷體"/>
+        </w:rPr>
+      </w:pPr>
+      <w:r>
+        <w:rPr>
+          <w:rFonts w:ascii="標楷體" w:eastAsia="標楷體" w:hAnsi="標楷體"/>
+        </w:rPr>
+        <w:t>系統依最終分數給予整體評語，作為使用者訓練進度之綜合回饋</w:t>
       </w:r>
       <w:r>
         <w:rPr>
           <w:rFonts w:ascii="標楷體" w:eastAsia="標楷體" w:hAnsi="標楷體" w:hint="eastAsia"/>
         </w:rPr>
-        <w:t xml:space="preserve"> : </w:t>
-      </w:r>
-    </w:p>
-    <w:p>
-      <w:pPr>
-        <w:ind w:left="360"/>
-        <w:rPr>
-          <w:rFonts w:ascii="標楷體" w:eastAsia="標楷體" w:hAnsi="標楷體"/>
-        </w:rPr>
-      </w:pPr>
-      <m:oMathPara>
-        <m:oMath>
-          <m:r>
-            <w:rPr>
-              <w:rFonts w:ascii="Cambria Math" w:eastAsia="標楷體" w:hAnsi="Cambria Math"/>
-            </w:rPr>
-            <w:lastRenderedPageBreak/>
-            <m:t>Y=T(phase,</m:t>
-          </m:r>
-          <m:sSup>
-            <m:sSupPr>
-              <m:ctrlPr>
-                <w:rPr>
-                  <w:rFonts w:ascii="Cambria Math" w:eastAsia="標楷體" w:hAnsi="Cambria Math"/>
-                </w:rPr>
-              </m:ctrlPr>
-            </m:sSupPr>
-            <m:e>
-              <m:r>
-                <w:rPr>
-                  <w:rFonts w:ascii="Cambria Math" w:eastAsia="標楷體" w:hAnsi="Cambria Math"/>
-                </w:rPr>
-                <m:t>j</m:t>
-              </m:r>
-            </m:e>
-            <m:sup>
-              <m:r>
-                <w:rPr>
-                  <w:rFonts w:ascii="Cambria Math" w:eastAsia="標楷體" w:hAnsi="Cambria Math"/>
-                </w:rPr>
-                <m:t>*</m:t>
-              </m:r>
-            </m:sup>
-          </m:sSup>
-          <m:r>
-            <w:rPr>
-              <w:rFonts w:ascii="Cambria Math" w:eastAsia="標楷體" w:hAnsi="Cambria Math"/>
-            </w:rPr>
-            <m:t>,S)</m:t>
-          </m:r>
-        </m:oMath>
-      </m:oMathPara>
-    </w:p>
-    <w:p>
-      <w:pPr>
-        <w:numPr>
-          <w:ilvl w:val="0"/>
-          <w:numId w:val="42"/>
-        </w:numPr>
-        <w:rPr>
-          <w:rFonts w:ascii="Times New Roman" w:eastAsia="標楷體" w:hAnsi="Times New Roman" w:cs="Times New Roman"/>
-        </w:rPr>
-      </w:pPr>
-      <w:r>
-        <w:rPr>
-          <w:rFonts w:ascii="Times New Roman" w:eastAsia="標楷體" w:hAnsi="Times New Roman" w:cs="Times New Roman"/>
-        </w:rPr>
-        <w:t>phase</w:t>
-      </w:r>
-      <w:r>
-        <w:rPr>
-          <w:rFonts w:ascii="Times New Roman" w:eastAsia="標楷體" w:hAnsi="Times New Roman" w:cs="Times New Roman"/>
-        </w:rPr>
-        <w:t>：</w:t>
-      </w:r>
-      <w:r>
-        <w:rPr>
-          <w:rFonts w:ascii="Times New Roman" w:eastAsia="標楷體" w:hAnsi="Times New Roman" w:cs="Times New Roman"/>
-        </w:rPr>
-        <w:t xml:space="preserve">prep / impact / follow </w:t>
-      </w:r>
-    </w:p>
-    <w:p>
-      <w:pPr>
-        <w:numPr>
-          <w:ilvl w:val="0"/>
-          <w:numId w:val="42"/>
-        </w:numPr>
-        <w:rPr>
-          <w:rFonts w:ascii="標楷體" w:eastAsia="標楷體" w:hAnsi="標楷體"/>
-        </w:rPr>
-      </w:pPr>
-      <w:r>
-        <w:rPr>
-          <w:rFonts w:ascii="標楷體" w:eastAsia="標楷體" w:hAnsi="標楷體"/>
-        </w:rPr>
-        <w:t xml:space="preserve">j*：最關鍵關節 </w:t>
-      </w:r>
-    </w:p>
-    <w:p>
-      <w:pPr>
-        <w:numPr>
-          <w:ilvl w:val="0"/>
-          <w:numId w:val="42"/>
-        </w:numPr>
-        <w:rPr>
-          <w:rFonts w:ascii="標楷體" w:eastAsia="標楷體" w:hAnsi="標楷體"/>
-        </w:rPr>
-      </w:pPr>
-      <w:r>
-        <w:rPr>
-          <w:rFonts w:ascii="標楷體" w:eastAsia="標楷體" w:hAnsi="標楷體"/>
-        </w:rPr>
-        <w:t>S：動作狀態（</w:t>
-      </w:r>
-      <w:r>
-        <w:rPr>
-          <w:rFonts w:ascii="Times New Roman" w:eastAsia="標楷體" w:hAnsi="Times New Roman" w:cs="Times New Roman"/>
-        </w:rPr>
-        <w:t>good / medium / bad</w:t>
-      </w:r>
-      <w:r>
-        <w:rPr>
-          <w:rFonts w:ascii="標楷體" w:eastAsia="標楷體" w:hAnsi="標楷體"/>
-        </w:rPr>
-        <w:t xml:space="preserve">） </w:t>
-      </w:r>
-    </w:p>
-    <w:p>
-      <w:pPr>
-        <w:ind w:left="360"/>
-        <w:rPr>
-          <w:rFonts w:ascii="標楷體" w:eastAsia="標楷體" w:hAnsi="標楷體"/>
-        </w:rPr>
-      </w:pPr>
-    </w:p>
-    <w:p>
-      <w:pPr>
-        <w:ind w:left="360"/>
-        <w:rPr>
-          <w:rFonts w:ascii="標楷體" w:eastAsia="標楷體" w:hAnsi="標楷體"/>
-        </w:rPr>
-      </w:pPr>
-      <w:r>
-        <w:rPr>
-          <w:rFonts w:ascii="標楷體" w:eastAsia="標楷體" w:hAnsi="標楷體"/>
-        </w:rPr>
-        <w:t>語意模板設計</w:t>
-      </w:r>
-      <w:r>
-        <w:rPr>
-          <w:rFonts w:ascii="標楷體" w:eastAsia="標楷體" w:hAnsi="標楷體" w:hint="eastAsia"/>
-        </w:rPr>
-        <w:t xml:space="preserve"> : </w:t>
+        <w:t>。</w:t>
       </w:r>
     </w:p>
     <w:p>
@@ -8694,626 +7296,105 @@
           <w:bCs/>
         </w:rPr>
       </w:pPr>
-      <w:r>
-        <w:rPr>
-          <w:rFonts w:ascii="標楷體" w:eastAsia="標楷體" w:hAnsi="標楷體"/>
+    </w:p>
+    <w:p>
+      <w:pPr>
+        <w:rPr>
+          <w:rFonts w:ascii="標楷體" w:eastAsia="標楷體" w:hAnsi="標楷體"/>
+        </w:rPr>
+      </w:pPr>
+      <w:r>
+        <w:rPr>
+          <w:rFonts w:ascii="標楷體" w:eastAsia="標楷體" w:hAnsi="標楷體" w:hint="eastAsia"/>
           <w:b/>
           <w:bCs/>
         </w:rPr>
-        <w:t>準備階段（Prep）</w:t>
-      </w:r>
-    </w:p>
-    <w:p>
-      <w:pPr>
-        <w:numPr>
-          <w:ilvl w:val="0"/>
-          <w:numId w:val="39"/>
-        </w:numPr>
-        <w:rPr>
-          <w:rFonts w:ascii="標楷體" w:eastAsia="標楷體" w:hAnsi="標楷體"/>
-        </w:rPr>
-      </w:pPr>
-      <w:r>
-        <w:rPr>
-          <w:rFonts w:ascii="Times New Roman" w:eastAsia="標楷體" w:hAnsi="Times New Roman" w:cs="Times New Roman"/>
-        </w:rPr>
-        <w:t>Good</w:t>
-      </w:r>
-      <w:r>
-        <w:rPr>
-          <w:rFonts w:ascii="標楷體" w:eastAsia="標楷體" w:hAnsi="標楷體"/>
-        </w:rPr>
-        <w:t>：</w:t>
-      </w:r>
-    </w:p>
-    <w:p>
-      <w:pPr>
-        <w:ind w:left="360"/>
-        <w:rPr>
-          <w:rFonts w:ascii="標楷體" w:eastAsia="標楷體" w:hAnsi="標楷體"/>
-        </w:rPr>
-      </w:pPr>
-      <w:proofErr w:type="gramStart"/>
-      <w:r>
-        <w:rPr>
-          <w:rFonts w:ascii="標楷體" w:eastAsia="標楷體" w:hAnsi="標楷體"/>
-        </w:rPr>
-        <w:t>引拍階段</w:t>
-      </w:r>
-      <w:proofErr w:type="gramEnd"/>
-      <w:r>
-        <w:rPr>
-          <w:rFonts w:ascii="標楷體" w:eastAsia="標楷體" w:hAnsi="標楷體"/>
-        </w:rPr>
-        <w:t>動作穩定，準備動作良好</w:t>
-      </w:r>
-    </w:p>
-    <w:p>
-      <w:pPr>
-        <w:numPr>
-          <w:ilvl w:val="0"/>
-          <w:numId w:val="39"/>
-        </w:numPr>
-        <w:rPr>
-          <w:rFonts w:ascii="標楷體" w:eastAsia="標楷體" w:hAnsi="標楷體"/>
-        </w:rPr>
-      </w:pPr>
-      <w:r>
-        <w:rPr>
-          <w:rFonts w:ascii="Times New Roman" w:eastAsia="標楷體" w:hAnsi="Times New Roman" w:cs="Times New Roman"/>
-        </w:rPr>
-        <w:t>Medium</w:t>
-      </w:r>
-      <w:r>
-        <w:rPr>
-          <w:rFonts w:ascii="標楷體" w:eastAsia="標楷體" w:hAnsi="標楷體"/>
-        </w:rPr>
-        <w:t>：</w:t>
-      </w:r>
-    </w:p>
-    <w:p>
-      <w:pPr>
-        <w:ind w:left="360"/>
-        <w:rPr>
-          <w:rFonts w:ascii="標楷體" w:eastAsia="標楷體" w:hAnsi="標楷體"/>
-        </w:rPr>
-      </w:pPr>
-      <w:proofErr w:type="gramStart"/>
-      <w:r>
-        <w:rPr>
-          <w:rFonts w:ascii="標楷體" w:eastAsia="標楷體" w:hAnsi="標楷體"/>
-        </w:rPr>
-        <w:t>引拍動作</w:t>
-      </w:r>
-      <w:proofErr w:type="gramEnd"/>
-      <w:r>
-        <w:rPr>
-          <w:rFonts w:ascii="標楷體" w:eastAsia="標楷體" w:hAnsi="標楷體"/>
-        </w:rPr>
-        <w:t>大致正確，但仍可提升穩定性</w:t>
-      </w:r>
-    </w:p>
-    <w:p>
-      <w:pPr>
-        <w:numPr>
-          <w:ilvl w:val="0"/>
-          <w:numId w:val="39"/>
-        </w:numPr>
-        <w:rPr>
-          <w:rFonts w:ascii="標楷體" w:eastAsia="標楷體" w:hAnsi="標楷體"/>
-        </w:rPr>
-      </w:pPr>
-      <w:r>
-        <w:rPr>
-          <w:rFonts w:ascii="Times New Roman" w:eastAsia="標楷體" w:hAnsi="Times New Roman" w:cs="Times New Roman"/>
-        </w:rPr>
-        <w:t>Bad</w:t>
-      </w:r>
-      <w:r>
-        <w:rPr>
-          <w:rFonts w:ascii="標楷體" w:eastAsia="標楷體" w:hAnsi="標楷體"/>
-        </w:rPr>
-        <w:t>：</w:t>
-      </w:r>
-    </w:p>
-    <w:p>
-      <w:pPr>
-        <w:ind w:left="360"/>
-        <w:rPr>
-          <w:rFonts w:ascii="標楷體" w:eastAsia="標楷體" w:hAnsi="標楷體"/>
-        </w:rPr>
-      </w:pPr>
-      <w:proofErr w:type="gramStart"/>
-      <w:r>
-        <w:rPr>
-          <w:rFonts w:ascii="標楷體" w:eastAsia="標楷體" w:hAnsi="標楷體"/>
-        </w:rPr>
-        <w:t>引拍時</w:t>
-      </w:r>
-      <w:proofErr w:type="gramEnd"/>
-      <w:r>
-        <w:rPr>
-          <w:rFonts w:ascii="標楷體" w:eastAsia="標楷體" w:hAnsi="標楷體"/>
-        </w:rPr>
-        <w:t>「{關節}」控制不佳，</w:t>
-      </w:r>
-      <w:proofErr w:type="gramStart"/>
-      <w:r>
-        <w:rPr>
-          <w:rFonts w:ascii="標楷體" w:eastAsia="標楷體" w:hAnsi="標楷體"/>
-        </w:rPr>
-        <w:t>影響蓄</w:t>
-      </w:r>
-      <w:proofErr w:type="gramEnd"/>
-      <w:r>
-        <w:rPr>
-          <w:rFonts w:ascii="標楷體" w:eastAsia="標楷體" w:hAnsi="標楷體"/>
-        </w:rPr>
-        <w:t>力效果</w:t>
-      </w:r>
-    </w:p>
-    <w:p>
-      <w:pPr>
-        <w:ind w:left="360"/>
-        <w:rPr>
-          <w:rFonts w:ascii="標楷體" w:eastAsia="標楷體" w:hAnsi="標楷體"/>
-        </w:rPr>
-      </w:pPr>
-    </w:p>
-    <w:p>
-      <w:pPr>
-        <w:ind w:left="360"/>
-        <w:rPr>
-          <w:rFonts w:ascii="標楷體" w:eastAsia="標楷體" w:hAnsi="標楷體"/>
-        </w:rPr>
-      </w:pPr>
+        <w:t>五</w:t>
+      </w:r>
       <w:r>
         <w:rPr>
           <w:rFonts w:ascii="標楷體" w:eastAsia="標楷體" w:hAnsi="標楷體"/>
           <w:b/>
           <w:bCs/>
         </w:rPr>
-        <w:t>擊球階段（Impact）</w:t>
-      </w:r>
-    </w:p>
-    <w:p>
-      <w:pPr>
-        <w:numPr>
-          <w:ilvl w:val="0"/>
-          <w:numId w:val="40"/>
-        </w:numPr>
-        <w:rPr>
-          <w:rFonts w:ascii="標楷體" w:eastAsia="標楷體" w:hAnsi="標楷體"/>
-        </w:rPr>
-      </w:pPr>
-      <w:r>
-        <w:rPr>
-          <w:rFonts w:ascii="Times New Roman" w:eastAsia="標楷體" w:hAnsi="Times New Roman" w:cs="Times New Roman"/>
-        </w:rPr>
-        <w:t>Good</w:t>
-      </w:r>
-      <w:r>
-        <w:rPr>
-          <w:rFonts w:ascii="標楷體" w:eastAsia="標楷體" w:hAnsi="標楷體"/>
-        </w:rPr>
-        <w:t>：</w:t>
-      </w:r>
-    </w:p>
-    <w:p>
-      <w:pPr>
-        <w:ind w:left="360"/>
-        <w:rPr>
-          <w:rFonts w:ascii="標楷體" w:eastAsia="標楷體" w:hAnsi="標楷體"/>
-        </w:rPr>
-      </w:pPr>
-      <w:r>
-        <w:rPr>
-          <w:rFonts w:ascii="標楷體" w:eastAsia="標楷體" w:hAnsi="標楷體"/>
-        </w:rPr>
-        <w:t>擊球時機與動作控制良好</w:t>
-      </w:r>
-    </w:p>
-    <w:p>
-      <w:pPr>
-        <w:numPr>
-          <w:ilvl w:val="0"/>
-          <w:numId w:val="40"/>
-        </w:numPr>
-        <w:rPr>
-          <w:rFonts w:ascii="標楷體" w:eastAsia="標楷體" w:hAnsi="標楷體"/>
-        </w:rPr>
-      </w:pPr>
-      <w:r>
-        <w:rPr>
-          <w:rFonts w:ascii="Times New Roman" w:eastAsia="標楷體" w:hAnsi="Times New Roman" w:cs="Times New Roman"/>
-        </w:rPr>
-        <w:t>Medium</w:t>
-      </w:r>
-      <w:r>
-        <w:rPr>
-          <w:rFonts w:ascii="標楷體" w:eastAsia="標楷體" w:hAnsi="標楷體"/>
-        </w:rPr>
-        <w:t>：</w:t>
-      </w:r>
-    </w:p>
-    <w:p>
-      <w:pPr>
-        <w:ind w:left="360"/>
-        <w:rPr>
-          <w:rFonts w:ascii="標楷體" w:eastAsia="標楷體" w:hAnsi="標楷體"/>
-        </w:rPr>
-      </w:pPr>
-      <w:r>
-        <w:rPr>
-          <w:rFonts w:ascii="標楷體" w:eastAsia="標楷體" w:hAnsi="標楷體"/>
-        </w:rPr>
-        <w:t>擊球動作接近正確，可再</w:t>
-      </w:r>
-      <w:proofErr w:type="gramStart"/>
-      <w:r>
-        <w:rPr>
-          <w:rFonts w:ascii="標楷體" w:eastAsia="標楷體" w:hAnsi="標楷體"/>
-        </w:rPr>
-        <w:t>優化發</w:t>
-      </w:r>
-      <w:proofErr w:type="gramEnd"/>
-      <w:r>
-        <w:rPr>
-          <w:rFonts w:ascii="標楷體" w:eastAsia="標楷體" w:hAnsi="標楷體"/>
-        </w:rPr>
-        <w:t>力細節</w:t>
-      </w:r>
-    </w:p>
-    <w:p>
-      <w:pPr>
-        <w:numPr>
-          <w:ilvl w:val="0"/>
-          <w:numId w:val="40"/>
-        </w:numPr>
-        <w:rPr>
-          <w:rFonts w:ascii="標楷體" w:eastAsia="標楷體" w:hAnsi="標楷體"/>
-        </w:rPr>
-      </w:pPr>
-      <w:r>
-        <w:rPr>
-          <w:rFonts w:ascii="Times New Roman" w:eastAsia="標楷體" w:hAnsi="Times New Roman" w:cs="Times New Roman"/>
-        </w:rPr>
-        <w:t>Bad</w:t>
-      </w:r>
-      <w:r>
-        <w:rPr>
-          <w:rFonts w:ascii="標楷體" w:eastAsia="標楷體" w:hAnsi="標楷體"/>
-        </w:rPr>
-        <w:t>：</w:t>
-      </w:r>
-    </w:p>
-    <w:p>
-      <w:pPr>
-        <w:ind w:left="360"/>
-        <w:rPr>
-          <w:rFonts w:ascii="標楷體" w:eastAsia="標楷體" w:hAnsi="標楷體"/>
-        </w:rPr>
-      </w:pPr>
-      <w:r>
-        <w:rPr>
-          <w:rFonts w:ascii="標楷體" w:eastAsia="標楷體" w:hAnsi="標楷體"/>
-        </w:rPr>
-        <w:t>擊球瞬間「{關節}」不穩定，影響力量傳遞</w:t>
-      </w:r>
-    </w:p>
-    <w:p>
-      <w:pPr>
-        <w:ind w:left="360"/>
-        <w:rPr>
-          <w:rFonts w:ascii="標楷體" w:eastAsia="標楷體" w:hAnsi="標楷體"/>
-        </w:rPr>
-      </w:pPr>
-    </w:p>
-    <w:p>
-      <w:pPr>
-        <w:ind w:left="360"/>
-        <w:rPr>
-          <w:rFonts w:ascii="標楷體" w:eastAsia="標楷體" w:hAnsi="標楷體"/>
-        </w:rPr>
-      </w:pPr>
-      <w:proofErr w:type="gramStart"/>
-      <w:r>
+        <w:t>、 小組成員分工表 </w:t>
+      </w:r>
+    </w:p>
+    <w:p>
+      <w:pPr>
+        <w:ind w:firstLine="480"/>
+        <w:rPr>
+          <w:rFonts w:ascii="標楷體" w:eastAsia="標楷體" w:hAnsi="標楷體"/>
+        </w:rPr>
+      </w:pPr>
+      <w:r>
+        <w:rPr>
+          <w:rFonts w:ascii="標楷體" w:eastAsia="標楷體" w:hAnsi="標楷體"/>
+        </w:rPr>
+        <w:t>本專題由</w:t>
+      </w:r>
+      <w:r>
+        <w:rPr>
+          <w:rFonts w:ascii="標楷體" w:eastAsia="標楷體" w:hAnsi="標楷體" w:hint="eastAsia"/>
+        </w:rPr>
+        <w:t>簡珮語</w:t>
+      </w:r>
+      <w:r>
+        <w:rPr>
+          <w:rFonts w:ascii="標楷體" w:eastAsia="標楷體" w:hAnsi="標楷體"/>
+        </w:rPr>
+        <w:t xml:space="preserve">獨立執行，涵蓋系統開發各階段之規劃、設計與實作。 </w:t>
+      </w:r>
+    </w:p>
+    <w:p>
+      <w:pPr>
+        <w:rPr>
+          <w:rFonts w:ascii="標楷體" w:eastAsia="標楷體" w:hAnsi="標楷體"/>
+        </w:rPr>
+      </w:pPr>
+    </w:p>
+    <w:p>
+      <w:pPr>
         <w:rPr>
           <w:rFonts w:ascii="標楷體" w:eastAsia="標楷體" w:hAnsi="標楷體"/>
           <w:b/>
           <w:bCs/>
         </w:rPr>
-        <w:t>收拍階段</w:t>
-      </w:r>
-      <w:proofErr w:type="gramEnd"/>
-      <w:r>
-        <w:rPr>
-          <w:rFonts w:ascii="標楷體" w:eastAsia="標楷體" w:hAnsi="標楷體"/>
+      </w:pPr>
+      <w:r>
+        <w:rPr>
+          <w:rFonts w:ascii="標楷體" w:eastAsia="標楷體" w:hAnsi="標楷體" w:hint="eastAsia"/>
           <w:b/>
           <w:bCs/>
         </w:rPr>
-        <w:t>（Follow-through）</w:t>
-      </w:r>
-    </w:p>
-    <w:p>
-      <w:pPr>
-        <w:numPr>
-          <w:ilvl w:val="0"/>
-          <w:numId w:val="41"/>
-        </w:numPr>
-        <w:rPr>
-          <w:rFonts w:ascii="標楷體" w:eastAsia="標楷體" w:hAnsi="標楷體"/>
-        </w:rPr>
-      </w:pPr>
-      <w:r>
-        <w:rPr>
-          <w:rFonts w:ascii="Times New Roman" w:eastAsia="標楷體" w:hAnsi="Times New Roman" w:cs="Times New Roman"/>
-        </w:rPr>
-        <w:t>Good</w:t>
-      </w:r>
-      <w:r>
-        <w:rPr>
-          <w:rFonts w:ascii="標楷體" w:eastAsia="標楷體" w:hAnsi="標楷體"/>
-        </w:rPr>
-        <w:t>：</w:t>
-      </w:r>
-    </w:p>
-    <w:p>
-      <w:pPr>
-        <w:ind w:left="360"/>
-        <w:rPr>
-          <w:rFonts w:ascii="標楷體" w:eastAsia="標楷體" w:hAnsi="標楷體"/>
-        </w:rPr>
-      </w:pPr>
-      <w:proofErr w:type="gramStart"/>
-      <w:r>
-        <w:rPr>
-          <w:rFonts w:ascii="標楷體" w:eastAsia="標楷體" w:hAnsi="標楷體"/>
+        <w:t>六</w:t>
+      </w:r>
+      <w:r>
+        <w:rPr>
+          <w:rFonts w:ascii="標楷體" w:eastAsia="標楷體" w:hAnsi="標楷體"/>
+          <w:b/>
+          <w:bCs/>
+        </w:rPr>
+        <w:t>、 預定（按月）進度表：甘特圖 </w:t>
+      </w:r>
+    </w:p>
+    <w:p>
+      <w:pPr>
+        <w:rPr>
+          <w:rFonts w:ascii="標楷體" w:eastAsia="標楷體" w:hAnsi="標楷體"/>
+        </w:rPr>
+      </w:pPr>
+      <w:r>
+        <w:rPr>
+          <w:rFonts w:ascii="標楷體" w:eastAsia="標楷體" w:hAnsi="標楷體"/>
+          <w:noProof/>
         </w:rPr>
         <w:lastRenderedPageBreak/>
-        <w:t>收拍動作</w:t>
-      </w:r>
-      <w:proofErr w:type="gramEnd"/>
-      <w:r>
-        <w:rPr>
-          <w:rFonts w:ascii="標楷體" w:eastAsia="標楷體" w:hAnsi="標楷體"/>
-        </w:rPr>
-        <w:t>完整且流暢</w:t>
-      </w:r>
-    </w:p>
-    <w:p>
-      <w:pPr>
-        <w:numPr>
-          <w:ilvl w:val="0"/>
-          <w:numId w:val="41"/>
-        </w:numPr>
-        <w:rPr>
-          <w:rFonts w:ascii="標楷體" w:eastAsia="標楷體" w:hAnsi="標楷體"/>
-        </w:rPr>
-      </w:pPr>
-      <w:r>
-        <w:rPr>
-          <w:rFonts w:ascii="Times New Roman" w:eastAsia="標楷體" w:hAnsi="Times New Roman" w:cs="Times New Roman"/>
-        </w:rPr>
-        <w:t>Medium</w:t>
-      </w:r>
-      <w:r>
-        <w:rPr>
-          <w:rFonts w:ascii="標楷體" w:eastAsia="標楷體" w:hAnsi="標楷體"/>
-        </w:rPr>
-        <w:t>：</w:t>
-      </w:r>
-    </w:p>
-    <w:p>
-      <w:pPr>
-        <w:ind w:left="360"/>
-        <w:rPr>
-          <w:rFonts w:ascii="標楷體" w:eastAsia="標楷體" w:hAnsi="標楷體"/>
-        </w:rPr>
-      </w:pPr>
-      <w:proofErr w:type="gramStart"/>
-      <w:r>
-        <w:rPr>
-          <w:rFonts w:ascii="標楷體" w:eastAsia="標楷體" w:hAnsi="標楷體"/>
-        </w:rPr>
-        <w:t>收拍動作</w:t>
-      </w:r>
-      <w:proofErr w:type="gramEnd"/>
-      <w:r>
-        <w:rPr>
-          <w:rFonts w:ascii="標楷體" w:eastAsia="標楷體" w:hAnsi="標楷體"/>
-        </w:rPr>
-        <w:t>尚可，但仍有改善空間</w:t>
-      </w:r>
-    </w:p>
-    <w:p>
-      <w:pPr>
-        <w:numPr>
-          <w:ilvl w:val="0"/>
-          <w:numId w:val="41"/>
-        </w:numPr>
-        <w:rPr>
-          <w:rFonts w:ascii="標楷體" w:eastAsia="標楷體" w:hAnsi="標楷體"/>
-        </w:rPr>
-      </w:pPr>
-      <w:r>
-        <w:rPr>
-          <w:rFonts w:ascii="Times New Roman" w:eastAsia="標楷體" w:hAnsi="Times New Roman" w:cs="Times New Roman"/>
-        </w:rPr>
-        <w:t>Bad</w:t>
-      </w:r>
-      <w:r>
-        <w:rPr>
-          <w:rFonts w:ascii="標楷體" w:eastAsia="標楷體" w:hAnsi="標楷體"/>
-        </w:rPr>
-        <w:t>：</w:t>
-      </w:r>
-    </w:p>
-    <w:p>
-      <w:pPr>
-        <w:ind w:left="360"/>
-        <w:rPr>
-          <w:rFonts w:ascii="標楷體" w:eastAsia="標楷體" w:hAnsi="標楷體"/>
-        </w:rPr>
-      </w:pPr>
-      <w:proofErr w:type="gramStart"/>
-      <w:r>
-        <w:rPr>
-          <w:rFonts w:ascii="標楷體" w:eastAsia="標楷體" w:hAnsi="標楷體"/>
-        </w:rPr>
-        <w:t>收拍時</w:t>
-      </w:r>
-      <w:proofErr w:type="gramEnd"/>
-      <w:r>
-        <w:rPr>
-          <w:rFonts w:ascii="標楷體" w:eastAsia="標楷體" w:hAnsi="標楷體"/>
-        </w:rPr>
-        <w:t>「{關節}」未自然完成，影響動作連貫性</w:t>
-      </w:r>
-    </w:p>
-    <w:p>
-      <w:pPr>
-        <w:ind w:left="360"/>
-        <w:rPr>
-          <w:rFonts w:ascii="標楷體" w:eastAsia="標楷體" w:hAnsi="標楷體"/>
-        </w:rPr>
-      </w:pPr>
-    </w:p>
-    <w:p>
-      <w:pPr>
-        <w:ind w:left="360"/>
-        <w:rPr>
-          <w:rFonts w:ascii="標楷體" w:eastAsia="標楷體" w:hAnsi="標楷體"/>
-        </w:rPr>
-      </w:pPr>
-      <w:r>
-        <w:rPr>
-          <w:rFonts w:ascii="標楷體" w:eastAsia="標楷體" w:hAnsi="標楷體"/>
-        </w:rPr>
-        <w:t>生成最終自然語言教學指令</w:t>
-      </w:r>
-      <w:r>
-        <w:rPr>
-          <w:rFonts w:ascii="標楷體" w:eastAsia="標楷體" w:hAnsi="標楷體" w:hint="eastAsia"/>
-        </w:rPr>
-        <w:t>。</w:t>
-      </w:r>
-    </w:p>
-    <w:p>
-      <w:pPr>
-        <w:rPr>
-          <w:rFonts w:ascii="標楷體" w:eastAsia="標楷體" w:hAnsi="標楷體"/>
-        </w:rPr>
-      </w:pPr>
-    </w:p>
-    <w:p>
-      <w:pPr>
-        <w:rPr>
-          <w:rFonts w:ascii="標楷體" w:eastAsia="標楷體" w:hAnsi="標楷體"/>
-        </w:rPr>
-      </w:pPr>
-      <w:r>
-        <w:rPr>
-          <w:rFonts w:ascii="標楷體" w:eastAsia="標楷體" w:hAnsi="標楷體"/>
-        </w:rPr>
-        <w:t>六、 小組成員分工表 </w:t>
-      </w:r>
-    </w:p>
-    <w:p>
-      <w:pPr>
-        <w:rPr>
-          <w:rFonts w:ascii="標楷體" w:eastAsia="標楷體" w:hAnsi="標楷體"/>
-        </w:rPr>
-      </w:pPr>
-      <w:r>
-        <w:rPr>
-          <w:rFonts w:ascii="標楷體" w:eastAsia="標楷體" w:hAnsi="標楷體"/>
-        </w:rPr>
-        <w:t>本專題由</w:t>
-      </w:r>
-      <w:r>
-        <w:rPr>
-          <w:rFonts w:ascii="標楷體" w:eastAsia="標楷體" w:hAnsi="標楷體" w:hint="eastAsia"/>
-        </w:rPr>
-        <w:t>簡</w:t>
-      </w:r>
-      <w:proofErr w:type="gramStart"/>
-      <w:r>
-        <w:rPr>
-          <w:rFonts w:ascii="標楷體" w:eastAsia="標楷體" w:hAnsi="標楷體" w:hint="eastAsia"/>
-        </w:rPr>
-        <w:t>珮</w:t>
-      </w:r>
-      <w:proofErr w:type="gramEnd"/>
-      <w:r>
-        <w:rPr>
-          <w:rFonts w:ascii="標楷體" w:eastAsia="標楷體" w:hAnsi="標楷體" w:hint="eastAsia"/>
-        </w:rPr>
-        <w:t>語</w:t>
-      </w:r>
-      <w:r>
-        <w:rPr>
-          <w:rFonts w:ascii="標楷體" w:eastAsia="標楷體" w:hAnsi="標楷體"/>
-        </w:rPr>
-        <w:t>獨立執行，涵蓋系統開發各階段之規劃、設計與實作。 執行內容如下： </w:t>
-      </w:r>
-    </w:p>
-    <w:p>
-      <w:pPr>
-        <w:rPr>
-          <w:rFonts w:ascii="標楷體" w:eastAsia="標楷體" w:hAnsi="標楷體"/>
-        </w:rPr>
-      </w:pPr>
-    </w:p>
-    <w:p>
-      <w:pPr>
-        <w:rPr>
-          <w:rFonts w:ascii="標楷體" w:eastAsia="標楷體" w:hAnsi="標楷體"/>
-        </w:rPr>
-      </w:pPr>
-    </w:p>
-    <w:p>
-      <w:pPr>
-        <w:rPr>
-          <w:rFonts w:ascii="標楷體" w:eastAsia="標楷體" w:hAnsi="標楷體"/>
-        </w:rPr>
-      </w:pPr>
-      <w:r>
-        <w:rPr>
-          <w:rFonts w:ascii="標楷體" w:eastAsia="標楷體" w:hAnsi="標楷體"/>
-        </w:rPr>
-        <w:t>七、 預定（按月）進度表：甘特圖 </w:t>
-      </w:r>
-    </w:p>
-    <w:p>
-      <w:pPr>
-        <w:rPr>
-          <w:rFonts w:ascii="標楷體" w:eastAsia="標楷體" w:hAnsi="標楷體"/>
-        </w:rPr>
-      </w:pPr>
-      <w:r>
-        <w:rPr>
-          <w:rFonts w:ascii="標楷體" w:eastAsia="標楷體" w:hAnsi="標楷體"/>
-        </w:rPr>
-        <w:t>圖 (2) 預定進度甘特圖</w:t>
-      </w:r>
-    </w:p>
-    <w:p>
-      <w:pPr>
-        <w:rPr>
-          <w:rFonts w:ascii="標楷體" w:eastAsia="標楷體" w:hAnsi="標楷體"/>
-        </w:rPr>
-      </w:pPr>
-      <w:r>
-        <w:rPr>
-          <w:rFonts w:ascii="標楷體" w:eastAsia="標楷體" w:hAnsi="標楷體"/>
-          <w:noProof/>
-        </w:rPr>
         <w:drawing>
-          <wp:inline distT="0" distB="0" distL="0" distR="0" wp14:anchorId="172FAFF7" wp14:editId="6691A960">
-            <wp:extent cx="5274310" cy="1607820"/>
-            <wp:effectExtent l="0" t="0" r="2540" b="0"/>
-            <wp:docPr id="385893214" name="圖片 3"/>
+          <wp:inline distT="0" distB="0" distL="0" distR="0" wp14:anchorId="2386A4BC" wp14:editId="3B1D34B5">
+            <wp:extent cx="5274310" cy="1979930"/>
+            <wp:effectExtent l="0" t="0" r="2540" b="1270"/>
+            <wp:docPr id="622966802" name="圖片 1"/>
             <wp:cNvGraphicFramePr>
               <a:graphicFrameLocks xmlns:a="http://schemas.openxmlformats.org/drawingml/2006/main" noChangeAspect="1"/>
             </wp:cNvGraphicFramePr>
@@ -9321,36 +7402,23 @@
               <a:graphicData uri="http://schemas.openxmlformats.org/drawingml/2006/picture">
                 <pic:pic xmlns:pic="http://schemas.openxmlformats.org/drawingml/2006/picture">
                   <pic:nvPicPr>
-                    <pic:cNvPr id="0" name="Picture 12"/>
-                    <pic:cNvPicPr>
-                      <a:picLocks noChangeAspect="1" noChangeArrowheads="1"/>
-                    </pic:cNvPicPr>
+                    <pic:cNvPr id="622966802" name=""/>
+                    <pic:cNvPicPr/>
                   </pic:nvPicPr>
                   <pic:blipFill>
-                    <a:blip r:embed="rId9">
-                      <a:extLst>
-                        <a:ext uri="{28A0092B-C50C-407E-A947-70E740481C1C}">
-                          <a14:useLocalDpi xmlns:a14="http://schemas.microsoft.com/office/drawing/2010/main" val="0"/>
-                        </a:ext>
-                      </a:extLst>
-                    </a:blip>
-                    <a:srcRect/>
+                    <a:blip r:embed="rId12"/>
                     <a:stretch>
                       <a:fillRect/>
                     </a:stretch>
                   </pic:blipFill>
-                  <pic:spPr bwMode="auto">
+                  <pic:spPr>
                     <a:xfrm>
                       <a:off x="0" y="0"/>
-                      <a:ext cx="5274310" cy="1607820"/>
+                      <a:ext cx="5274310" cy="1979930"/>
                     </a:xfrm>
                     <a:prstGeom prst="rect">
                       <a:avLst/>
                     </a:prstGeom>
-                    <a:noFill/>
-                    <a:ln>
-                      <a:noFill/>
-                    </a:ln>
                   </pic:spPr>
                 </pic:pic>
               </a:graphicData>
@@ -9359,10 +7427,46 @@
         </w:drawing>
       </w:r>
     </w:p>
+    <w:p>
+      <w:pPr>
+        <w:jc w:val="center"/>
+        <w:rPr>
+          <w:rFonts w:ascii="標楷體" w:eastAsia="標楷體" w:hAnsi="標楷體"/>
+        </w:rPr>
+      </w:pPr>
+      <w:r>
+        <w:rPr>
+          <w:rFonts w:ascii="標楷體" w:eastAsia="標楷體" w:hAnsi="標楷體"/>
+        </w:rPr>
+        <w:t>圖 (</w:t>
+      </w:r>
+      <w:r>
+        <w:rPr>
+          <w:rFonts w:ascii="Times New Roman" w:eastAsia="標楷體" w:hAnsi="Times New Roman" w:cs="Times New Roman" w:hint="eastAsia"/>
+        </w:rPr>
+        <w:t>3</w:t>
+      </w:r>
+      <w:r>
+        <w:rPr>
+          <w:rFonts w:ascii="標楷體" w:eastAsia="標楷體" w:hAnsi="標楷體"/>
+        </w:rPr>
+        <w:t>) 預定進度甘特圖</w:t>
+      </w:r>
+    </w:p>
+    <w:p>
+      <w:pPr>
+        <w:rPr>
+          <w:rFonts w:ascii="標楷體" w:eastAsia="標楷體" w:hAnsi="標楷體"/>
+        </w:rPr>
+      </w:pPr>
+    </w:p>
     <w:sectPr>
+      <w:footerReference w:type="default" r:id="rId13"/>
       <w:pgSz w:w="11906" w:h="16838"/>
       <w:pgMar w:top="1440" w:right="1800" w:bottom="1440" w:left="1800" w:header="851" w:footer="992" w:gutter="0"/>
+      <w:pgNumType w:start="0"/>
       <w:cols w:space="425"/>
+      <w:titlePg/>
       <w:docGrid w:type="lines" w:linePitch="360"/>
     </w:sectPr>
   </w:body>
@@ -9392,6 +7496,64 @@
     </w:p>
   </w:endnote>
 </w:endnotes>
+</file>
+
+<file path=word/footer1.xml><?xml version="1.0" encoding="utf-8"?>
+<w:ftr xmlns:wpc="http://schemas.microsoft.com/office/word/2010/wordprocessingCanvas" xmlns:cx="http://schemas.microsoft.com/office/drawing/2014/chartex" xmlns:cx1="http://schemas.microsoft.com/office/drawing/2015/9/8/chartex" xmlns:cx2="http://schemas.microsoft.com/office/drawing/2015/10/21/chartex" xmlns:cx3="http://schemas.microsoft.com/office/drawing/2016/5/9/chartex" xmlns:cx4="http://schemas.microsoft.com/office/drawing/2016/5/10/chartex" xmlns:cx5="http://schemas.microsoft.com/office/drawing/2016/5/11/chartex" xmlns:cx6="http://schemas.microsoft.com/office/drawing/2016/5/12/chartex" xmlns:cx7="http://schemas.microsoft.com/office/drawing/2016/5/13/chartex" xmlns:cx8="http://schemas.microsoft.com/office/drawing/2016/5/14/chartex" xmlns:mc="http://schemas.openxmlformats.org/markup-compatibility/2006" xmlns:aink="http://schemas.microsoft.com/office/drawing/2016/ink" xmlns:am3d="http://schemas.microsoft.com/office/drawing/2017/model3d" xmlns:o="urn:schemas-microsoft-com:office:office" xmlns:oel="http://schemas.microsoft.com/office/2019/extlst" xmlns:r="http://schemas.openxmlformats.org/officeDocument/2006/relationships" xmlns:m="http://schemas.openxmlformats.org/officeDocument/2006/math" xmlns:v="urn:schemas-microsoft-com:vml" xmlns:wp14="http://schemas.microsoft.com/office/word/2010/wordprocessingDrawing" xmlns:wp="http://schemas.openxmlformats.org/drawingml/2006/wordprocessingDrawing" xmlns:w10="urn:schemas-microsoft-com:office:word" xmlns:w="http://schemas.openxmlformats.org/wordprocessingml/2006/main" xmlns:w14="http://schemas.microsoft.com/office/word/2010/wordml" xmlns:w15="http://schemas.microsoft.com/office/word/2012/wordml" xmlns:w16cex="http://schemas.microsoft.com/office/word/2018/wordml/cex" xmlns:w16cid="http://schemas.microsoft.com/office/word/2016/wordml/cid" xmlns:w16="http://schemas.microsoft.com/office/word/2018/wordml" xmlns:w16du="http://schemas.microsoft.com/office/word/2023/wordml/word16du" xmlns:w16sdtdh="http://schemas.microsoft.com/office/word/2020/wordml/sdtdatahash" xmlns:w16sdtfl="http://schemas.microsoft.com/office/word/2024/wordml/sdtformatlock" xmlns:w16se="http://schemas.microsoft.com/office/word/2015/wordml/symex" xmlns:wpg="http://schemas.microsoft.com/office/word/2010/wordprocessingGroup" xmlns:wpi="http://schemas.microsoft.com/office/word/2010/wordprocessingInk" xmlns:wne="http://schemas.microsoft.com/office/word/2006/wordml" xmlns:wps="http://schemas.microsoft.com/office/word/2010/wordprocessingShape" mc:Ignorable="w14 w15 w16se w16cid w16 w16cex w16sdtdh w16sdtfl w16du wp14">
+  <w:sdt>
+    <w:sdtPr>
+      <w:id w:val="2072231052"/>
+      <w:docPartObj>
+        <w:docPartGallery w:val="Page Numbers (Bottom of Page)"/>
+        <w:docPartUnique/>
+      </w:docPartObj>
+    </w:sdtPr>
+    <w:sdtContent>
+      <w:p>
+        <w:pPr>
+          <w:pStyle w:val="af0"/>
+          <w:jc w:val="center"/>
+        </w:pPr>
+        <w:r>
+          <w:rPr>
+            <w:rFonts w:ascii="Times New Roman" w:hAnsi="Times New Roman" w:cs="Times New Roman"/>
+          </w:rPr>
+          <w:fldChar w:fldCharType="begin"/>
+        </w:r>
+        <w:r>
+          <w:rPr>
+            <w:rFonts w:ascii="Times New Roman" w:hAnsi="Times New Roman" w:cs="Times New Roman"/>
+          </w:rPr>
+          <w:instrText>PAGE   \* MERGEFORMAT</w:instrText>
+        </w:r>
+        <w:r>
+          <w:rPr>
+            <w:rFonts w:ascii="Times New Roman" w:hAnsi="Times New Roman" w:cs="Times New Roman"/>
+          </w:rPr>
+          <w:fldChar w:fldCharType="separate"/>
+        </w:r>
+        <w:r>
+          <w:rPr>
+            <w:rFonts w:ascii="Times New Roman" w:hAnsi="Times New Roman" w:cs="Times New Roman"/>
+            <w:lang w:val="zh-TW"/>
+          </w:rPr>
+          <w:t>2</w:t>
+        </w:r>
+        <w:r>
+          <w:rPr>
+            <w:rFonts w:ascii="Times New Roman" w:hAnsi="Times New Roman" w:cs="Times New Roman"/>
+          </w:rPr>
+          <w:fldChar w:fldCharType="end"/>
+        </w:r>
+      </w:p>
+    </w:sdtContent>
+  </w:sdt>
+  <w:p>
+    <w:pPr>
+      <w:pStyle w:val="af0"/>
+    </w:pPr>
+  </w:p>
+</w:ftr>
 </file>
 
 <file path=word/footnotes.xml><?xml version="1.0" encoding="utf-8"?>
@@ -9432,9 +7594,9 @@
       <w:lvlJc w:val="left"/>
       <w:pPr>
         <w:tabs>
-          <w:tab w:val="num" w:pos="720"/>
-        </w:tabs>
-        <w:ind w:left="720" w:hanging="360"/>
+          <w:tab w:val="num" w:pos="2508"/>
+        </w:tabs>
+        <w:ind w:left="2508" w:hanging="360"/>
       </w:pPr>
       <w:rPr>
         <w:rFonts w:ascii="Symbol" w:hAnsi="Symbol" w:hint="default"/>
@@ -9448,9 +7610,9 @@
       <w:lvlJc w:val="left"/>
       <w:pPr>
         <w:tabs>
-          <w:tab w:val="num" w:pos="1440"/>
-        </w:tabs>
-        <w:ind w:left="1440" w:hanging="360"/>
+          <w:tab w:val="num" w:pos="3228"/>
+        </w:tabs>
+        <w:ind w:left="3228" w:hanging="360"/>
       </w:pPr>
       <w:rPr>
         <w:rFonts w:ascii="Courier New" w:hAnsi="Courier New" w:hint="default"/>
@@ -9464,9 +7626,9 @@
       <w:lvlJc w:val="left"/>
       <w:pPr>
         <w:tabs>
-          <w:tab w:val="num" w:pos="2160"/>
-        </w:tabs>
-        <w:ind w:left="2160" w:hanging="360"/>
+          <w:tab w:val="num" w:pos="3948"/>
+        </w:tabs>
+        <w:ind w:left="3948" w:hanging="360"/>
       </w:pPr>
       <w:rPr>
         <w:rFonts w:ascii="Wingdings" w:hAnsi="Wingdings" w:hint="default"/>
@@ -9480,9 +7642,9 @@
       <w:lvlJc w:val="left"/>
       <w:pPr>
         <w:tabs>
-          <w:tab w:val="num" w:pos="2880"/>
-        </w:tabs>
-        <w:ind w:left="2880" w:hanging="360"/>
+          <w:tab w:val="num" w:pos="4668"/>
+        </w:tabs>
+        <w:ind w:left="4668" w:hanging="360"/>
       </w:pPr>
       <w:rPr>
         <w:rFonts w:ascii="Wingdings" w:hAnsi="Wingdings" w:hint="default"/>
@@ -9496,9 +7658,9 @@
       <w:lvlJc w:val="left"/>
       <w:pPr>
         <w:tabs>
-          <w:tab w:val="num" w:pos="3600"/>
-        </w:tabs>
-        <w:ind w:left="3600" w:hanging="360"/>
+          <w:tab w:val="num" w:pos="5388"/>
+        </w:tabs>
+        <w:ind w:left="5388" w:hanging="360"/>
       </w:pPr>
       <w:rPr>
         <w:rFonts w:ascii="Wingdings" w:hAnsi="Wingdings" w:hint="default"/>
@@ -9512,9 +7674,9 @@
       <w:lvlJc w:val="left"/>
       <w:pPr>
         <w:tabs>
-          <w:tab w:val="num" w:pos="4320"/>
-        </w:tabs>
-        <w:ind w:left="4320" w:hanging="360"/>
+          <w:tab w:val="num" w:pos="6108"/>
+        </w:tabs>
+        <w:ind w:left="6108" w:hanging="360"/>
       </w:pPr>
       <w:rPr>
         <w:rFonts w:ascii="Wingdings" w:hAnsi="Wingdings" w:hint="default"/>
@@ -9528,9 +7690,9 @@
       <w:lvlJc w:val="left"/>
       <w:pPr>
         <w:tabs>
-          <w:tab w:val="num" w:pos="5040"/>
-        </w:tabs>
-        <w:ind w:left="5040" w:hanging="360"/>
+          <w:tab w:val="num" w:pos="6828"/>
+        </w:tabs>
+        <w:ind w:left="6828" w:hanging="360"/>
       </w:pPr>
       <w:rPr>
         <w:rFonts w:ascii="Wingdings" w:hAnsi="Wingdings" w:hint="default"/>
@@ -9544,9 +7706,9 @@
       <w:lvlJc w:val="left"/>
       <w:pPr>
         <w:tabs>
-          <w:tab w:val="num" w:pos="5760"/>
-        </w:tabs>
-        <w:ind w:left="5760" w:hanging="360"/>
+          <w:tab w:val="num" w:pos="7548"/>
+        </w:tabs>
+        <w:ind w:left="7548" w:hanging="360"/>
       </w:pPr>
       <w:rPr>
         <w:rFonts w:ascii="Wingdings" w:hAnsi="Wingdings" w:hint="default"/>
@@ -9560,9 +7722,9 @@
       <w:lvlJc w:val="left"/>
       <w:pPr>
         <w:tabs>
-          <w:tab w:val="num" w:pos="6480"/>
-        </w:tabs>
-        <w:ind w:left="6480" w:hanging="360"/>
+          <w:tab w:val="num" w:pos="8268"/>
+        </w:tabs>
+        <w:ind w:left="8268" w:hanging="360"/>
       </w:pPr>
       <w:rPr>
         <w:rFonts w:ascii="Wingdings" w:hAnsi="Wingdings" w:hint="default"/>
@@ -9842,7 +8004,7 @@
       <w:lvlText w:val=""/>
       <w:lvlJc w:val="left"/>
       <w:pPr>
-        <w:ind w:left="1320" w:hanging="480"/>
+        <w:ind w:left="1920" w:hanging="480"/>
       </w:pPr>
       <w:rPr>
         <w:rFonts w:ascii="Symbol" w:hAnsi="Symbol" w:hint="default"/>
@@ -9854,7 +8016,7 @@
       <w:lvlText w:val=""/>
       <w:lvlJc w:val="left"/>
       <w:pPr>
-        <w:ind w:left="1800" w:hanging="480"/>
+        <w:ind w:left="2400" w:hanging="480"/>
       </w:pPr>
       <w:rPr>
         <w:rFonts w:ascii="Wingdings" w:hAnsi="Wingdings" w:hint="default"/>
@@ -9866,7 +8028,7 @@
       <w:lvlText w:val=""/>
       <w:lvlJc w:val="left"/>
       <w:pPr>
-        <w:ind w:left="2280" w:hanging="480"/>
+        <w:ind w:left="2880" w:hanging="480"/>
       </w:pPr>
       <w:rPr>
         <w:rFonts w:ascii="Wingdings" w:hAnsi="Wingdings" w:hint="default"/>
@@ -9878,7 +8040,7 @@
       <w:lvlText w:val=""/>
       <w:lvlJc w:val="left"/>
       <w:pPr>
-        <w:ind w:left="2760" w:hanging="480"/>
+        <w:ind w:left="3360" w:hanging="480"/>
       </w:pPr>
       <w:rPr>
         <w:rFonts w:ascii="Wingdings" w:hAnsi="Wingdings" w:hint="default"/>
@@ -9890,7 +8052,7 @@
       <w:lvlText w:val=""/>
       <w:lvlJc w:val="left"/>
       <w:pPr>
-        <w:ind w:left="3240" w:hanging="480"/>
+        <w:ind w:left="3840" w:hanging="480"/>
       </w:pPr>
       <w:rPr>
         <w:rFonts w:ascii="Wingdings" w:hAnsi="Wingdings" w:hint="default"/>
@@ -9902,7 +8064,7 @@
       <w:lvlText w:val=""/>
       <w:lvlJc w:val="left"/>
       <w:pPr>
-        <w:ind w:left="3720" w:hanging="480"/>
+        <w:ind w:left="4320" w:hanging="480"/>
       </w:pPr>
       <w:rPr>
         <w:rFonts w:ascii="Wingdings" w:hAnsi="Wingdings" w:hint="default"/>
@@ -9914,7 +8076,7 @@
       <w:lvlText w:val=""/>
       <w:lvlJc w:val="left"/>
       <w:pPr>
-        <w:ind w:left="4200" w:hanging="480"/>
+        <w:ind w:left="4800" w:hanging="480"/>
       </w:pPr>
       <w:rPr>
         <w:rFonts w:ascii="Wingdings" w:hAnsi="Wingdings" w:hint="default"/>
@@ -9926,7 +8088,7 @@
       <w:lvlText w:val=""/>
       <w:lvlJc w:val="left"/>
       <w:pPr>
-        <w:ind w:left="4680" w:hanging="480"/>
+        <w:ind w:left="5280" w:hanging="480"/>
       </w:pPr>
       <w:rPr>
         <w:rFonts w:ascii="Wingdings" w:hAnsi="Wingdings" w:hint="default"/>
@@ -9938,7 +8100,7 @@
       <w:lvlText w:val=""/>
       <w:lvlJc w:val="left"/>
       <w:pPr>
-        <w:ind w:left="5160" w:hanging="480"/>
+        <w:ind w:left="5760" w:hanging="480"/>
       </w:pPr>
       <w:rPr>
         <w:rFonts w:ascii="Wingdings" w:hAnsi="Wingdings" w:hint="default"/>
@@ -9956,9 +8118,9 @@
       <w:lvlJc w:val="left"/>
       <w:pPr>
         <w:tabs>
-          <w:tab w:val="num" w:pos="720"/>
-        </w:tabs>
-        <w:ind w:left="720" w:hanging="360"/>
+          <w:tab w:val="num" w:pos="1320"/>
+        </w:tabs>
+        <w:ind w:left="1320" w:hanging="360"/>
       </w:pPr>
       <w:rPr>
         <w:rFonts w:ascii="Symbol" w:hAnsi="Symbol" w:hint="default"/>
@@ -9972,9 +8134,9 @@
       <w:lvlJc w:val="left"/>
       <w:pPr>
         <w:tabs>
-          <w:tab w:val="num" w:pos="1440"/>
-        </w:tabs>
-        <w:ind w:left="1440" w:hanging="360"/>
+          <w:tab w:val="num" w:pos="2040"/>
+        </w:tabs>
+        <w:ind w:left="2040" w:hanging="360"/>
       </w:pPr>
       <w:rPr>
         <w:rFonts w:ascii="Courier New" w:hAnsi="Courier New" w:hint="default"/>
@@ -9988,9 +8150,9 @@
       <w:lvlJc w:val="left"/>
       <w:pPr>
         <w:tabs>
-          <w:tab w:val="num" w:pos="2160"/>
-        </w:tabs>
-        <w:ind w:left="2160" w:hanging="360"/>
+          <w:tab w:val="num" w:pos="2760"/>
+        </w:tabs>
+        <w:ind w:left="2760" w:hanging="360"/>
       </w:pPr>
       <w:rPr>
         <w:rFonts w:ascii="Wingdings" w:hAnsi="Wingdings" w:hint="default"/>
@@ -10004,9 +8166,9 @@
       <w:lvlJc w:val="left"/>
       <w:pPr>
         <w:tabs>
-          <w:tab w:val="num" w:pos="2880"/>
-        </w:tabs>
-        <w:ind w:left="2880" w:hanging="360"/>
+          <w:tab w:val="num" w:pos="3480"/>
+        </w:tabs>
+        <w:ind w:left="3480" w:hanging="360"/>
       </w:pPr>
       <w:rPr>
         <w:rFonts w:ascii="Wingdings" w:hAnsi="Wingdings" w:hint="default"/>
@@ -10020,9 +8182,9 @@
       <w:lvlJc w:val="left"/>
       <w:pPr>
         <w:tabs>
-          <w:tab w:val="num" w:pos="3600"/>
-        </w:tabs>
-        <w:ind w:left="3600" w:hanging="360"/>
+          <w:tab w:val="num" w:pos="4200"/>
+        </w:tabs>
+        <w:ind w:left="4200" w:hanging="360"/>
       </w:pPr>
       <w:rPr>
         <w:rFonts w:ascii="Wingdings" w:hAnsi="Wingdings" w:hint="default"/>
@@ -10036,9 +8198,9 @@
       <w:lvlJc w:val="left"/>
       <w:pPr>
         <w:tabs>
-          <w:tab w:val="num" w:pos="4320"/>
-        </w:tabs>
-        <w:ind w:left="4320" w:hanging="360"/>
+          <w:tab w:val="num" w:pos="4920"/>
+        </w:tabs>
+        <w:ind w:left="4920" w:hanging="360"/>
       </w:pPr>
       <w:rPr>
         <w:rFonts w:ascii="Wingdings" w:hAnsi="Wingdings" w:hint="default"/>
@@ -10052,9 +8214,9 @@
       <w:lvlJc w:val="left"/>
       <w:pPr>
         <w:tabs>
-          <w:tab w:val="num" w:pos="5040"/>
-        </w:tabs>
-        <w:ind w:left="5040" w:hanging="360"/>
+          <w:tab w:val="num" w:pos="5640"/>
+        </w:tabs>
+        <w:ind w:left="5640" w:hanging="360"/>
       </w:pPr>
       <w:rPr>
         <w:rFonts w:ascii="Wingdings" w:hAnsi="Wingdings" w:hint="default"/>
@@ -10068,9 +8230,9 @@
       <w:lvlJc w:val="left"/>
       <w:pPr>
         <w:tabs>
-          <w:tab w:val="num" w:pos="5760"/>
-        </w:tabs>
-        <w:ind w:left="5760" w:hanging="360"/>
+          <w:tab w:val="num" w:pos="6360"/>
+        </w:tabs>
+        <w:ind w:left="6360" w:hanging="360"/>
       </w:pPr>
       <w:rPr>
         <w:rFonts w:ascii="Wingdings" w:hAnsi="Wingdings" w:hint="default"/>
@@ -10084,9 +8246,9 @@
       <w:lvlJc w:val="left"/>
       <w:pPr>
         <w:tabs>
-          <w:tab w:val="num" w:pos="6480"/>
-        </w:tabs>
-        <w:ind w:left="6480" w:hanging="360"/>
+          <w:tab w:val="num" w:pos="7080"/>
+        </w:tabs>
+        <w:ind w:left="7080" w:hanging="360"/>
       </w:pPr>
       <w:rPr>
         <w:rFonts w:ascii="Wingdings" w:hAnsi="Wingdings" w:hint="default"/>
@@ -10476,9 +8638,9 @@
       <w:lvlJc w:val="left"/>
       <w:pPr>
         <w:tabs>
-          <w:tab w:val="num" w:pos="720"/>
-        </w:tabs>
-        <w:ind w:left="720" w:hanging="360"/>
+          <w:tab w:val="num" w:pos="840"/>
+        </w:tabs>
+        <w:ind w:left="840" w:hanging="360"/>
       </w:pPr>
       <w:rPr>
         <w:rFonts w:ascii="Symbol" w:hAnsi="Symbol" w:hint="default"/>
@@ -10492,9 +8654,9 @@
       <w:lvlJc w:val="left"/>
       <w:pPr>
         <w:tabs>
-          <w:tab w:val="num" w:pos="1440"/>
-        </w:tabs>
-        <w:ind w:left="1440" w:hanging="360"/>
+          <w:tab w:val="num" w:pos="1560"/>
+        </w:tabs>
+        <w:ind w:left="1560" w:hanging="360"/>
       </w:pPr>
       <w:rPr>
         <w:rFonts w:ascii="Courier New" w:hAnsi="Courier New" w:hint="default"/>
@@ -10508,9 +8670,9 @@
       <w:lvlJc w:val="left"/>
       <w:pPr>
         <w:tabs>
-          <w:tab w:val="num" w:pos="2160"/>
-        </w:tabs>
-        <w:ind w:left="2160" w:hanging="360"/>
+          <w:tab w:val="num" w:pos="2280"/>
+        </w:tabs>
+        <w:ind w:left="2280" w:hanging="360"/>
       </w:pPr>
       <w:rPr>
         <w:rFonts w:ascii="Wingdings" w:hAnsi="Wingdings" w:hint="default"/>
@@ -10524,9 +8686,9 @@
       <w:lvlJc w:val="left"/>
       <w:pPr>
         <w:tabs>
-          <w:tab w:val="num" w:pos="2880"/>
-        </w:tabs>
-        <w:ind w:left="2880" w:hanging="360"/>
+          <w:tab w:val="num" w:pos="3000"/>
+        </w:tabs>
+        <w:ind w:left="3000" w:hanging="360"/>
       </w:pPr>
       <w:rPr>
         <w:rFonts w:ascii="Wingdings" w:hAnsi="Wingdings" w:hint="default"/>
@@ -10540,9 +8702,9 @@
       <w:lvlJc w:val="left"/>
       <w:pPr>
         <w:tabs>
-          <w:tab w:val="num" w:pos="3600"/>
-        </w:tabs>
-        <w:ind w:left="3600" w:hanging="360"/>
+          <w:tab w:val="num" w:pos="3720"/>
+        </w:tabs>
+        <w:ind w:left="3720" w:hanging="360"/>
       </w:pPr>
       <w:rPr>
         <w:rFonts w:ascii="Wingdings" w:hAnsi="Wingdings" w:hint="default"/>
@@ -10556,9 +8718,9 @@
       <w:lvlJc w:val="left"/>
       <w:pPr>
         <w:tabs>
-          <w:tab w:val="num" w:pos="4320"/>
-        </w:tabs>
-        <w:ind w:left="4320" w:hanging="360"/>
+          <w:tab w:val="num" w:pos="4440"/>
+        </w:tabs>
+        <w:ind w:left="4440" w:hanging="360"/>
       </w:pPr>
       <w:rPr>
         <w:rFonts w:ascii="Wingdings" w:hAnsi="Wingdings" w:hint="default"/>
@@ -10572,9 +8734,9 @@
       <w:lvlJc w:val="left"/>
       <w:pPr>
         <w:tabs>
-          <w:tab w:val="num" w:pos="5040"/>
-        </w:tabs>
-        <w:ind w:left="5040" w:hanging="360"/>
+          <w:tab w:val="num" w:pos="5160"/>
+        </w:tabs>
+        <w:ind w:left="5160" w:hanging="360"/>
       </w:pPr>
       <w:rPr>
         <w:rFonts w:ascii="Wingdings" w:hAnsi="Wingdings" w:hint="default"/>
@@ -10588,9 +8750,9 @@
       <w:lvlJc w:val="left"/>
       <w:pPr>
         <w:tabs>
-          <w:tab w:val="num" w:pos="5760"/>
-        </w:tabs>
-        <w:ind w:left="5760" w:hanging="360"/>
+          <w:tab w:val="num" w:pos="5880"/>
+        </w:tabs>
+        <w:ind w:left="5880" w:hanging="360"/>
       </w:pPr>
       <w:rPr>
         <w:rFonts w:ascii="Wingdings" w:hAnsi="Wingdings" w:hint="default"/>
@@ -10604,9 +8766,9 @@
       <w:lvlJc w:val="left"/>
       <w:pPr>
         <w:tabs>
-          <w:tab w:val="num" w:pos="6480"/>
-        </w:tabs>
-        <w:ind w:left="6480" w:hanging="360"/>
+          <w:tab w:val="num" w:pos="6600"/>
+        </w:tabs>
+        <w:ind w:left="6600" w:hanging="360"/>
       </w:pPr>
       <w:rPr>
         <w:rFonts w:ascii="Wingdings" w:hAnsi="Wingdings" w:hint="default"/>
@@ -10625,9 +8787,9 @@
       <w:lvlJc w:val="left"/>
       <w:pPr>
         <w:tabs>
-          <w:tab w:val="num" w:pos="720"/>
-        </w:tabs>
-        <w:ind w:left="720" w:hanging="360"/>
+          <w:tab w:val="num" w:pos="1080"/>
+        </w:tabs>
+        <w:ind w:left="1080" w:hanging="360"/>
       </w:pPr>
       <w:rPr>
         <w:rFonts w:ascii="Symbol" w:hAnsi="Symbol" w:hint="default"/>
@@ -10641,9 +8803,9 @@
       <w:lvlJc w:val="left"/>
       <w:pPr>
         <w:tabs>
-          <w:tab w:val="num" w:pos="1440"/>
-        </w:tabs>
-        <w:ind w:left="1440" w:hanging="360"/>
+          <w:tab w:val="num" w:pos="1800"/>
+        </w:tabs>
+        <w:ind w:left="1800" w:hanging="360"/>
       </w:pPr>
       <w:rPr>
         <w:rFonts w:ascii="Courier New" w:hAnsi="Courier New" w:hint="default"/>
@@ -10657,9 +8819,9 @@
       <w:lvlJc w:val="left"/>
       <w:pPr>
         <w:tabs>
-          <w:tab w:val="num" w:pos="2160"/>
-        </w:tabs>
-        <w:ind w:left="2160" w:hanging="360"/>
+          <w:tab w:val="num" w:pos="2520"/>
+        </w:tabs>
+        <w:ind w:left="2520" w:hanging="360"/>
       </w:pPr>
       <w:rPr>
         <w:rFonts w:ascii="Wingdings" w:hAnsi="Wingdings" w:hint="default"/>
@@ -10673,9 +8835,9 @@
       <w:lvlJc w:val="left"/>
       <w:pPr>
         <w:tabs>
-          <w:tab w:val="num" w:pos="2880"/>
-        </w:tabs>
-        <w:ind w:left="2880" w:hanging="360"/>
+          <w:tab w:val="num" w:pos="3240"/>
+        </w:tabs>
+        <w:ind w:left="3240" w:hanging="360"/>
       </w:pPr>
       <w:rPr>
         <w:rFonts w:ascii="Wingdings" w:hAnsi="Wingdings" w:hint="default"/>
@@ -10689,9 +8851,9 @@
       <w:lvlJc w:val="left"/>
       <w:pPr>
         <w:tabs>
-          <w:tab w:val="num" w:pos="3600"/>
-        </w:tabs>
-        <w:ind w:left="3600" w:hanging="360"/>
+          <w:tab w:val="num" w:pos="3960"/>
+        </w:tabs>
+        <w:ind w:left="3960" w:hanging="360"/>
       </w:pPr>
       <w:rPr>
         <w:rFonts w:ascii="Wingdings" w:hAnsi="Wingdings" w:hint="default"/>
@@ -10705,9 +8867,9 @@
       <w:lvlJc w:val="left"/>
       <w:pPr>
         <w:tabs>
-          <w:tab w:val="num" w:pos="4320"/>
-        </w:tabs>
-        <w:ind w:left="4320" w:hanging="360"/>
+          <w:tab w:val="num" w:pos="4680"/>
+        </w:tabs>
+        <w:ind w:left="4680" w:hanging="360"/>
       </w:pPr>
       <w:rPr>
         <w:rFonts w:ascii="Wingdings" w:hAnsi="Wingdings" w:hint="default"/>
@@ -10721,9 +8883,9 @@
       <w:lvlJc w:val="left"/>
       <w:pPr>
         <w:tabs>
-          <w:tab w:val="num" w:pos="5040"/>
-        </w:tabs>
-        <w:ind w:left="5040" w:hanging="360"/>
+          <w:tab w:val="num" w:pos="5400"/>
+        </w:tabs>
+        <w:ind w:left="5400" w:hanging="360"/>
       </w:pPr>
       <w:rPr>
         <w:rFonts w:ascii="Wingdings" w:hAnsi="Wingdings" w:hint="default"/>
@@ -10737,9 +8899,9 @@
       <w:lvlJc w:val="left"/>
       <w:pPr>
         <w:tabs>
-          <w:tab w:val="num" w:pos="5760"/>
-        </w:tabs>
-        <w:ind w:left="5760" w:hanging="360"/>
+          <w:tab w:val="num" w:pos="6120"/>
+        </w:tabs>
+        <w:ind w:left="6120" w:hanging="360"/>
       </w:pPr>
       <w:rPr>
         <w:rFonts w:ascii="Wingdings" w:hAnsi="Wingdings" w:hint="default"/>
@@ -10753,9 +8915,9 @@
       <w:lvlJc w:val="left"/>
       <w:pPr>
         <w:tabs>
-          <w:tab w:val="num" w:pos="6480"/>
-        </w:tabs>
-        <w:ind w:left="6480" w:hanging="360"/>
+          <w:tab w:val="num" w:pos="6840"/>
+        </w:tabs>
+        <w:ind w:left="6840" w:hanging="360"/>
       </w:pPr>
       <w:rPr>
         <w:rFonts w:ascii="Wingdings" w:hAnsi="Wingdings" w:hint="default"/>
@@ -10923,25 +9085,25 @@
       <w:lvlJc w:val="left"/>
       <w:pPr>
         <w:tabs>
-          <w:tab w:val="num" w:pos="720"/>
-        </w:tabs>
-        <w:ind w:left="720" w:hanging="360"/>
+          <w:tab w:val="num" w:pos="1320"/>
+        </w:tabs>
+        <w:ind w:left="1320" w:hanging="360"/>
       </w:pPr>
       <w:rPr>
         <w:rFonts w:ascii="Symbol" w:hAnsi="Symbol" w:hint="default"/>
         <w:sz w:val="20"/>
       </w:rPr>
     </w:lvl>
-    <w:lvl w:ilvl="1" w:tentative="1">
+    <w:lvl w:ilvl="1">
       <w:start w:val="1"/>
       <w:numFmt w:val="bullet"/>
       <w:lvlText w:val="o"/>
       <w:lvlJc w:val="left"/>
       <w:pPr>
         <w:tabs>
-          <w:tab w:val="num" w:pos="1440"/>
-        </w:tabs>
-        <w:ind w:left="1440" w:hanging="360"/>
+          <w:tab w:val="num" w:pos="2040"/>
+        </w:tabs>
+        <w:ind w:left="2040" w:hanging="360"/>
       </w:pPr>
       <w:rPr>
         <w:rFonts w:ascii="Courier New" w:hAnsi="Courier New" w:hint="default"/>
@@ -10955,9 +9117,9 @@
       <w:lvlJc w:val="left"/>
       <w:pPr>
         <w:tabs>
-          <w:tab w:val="num" w:pos="2160"/>
-        </w:tabs>
-        <w:ind w:left="2160" w:hanging="360"/>
+          <w:tab w:val="num" w:pos="2760"/>
+        </w:tabs>
+        <w:ind w:left="2760" w:hanging="360"/>
       </w:pPr>
       <w:rPr>
         <w:rFonts w:ascii="Wingdings" w:hAnsi="Wingdings" w:hint="default"/>
@@ -10971,9 +9133,9 @@
       <w:lvlJc w:val="left"/>
       <w:pPr>
         <w:tabs>
-          <w:tab w:val="num" w:pos="2880"/>
-        </w:tabs>
-        <w:ind w:left="2880" w:hanging="360"/>
+          <w:tab w:val="num" w:pos="3480"/>
+        </w:tabs>
+        <w:ind w:left="3480" w:hanging="360"/>
       </w:pPr>
       <w:rPr>
         <w:rFonts w:ascii="Wingdings" w:hAnsi="Wingdings" w:hint="default"/>
@@ -10987,9 +9149,9 @@
       <w:lvlJc w:val="left"/>
       <w:pPr>
         <w:tabs>
-          <w:tab w:val="num" w:pos="3600"/>
-        </w:tabs>
-        <w:ind w:left="3600" w:hanging="360"/>
+          <w:tab w:val="num" w:pos="4200"/>
+        </w:tabs>
+        <w:ind w:left="4200" w:hanging="360"/>
       </w:pPr>
       <w:rPr>
         <w:rFonts w:ascii="Wingdings" w:hAnsi="Wingdings" w:hint="default"/>
@@ -11003,9 +9165,9 @@
       <w:lvlJc w:val="left"/>
       <w:pPr>
         <w:tabs>
-          <w:tab w:val="num" w:pos="4320"/>
-        </w:tabs>
-        <w:ind w:left="4320" w:hanging="360"/>
+          <w:tab w:val="num" w:pos="4920"/>
+        </w:tabs>
+        <w:ind w:left="4920" w:hanging="360"/>
       </w:pPr>
       <w:rPr>
         <w:rFonts w:ascii="Wingdings" w:hAnsi="Wingdings" w:hint="default"/>
@@ -11019,9 +9181,9 @@
       <w:lvlJc w:val="left"/>
       <w:pPr>
         <w:tabs>
-          <w:tab w:val="num" w:pos="5040"/>
-        </w:tabs>
-        <w:ind w:left="5040" w:hanging="360"/>
+          <w:tab w:val="num" w:pos="5640"/>
+        </w:tabs>
+        <w:ind w:left="5640" w:hanging="360"/>
       </w:pPr>
       <w:rPr>
         <w:rFonts w:ascii="Wingdings" w:hAnsi="Wingdings" w:hint="default"/>
@@ -11035,9 +9197,9 @@
       <w:lvlJc w:val="left"/>
       <w:pPr>
         <w:tabs>
-          <w:tab w:val="num" w:pos="5760"/>
-        </w:tabs>
-        <w:ind w:left="5760" w:hanging="360"/>
+          <w:tab w:val="num" w:pos="6360"/>
+        </w:tabs>
+        <w:ind w:left="6360" w:hanging="360"/>
       </w:pPr>
       <w:rPr>
         <w:rFonts w:ascii="Wingdings" w:hAnsi="Wingdings" w:hint="default"/>
@@ -11051,9 +9213,9 @@
       <w:lvlJc w:val="left"/>
       <w:pPr>
         <w:tabs>
-          <w:tab w:val="num" w:pos="6480"/>
-        </w:tabs>
-        <w:ind w:left="6480" w:hanging="360"/>
+          <w:tab w:val="num" w:pos="7080"/>
+        </w:tabs>
+        <w:ind w:left="7080" w:hanging="360"/>
       </w:pPr>
       <w:rPr>
         <w:rFonts w:ascii="Wingdings" w:hAnsi="Wingdings" w:hint="default"/>
@@ -11301,9 +9463,9 @@
       <w:lvlJc w:val="left"/>
       <w:pPr>
         <w:tabs>
-          <w:tab w:val="num" w:pos="720"/>
-        </w:tabs>
-        <w:ind w:left="720" w:hanging="360"/>
+          <w:tab w:val="num" w:pos="1680"/>
+        </w:tabs>
+        <w:ind w:left="1680" w:hanging="360"/>
       </w:pPr>
       <w:rPr>
         <w:rFonts w:ascii="Symbol" w:hAnsi="Symbol" w:hint="default"/>
@@ -11317,9 +9479,9 @@
       <w:lvlJc w:val="left"/>
       <w:pPr>
         <w:tabs>
-          <w:tab w:val="num" w:pos="1440"/>
-        </w:tabs>
-        <w:ind w:left="1440" w:hanging="360"/>
+          <w:tab w:val="num" w:pos="2400"/>
+        </w:tabs>
+        <w:ind w:left="2400" w:hanging="360"/>
       </w:pPr>
       <w:rPr>
         <w:rFonts w:ascii="Courier New" w:hAnsi="Courier New" w:hint="default"/>
@@ -11333,9 +9495,9 @@
       <w:lvlJc w:val="left"/>
       <w:pPr>
         <w:tabs>
-          <w:tab w:val="num" w:pos="2160"/>
-        </w:tabs>
-        <w:ind w:left="2160" w:hanging="360"/>
+          <w:tab w:val="num" w:pos="3120"/>
+        </w:tabs>
+        <w:ind w:left="3120" w:hanging="360"/>
       </w:pPr>
       <w:rPr>
         <w:rFonts w:ascii="Wingdings" w:hAnsi="Wingdings" w:hint="default"/>
@@ -11349,9 +9511,9 @@
       <w:lvlJc w:val="left"/>
       <w:pPr>
         <w:tabs>
-          <w:tab w:val="num" w:pos="2880"/>
-        </w:tabs>
-        <w:ind w:left="2880" w:hanging="360"/>
+          <w:tab w:val="num" w:pos="3840"/>
+        </w:tabs>
+        <w:ind w:left="3840" w:hanging="360"/>
       </w:pPr>
       <w:rPr>
         <w:rFonts w:ascii="Wingdings" w:hAnsi="Wingdings" w:hint="default"/>
@@ -11365,9 +9527,9 @@
       <w:lvlJc w:val="left"/>
       <w:pPr>
         <w:tabs>
-          <w:tab w:val="num" w:pos="3600"/>
-        </w:tabs>
-        <w:ind w:left="3600" w:hanging="360"/>
+          <w:tab w:val="num" w:pos="4560"/>
+        </w:tabs>
+        <w:ind w:left="4560" w:hanging="360"/>
       </w:pPr>
       <w:rPr>
         <w:rFonts w:ascii="Wingdings" w:hAnsi="Wingdings" w:hint="default"/>
@@ -11381,9 +9543,9 @@
       <w:lvlJc w:val="left"/>
       <w:pPr>
         <w:tabs>
-          <w:tab w:val="num" w:pos="4320"/>
-        </w:tabs>
-        <w:ind w:left="4320" w:hanging="360"/>
+          <w:tab w:val="num" w:pos="5280"/>
+        </w:tabs>
+        <w:ind w:left="5280" w:hanging="360"/>
       </w:pPr>
       <w:rPr>
         <w:rFonts w:ascii="Wingdings" w:hAnsi="Wingdings" w:hint="default"/>
@@ -11397,9 +9559,9 @@
       <w:lvlJc w:val="left"/>
       <w:pPr>
         <w:tabs>
-          <w:tab w:val="num" w:pos="5040"/>
-        </w:tabs>
-        <w:ind w:left="5040" w:hanging="360"/>
+          <w:tab w:val="num" w:pos="6000"/>
+        </w:tabs>
+        <w:ind w:left="6000" w:hanging="360"/>
       </w:pPr>
       <w:rPr>
         <w:rFonts w:ascii="Wingdings" w:hAnsi="Wingdings" w:hint="default"/>
@@ -11413,9 +9575,9 @@
       <w:lvlJc w:val="left"/>
       <w:pPr>
         <w:tabs>
-          <w:tab w:val="num" w:pos="5760"/>
-        </w:tabs>
-        <w:ind w:left="5760" w:hanging="360"/>
+          <w:tab w:val="num" w:pos="6720"/>
+        </w:tabs>
+        <w:ind w:left="6720" w:hanging="360"/>
       </w:pPr>
       <w:rPr>
         <w:rFonts w:ascii="Wingdings" w:hAnsi="Wingdings" w:hint="default"/>
@@ -11429,9 +9591,9 @@
       <w:lvlJc w:val="left"/>
       <w:pPr>
         <w:tabs>
-          <w:tab w:val="num" w:pos="6480"/>
-        </w:tabs>
-        <w:ind w:left="6480" w:hanging="360"/>
+          <w:tab w:val="num" w:pos="7440"/>
+        </w:tabs>
+        <w:ind w:left="7440" w:hanging="360"/>
       </w:pPr>
       <w:rPr>
         <w:rFonts w:ascii="Wingdings" w:hAnsi="Wingdings" w:hint="default"/>
@@ -11440,6 +9602,119 @@
     </w:lvl>
   </w:abstractNum>
   <w:abstractNum w:abstractNumId="15" w15:restartNumberingAfterBreak="0">
+    <w:nsid w:val="243A74C4"/>
+    <w:multiLevelType w:val="hybridMultilevel"/>
+    <w:tmpl w:val="664CF1F4"/>
+    <w:lvl w:ilvl="0" w:tplc="171AC3A4">
+      <w:start w:val="1"/>
+      <w:numFmt w:val="bullet"/>
+      <w:lvlText w:val=""/>
+      <w:lvlJc w:val="left"/>
+      <w:pPr>
+        <w:ind w:left="1920" w:hanging="480"/>
+      </w:pPr>
+      <w:rPr>
+        <w:rFonts w:ascii="Symbol" w:hAnsi="Symbol" w:hint="default"/>
+      </w:rPr>
+    </w:lvl>
+    <w:lvl w:ilvl="1" w:tplc="04090003" w:tentative="1">
+      <w:start w:val="1"/>
+      <w:numFmt w:val="bullet"/>
+      <w:lvlText w:val=""/>
+      <w:lvlJc w:val="left"/>
+      <w:pPr>
+        <w:ind w:left="2400" w:hanging="480"/>
+      </w:pPr>
+      <w:rPr>
+        <w:rFonts w:ascii="Wingdings" w:hAnsi="Wingdings" w:hint="default"/>
+      </w:rPr>
+    </w:lvl>
+    <w:lvl w:ilvl="2" w:tplc="04090005" w:tentative="1">
+      <w:start w:val="1"/>
+      <w:numFmt w:val="bullet"/>
+      <w:lvlText w:val=""/>
+      <w:lvlJc w:val="left"/>
+      <w:pPr>
+        <w:ind w:left="2880" w:hanging="480"/>
+      </w:pPr>
+      <w:rPr>
+        <w:rFonts w:ascii="Wingdings" w:hAnsi="Wingdings" w:hint="default"/>
+      </w:rPr>
+    </w:lvl>
+    <w:lvl w:ilvl="3" w:tplc="04090001" w:tentative="1">
+      <w:start w:val="1"/>
+      <w:numFmt w:val="bullet"/>
+      <w:lvlText w:val=""/>
+      <w:lvlJc w:val="left"/>
+      <w:pPr>
+        <w:ind w:left="3360" w:hanging="480"/>
+      </w:pPr>
+      <w:rPr>
+        <w:rFonts w:ascii="Wingdings" w:hAnsi="Wingdings" w:hint="default"/>
+      </w:rPr>
+    </w:lvl>
+    <w:lvl w:ilvl="4" w:tplc="04090003" w:tentative="1">
+      <w:start w:val="1"/>
+      <w:numFmt w:val="bullet"/>
+      <w:lvlText w:val=""/>
+      <w:lvlJc w:val="left"/>
+      <w:pPr>
+        <w:ind w:left="3840" w:hanging="480"/>
+      </w:pPr>
+      <w:rPr>
+        <w:rFonts w:ascii="Wingdings" w:hAnsi="Wingdings" w:hint="default"/>
+      </w:rPr>
+    </w:lvl>
+    <w:lvl w:ilvl="5" w:tplc="04090005" w:tentative="1">
+      <w:start w:val="1"/>
+      <w:numFmt w:val="bullet"/>
+      <w:lvlText w:val=""/>
+      <w:lvlJc w:val="left"/>
+      <w:pPr>
+        <w:ind w:left="4320" w:hanging="480"/>
+      </w:pPr>
+      <w:rPr>
+        <w:rFonts w:ascii="Wingdings" w:hAnsi="Wingdings" w:hint="default"/>
+      </w:rPr>
+    </w:lvl>
+    <w:lvl w:ilvl="6" w:tplc="04090001" w:tentative="1">
+      <w:start w:val="1"/>
+      <w:numFmt w:val="bullet"/>
+      <w:lvlText w:val=""/>
+      <w:lvlJc w:val="left"/>
+      <w:pPr>
+        <w:ind w:left="4800" w:hanging="480"/>
+      </w:pPr>
+      <w:rPr>
+        <w:rFonts w:ascii="Wingdings" w:hAnsi="Wingdings" w:hint="default"/>
+      </w:rPr>
+    </w:lvl>
+    <w:lvl w:ilvl="7" w:tplc="04090003" w:tentative="1">
+      <w:start w:val="1"/>
+      <w:numFmt w:val="bullet"/>
+      <w:lvlText w:val=""/>
+      <w:lvlJc w:val="left"/>
+      <w:pPr>
+        <w:ind w:left="5280" w:hanging="480"/>
+      </w:pPr>
+      <w:rPr>
+        <w:rFonts w:ascii="Wingdings" w:hAnsi="Wingdings" w:hint="default"/>
+      </w:rPr>
+    </w:lvl>
+    <w:lvl w:ilvl="8" w:tplc="04090005" w:tentative="1">
+      <w:start w:val="1"/>
+      <w:numFmt w:val="bullet"/>
+      <w:lvlText w:val=""/>
+      <w:lvlJc w:val="left"/>
+      <w:pPr>
+        <w:ind w:left="5760" w:hanging="480"/>
+      </w:pPr>
+      <w:rPr>
+        <w:rFonts w:ascii="Wingdings" w:hAnsi="Wingdings" w:hint="default"/>
+      </w:rPr>
+    </w:lvl>
+  </w:abstractNum>
+  <w:abstractNum w:abstractNumId="16" w15:restartNumberingAfterBreak="0">
     <w:nsid w:val="283005CB"/>
     <w:multiLevelType w:val="multilevel"/>
     <w:tmpl w:val="CAEA1B0E"/>
@@ -11588,10 +9863,10 @@
       </w:rPr>
     </w:lvl>
   </w:abstractNum>
-  <w:abstractNum w:abstractNumId="16" w15:restartNumberingAfterBreak="0">
+  <w:abstractNum w:abstractNumId="17" w15:restartNumberingAfterBreak="0">
     <w:nsid w:val="2A8904F3"/>
     <w:multiLevelType w:val="multilevel"/>
-    <w:tmpl w:val="26DC2C20"/>
+    <w:tmpl w:val="F3D61D48"/>
     <w:lvl w:ilvl="0">
       <w:start w:val="1"/>
       <w:numFmt w:val="bullet"/>
@@ -11737,7 +10012,7 @@
       </w:rPr>
     </w:lvl>
   </w:abstractNum>
-  <w:abstractNum w:abstractNumId="17" w15:restartNumberingAfterBreak="0">
+  <w:abstractNum w:abstractNumId="18" w15:restartNumberingAfterBreak="0">
     <w:nsid w:val="2D6121AF"/>
     <w:multiLevelType w:val="multilevel"/>
     <w:tmpl w:val="BDECB2EE"/>
@@ -11850,7 +10125,7 @@
       </w:pPr>
     </w:lvl>
   </w:abstractNum>
-  <w:abstractNum w:abstractNumId="18" w15:restartNumberingAfterBreak="0">
+  <w:abstractNum w:abstractNumId="19" w15:restartNumberingAfterBreak="0">
     <w:nsid w:val="2D6F4167"/>
     <w:multiLevelType w:val="multilevel"/>
     <w:tmpl w:val="A1F8491A"/>
@@ -11963,7 +10238,7 @@
       </w:pPr>
     </w:lvl>
   </w:abstractNum>
-  <w:abstractNum w:abstractNumId="19" w15:restartNumberingAfterBreak="0">
+  <w:abstractNum w:abstractNumId="20" w15:restartNumberingAfterBreak="0">
     <w:nsid w:val="2E2B5330"/>
     <w:multiLevelType w:val="multilevel"/>
     <w:tmpl w:val="A27CF864"/>
@@ -12083,7 +10358,7 @@
       </w:pPr>
     </w:lvl>
   </w:abstractNum>
-  <w:abstractNum w:abstractNumId="20" w15:restartNumberingAfterBreak="0">
+  <w:abstractNum w:abstractNumId="21" w15:restartNumberingAfterBreak="0">
     <w:nsid w:val="39AE7659"/>
     <w:multiLevelType w:val="multilevel"/>
     <w:tmpl w:val="2CAC420A"/>
@@ -12232,7 +10507,7 @@
       </w:rPr>
     </w:lvl>
   </w:abstractNum>
-  <w:abstractNum w:abstractNumId="21" w15:restartNumberingAfterBreak="0">
+  <w:abstractNum w:abstractNumId="22" w15:restartNumberingAfterBreak="0">
     <w:nsid w:val="3C913D51"/>
     <w:multiLevelType w:val="multilevel"/>
     <w:tmpl w:val="06008DE0"/>
@@ -12345,7 +10620,7 @@
       </w:pPr>
     </w:lvl>
   </w:abstractNum>
-  <w:abstractNum w:abstractNumId="22" w15:restartNumberingAfterBreak="0">
+  <w:abstractNum w:abstractNumId="23" w15:restartNumberingAfterBreak="0">
     <w:nsid w:val="3DC8720D"/>
     <w:multiLevelType w:val="hybridMultilevel"/>
     <w:tmpl w:val="D59C6E44"/>
@@ -12434,7 +10709,7 @@
       </w:pPr>
     </w:lvl>
   </w:abstractNum>
-  <w:abstractNum w:abstractNumId="23" w15:restartNumberingAfterBreak="0">
+  <w:abstractNum w:abstractNumId="24" w15:restartNumberingAfterBreak="0">
     <w:nsid w:val="3EA45F92"/>
     <w:multiLevelType w:val="hybridMultilevel"/>
     <w:tmpl w:val="5AD40FDC"/>
@@ -12547,7 +10822,120 @@
       </w:rPr>
     </w:lvl>
   </w:abstractNum>
-  <w:abstractNum w:abstractNumId="24" w15:restartNumberingAfterBreak="0">
+  <w:abstractNum w:abstractNumId="25" w15:restartNumberingAfterBreak="0">
+    <w:nsid w:val="403E4A4E"/>
+    <w:multiLevelType w:val="hybridMultilevel"/>
+    <w:tmpl w:val="D130CBDE"/>
+    <w:lvl w:ilvl="0" w:tplc="171AC3A4">
+      <w:start w:val="1"/>
+      <w:numFmt w:val="bullet"/>
+      <w:lvlText w:val=""/>
+      <w:lvlJc w:val="left"/>
+      <w:pPr>
+        <w:ind w:left="2522" w:hanging="480"/>
+      </w:pPr>
+      <w:rPr>
+        <w:rFonts w:ascii="Symbol" w:hAnsi="Symbol" w:hint="default"/>
+      </w:rPr>
+    </w:lvl>
+    <w:lvl w:ilvl="1" w:tplc="04090003" w:tentative="1">
+      <w:start w:val="1"/>
+      <w:numFmt w:val="bullet"/>
+      <w:lvlText w:val=""/>
+      <w:lvlJc w:val="left"/>
+      <w:pPr>
+        <w:ind w:left="3002" w:hanging="480"/>
+      </w:pPr>
+      <w:rPr>
+        <w:rFonts w:ascii="Wingdings" w:hAnsi="Wingdings" w:hint="default"/>
+      </w:rPr>
+    </w:lvl>
+    <w:lvl w:ilvl="2" w:tplc="04090005" w:tentative="1">
+      <w:start w:val="1"/>
+      <w:numFmt w:val="bullet"/>
+      <w:lvlText w:val=""/>
+      <w:lvlJc w:val="left"/>
+      <w:pPr>
+        <w:ind w:left="3482" w:hanging="480"/>
+      </w:pPr>
+      <w:rPr>
+        <w:rFonts w:ascii="Wingdings" w:hAnsi="Wingdings" w:hint="default"/>
+      </w:rPr>
+    </w:lvl>
+    <w:lvl w:ilvl="3" w:tplc="04090001" w:tentative="1">
+      <w:start w:val="1"/>
+      <w:numFmt w:val="bullet"/>
+      <w:lvlText w:val=""/>
+      <w:lvlJc w:val="left"/>
+      <w:pPr>
+        <w:ind w:left="3962" w:hanging="480"/>
+      </w:pPr>
+      <w:rPr>
+        <w:rFonts w:ascii="Wingdings" w:hAnsi="Wingdings" w:hint="default"/>
+      </w:rPr>
+    </w:lvl>
+    <w:lvl w:ilvl="4" w:tplc="04090003" w:tentative="1">
+      <w:start w:val="1"/>
+      <w:numFmt w:val="bullet"/>
+      <w:lvlText w:val=""/>
+      <w:lvlJc w:val="left"/>
+      <w:pPr>
+        <w:ind w:left="4442" w:hanging="480"/>
+      </w:pPr>
+      <w:rPr>
+        <w:rFonts w:ascii="Wingdings" w:hAnsi="Wingdings" w:hint="default"/>
+      </w:rPr>
+    </w:lvl>
+    <w:lvl w:ilvl="5" w:tplc="04090005" w:tentative="1">
+      <w:start w:val="1"/>
+      <w:numFmt w:val="bullet"/>
+      <w:lvlText w:val=""/>
+      <w:lvlJc w:val="left"/>
+      <w:pPr>
+        <w:ind w:left="4922" w:hanging="480"/>
+      </w:pPr>
+      <w:rPr>
+        <w:rFonts w:ascii="Wingdings" w:hAnsi="Wingdings" w:hint="default"/>
+      </w:rPr>
+    </w:lvl>
+    <w:lvl w:ilvl="6" w:tplc="04090001" w:tentative="1">
+      <w:start w:val="1"/>
+      <w:numFmt w:val="bullet"/>
+      <w:lvlText w:val=""/>
+      <w:lvlJc w:val="left"/>
+      <w:pPr>
+        <w:ind w:left="5402" w:hanging="480"/>
+      </w:pPr>
+      <w:rPr>
+        <w:rFonts w:ascii="Wingdings" w:hAnsi="Wingdings" w:hint="default"/>
+      </w:rPr>
+    </w:lvl>
+    <w:lvl w:ilvl="7" w:tplc="04090003" w:tentative="1">
+      <w:start w:val="1"/>
+      <w:numFmt w:val="bullet"/>
+      <w:lvlText w:val=""/>
+      <w:lvlJc w:val="left"/>
+      <w:pPr>
+        <w:ind w:left="5882" w:hanging="480"/>
+      </w:pPr>
+      <w:rPr>
+        <w:rFonts w:ascii="Wingdings" w:hAnsi="Wingdings" w:hint="default"/>
+      </w:rPr>
+    </w:lvl>
+    <w:lvl w:ilvl="8" w:tplc="04090005" w:tentative="1">
+      <w:start w:val="1"/>
+      <w:numFmt w:val="bullet"/>
+      <w:lvlText w:val=""/>
+      <w:lvlJc w:val="left"/>
+      <w:pPr>
+        <w:ind w:left="6362" w:hanging="480"/>
+      </w:pPr>
+      <w:rPr>
+        <w:rFonts w:ascii="Wingdings" w:hAnsi="Wingdings" w:hint="default"/>
+      </w:rPr>
+    </w:lvl>
+  </w:abstractNum>
+  <w:abstractNum w:abstractNumId="26" w15:restartNumberingAfterBreak="0">
     <w:nsid w:val="42E10215"/>
     <w:multiLevelType w:val="multilevel"/>
     <w:tmpl w:val="27FAFBFA"/>
@@ -12696,7 +11084,120 @@
       </w:rPr>
     </w:lvl>
   </w:abstractNum>
-  <w:abstractNum w:abstractNumId="25" w15:restartNumberingAfterBreak="0">
+  <w:abstractNum w:abstractNumId="27" w15:restartNumberingAfterBreak="0">
+    <w:nsid w:val="446351A8"/>
+    <w:multiLevelType w:val="hybridMultilevel"/>
+    <w:tmpl w:val="AE269D2C"/>
+    <w:lvl w:ilvl="0" w:tplc="171AC3A4">
+      <w:start w:val="1"/>
+      <w:numFmt w:val="bullet"/>
+      <w:lvlText w:val=""/>
+      <w:lvlJc w:val="left"/>
+      <w:pPr>
+        <w:ind w:left="2280" w:hanging="480"/>
+      </w:pPr>
+      <w:rPr>
+        <w:rFonts w:ascii="Symbol" w:hAnsi="Symbol" w:hint="default"/>
+      </w:rPr>
+    </w:lvl>
+    <w:lvl w:ilvl="1" w:tplc="04090003" w:tentative="1">
+      <w:start w:val="1"/>
+      <w:numFmt w:val="bullet"/>
+      <w:lvlText w:val=""/>
+      <w:lvlJc w:val="left"/>
+      <w:pPr>
+        <w:ind w:left="2760" w:hanging="480"/>
+      </w:pPr>
+      <w:rPr>
+        <w:rFonts w:ascii="Wingdings" w:hAnsi="Wingdings" w:hint="default"/>
+      </w:rPr>
+    </w:lvl>
+    <w:lvl w:ilvl="2" w:tplc="04090005" w:tentative="1">
+      <w:start w:val="1"/>
+      <w:numFmt w:val="bullet"/>
+      <w:lvlText w:val=""/>
+      <w:lvlJc w:val="left"/>
+      <w:pPr>
+        <w:ind w:left="3240" w:hanging="480"/>
+      </w:pPr>
+      <w:rPr>
+        <w:rFonts w:ascii="Wingdings" w:hAnsi="Wingdings" w:hint="default"/>
+      </w:rPr>
+    </w:lvl>
+    <w:lvl w:ilvl="3" w:tplc="04090001" w:tentative="1">
+      <w:start w:val="1"/>
+      <w:numFmt w:val="bullet"/>
+      <w:lvlText w:val=""/>
+      <w:lvlJc w:val="left"/>
+      <w:pPr>
+        <w:ind w:left="3720" w:hanging="480"/>
+      </w:pPr>
+      <w:rPr>
+        <w:rFonts w:ascii="Wingdings" w:hAnsi="Wingdings" w:hint="default"/>
+      </w:rPr>
+    </w:lvl>
+    <w:lvl w:ilvl="4" w:tplc="04090003" w:tentative="1">
+      <w:start w:val="1"/>
+      <w:numFmt w:val="bullet"/>
+      <w:lvlText w:val=""/>
+      <w:lvlJc w:val="left"/>
+      <w:pPr>
+        <w:ind w:left="4200" w:hanging="480"/>
+      </w:pPr>
+      <w:rPr>
+        <w:rFonts w:ascii="Wingdings" w:hAnsi="Wingdings" w:hint="default"/>
+      </w:rPr>
+    </w:lvl>
+    <w:lvl w:ilvl="5" w:tplc="04090005" w:tentative="1">
+      <w:start w:val="1"/>
+      <w:numFmt w:val="bullet"/>
+      <w:lvlText w:val=""/>
+      <w:lvlJc w:val="left"/>
+      <w:pPr>
+        <w:ind w:left="4680" w:hanging="480"/>
+      </w:pPr>
+      <w:rPr>
+        <w:rFonts w:ascii="Wingdings" w:hAnsi="Wingdings" w:hint="default"/>
+      </w:rPr>
+    </w:lvl>
+    <w:lvl w:ilvl="6" w:tplc="04090001" w:tentative="1">
+      <w:start w:val="1"/>
+      <w:numFmt w:val="bullet"/>
+      <w:lvlText w:val=""/>
+      <w:lvlJc w:val="left"/>
+      <w:pPr>
+        <w:ind w:left="5160" w:hanging="480"/>
+      </w:pPr>
+      <w:rPr>
+        <w:rFonts w:ascii="Wingdings" w:hAnsi="Wingdings" w:hint="default"/>
+      </w:rPr>
+    </w:lvl>
+    <w:lvl w:ilvl="7" w:tplc="04090003" w:tentative="1">
+      <w:start w:val="1"/>
+      <w:numFmt w:val="bullet"/>
+      <w:lvlText w:val=""/>
+      <w:lvlJc w:val="left"/>
+      <w:pPr>
+        <w:ind w:left="5640" w:hanging="480"/>
+      </w:pPr>
+      <w:rPr>
+        <w:rFonts w:ascii="Wingdings" w:hAnsi="Wingdings" w:hint="default"/>
+      </w:rPr>
+    </w:lvl>
+    <w:lvl w:ilvl="8" w:tplc="04090005" w:tentative="1">
+      <w:start w:val="1"/>
+      <w:numFmt w:val="bullet"/>
+      <w:lvlText w:val=""/>
+      <w:lvlJc w:val="left"/>
+      <w:pPr>
+        <w:ind w:left="6120" w:hanging="480"/>
+      </w:pPr>
+      <w:rPr>
+        <w:rFonts w:ascii="Wingdings" w:hAnsi="Wingdings" w:hint="default"/>
+      </w:rPr>
+    </w:lvl>
+  </w:abstractNum>
+  <w:abstractNum w:abstractNumId="28" w15:restartNumberingAfterBreak="0">
     <w:nsid w:val="48440F8D"/>
     <w:multiLevelType w:val="multilevel"/>
     <w:tmpl w:val="6916E5D8"/>
@@ -12845,7 +11346,7 @@
       </w:rPr>
     </w:lvl>
   </w:abstractNum>
-  <w:abstractNum w:abstractNumId="26" w15:restartNumberingAfterBreak="0">
+  <w:abstractNum w:abstractNumId="29" w15:restartNumberingAfterBreak="0">
     <w:nsid w:val="48E06BDD"/>
     <w:multiLevelType w:val="multilevel"/>
     <w:tmpl w:val="9C725E6E"/>
@@ -12994,7 +11495,7 @@
       </w:rPr>
     </w:lvl>
   </w:abstractNum>
-  <w:abstractNum w:abstractNumId="27" w15:restartNumberingAfterBreak="0">
+  <w:abstractNum w:abstractNumId="30" w15:restartNumberingAfterBreak="0">
     <w:nsid w:val="511263A7"/>
     <w:multiLevelType w:val="multilevel"/>
     <w:tmpl w:val="3AB0F712"/>
@@ -13110,7 +11611,7 @@
       </w:pPr>
     </w:lvl>
   </w:abstractNum>
-  <w:abstractNum w:abstractNumId="28" w15:restartNumberingAfterBreak="0">
+  <w:abstractNum w:abstractNumId="31" w15:restartNumberingAfterBreak="0">
     <w:nsid w:val="54A47134"/>
     <w:multiLevelType w:val="multilevel"/>
     <w:tmpl w:val="A27CF864"/>
@@ -13226,7 +11727,7 @@
       </w:pPr>
     </w:lvl>
   </w:abstractNum>
-  <w:abstractNum w:abstractNumId="29" w15:restartNumberingAfterBreak="0">
+  <w:abstractNum w:abstractNumId="32" w15:restartNumberingAfterBreak="0">
     <w:nsid w:val="62AE67E5"/>
     <w:multiLevelType w:val="hybridMultilevel"/>
     <w:tmpl w:val="11D46C9E"/>
@@ -13339,7 +11840,7 @@
       </w:rPr>
     </w:lvl>
   </w:abstractNum>
-  <w:abstractNum w:abstractNumId="30" w15:restartNumberingAfterBreak="0">
+  <w:abstractNum w:abstractNumId="33" w15:restartNumberingAfterBreak="0">
     <w:nsid w:val="63753BD4"/>
     <w:multiLevelType w:val="multilevel"/>
     <w:tmpl w:val="E544ECEA"/>
@@ -13488,7 +11989,7 @@
       </w:rPr>
     </w:lvl>
   </w:abstractNum>
-  <w:abstractNum w:abstractNumId="31" w15:restartNumberingAfterBreak="0">
+  <w:abstractNum w:abstractNumId="34" w15:restartNumberingAfterBreak="0">
     <w:nsid w:val="63B44B43"/>
     <w:multiLevelType w:val="multilevel"/>
     <w:tmpl w:val="40349684"/>
@@ -13637,7 +12138,7 @@
       </w:rPr>
     </w:lvl>
   </w:abstractNum>
-  <w:abstractNum w:abstractNumId="32" w15:restartNumberingAfterBreak="0">
+  <w:abstractNum w:abstractNumId="35" w15:restartNumberingAfterBreak="0">
     <w:nsid w:val="646D07EA"/>
     <w:multiLevelType w:val="hybridMultilevel"/>
     <w:tmpl w:val="BB16B39A"/>
@@ -13750,7 +12251,7 @@
       </w:rPr>
     </w:lvl>
   </w:abstractNum>
-  <w:abstractNum w:abstractNumId="33" w15:restartNumberingAfterBreak="0">
+  <w:abstractNum w:abstractNumId="36" w15:restartNumberingAfterBreak="0">
     <w:nsid w:val="65647148"/>
     <w:multiLevelType w:val="multilevel"/>
     <w:tmpl w:val="414C8D1E"/>
@@ -13761,9 +12262,9 @@
       <w:lvlJc w:val="left"/>
       <w:pPr>
         <w:tabs>
-          <w:tab w:val="num" w:pos="720"/>
-        </w:tabs>
-        <w:ind w:left="720" w:hanging="360"/>
+          <w:tab w:val="num" w:pos="840"/>
+        </w:tabs>
+        <w:ind w:left="840" w:hanging="360"/>
       </w:pPr>
       <w:rPr>
         <w:rFonts w:ascii="Symbol" w:hAnsi="Symbol" w:hint="default"/>
@@ -13777,9 +12278,9 @@
       <w:lvlJc w:val="left"/>
       <w:pPr>
         <w:tabs>
-          <w:tab w:val="num" w:pos="1440"/>
-        </w:tabs>
-        <w:ind w:left="1440" w:hanging="360"/>
+          <w:tab w:val="num" w:pos="1560"/>
+        </w:tabs>
+        <w:ind w:left="1560" w:hanging="360"/>
       </w:pPr>
       <w:rPr>
         <w:rFonts w:ascii="Courier New" w:hAnsi="Courier New" w:hint="default"/>
@@ -13793,9 +12294,9 @@
       <w:lvlJc w:val="left"/>
       <w:pPr>
         <w:tabs>
-          <w:tab w:val="num" w:pos="2160"/>
-        </w:tabs>
-        <w:ind w:left="2160" w:hanging="360"/>
+          <w:tab w:val="num" w:pos="2280"/>
+        </w:tabs>
+        <w:ind w:left="2280" w:hanging="360"/>
       </w:pPr>
       <w:rPr>
         <w:rFonts w:ascii="Wingdings" w:hAnsi="Wingdings" w:hint="default"/>
@@ -13809,9 +12310,9 @@
       <w:lvlJc w:val="left"/>
       <w:pPr>
         <w:tabs>
-          <w:tab w:val="num" w:pos="2880"/>
-        </w:tabs>
-        <w:ind w:left="2880" w:hanging="360"/>
+          <w:tab w:val="num" w:pos="3000"/>
+        </w:tabs>
+        <w:ind w:left="3000" w:hanging="360"/>
       </w:pPr>
       <w:rPr>
         <w:rFonts w:ascii="Wingdings" w:hAnsi="Wingdings" w:hint="default"/>
@@ -13825,9 +12326,9 @@
       <w:lvlJc w:val="left"/>
       <w:pPr>
         <w:tabs>
-          <w:tab w:val="num" w:pos="3600"/>
-        </w:tabs>
-        <w:ind w:left="3600" w:hanging="360"/>
+          <w:tab w:val="num" w:pos="3720"/>
+        </w:tabs>
+        <w:ind w:left="3720" w:hanging="360"/>
       </w:pPr>
       <w:rPr>
         <w:rFonts w:ascii="Wingdings" w:hAnsi="Wingdings" w:hint="default"/>
@@ -13841,9 +12342,9 @@
       <w:lvlJc w:val="left"/>
       <w:pPr>
         <w:tabs>
-          <w:tab w:val="num" w:pos="4320"/>
-        </w:tabs>
-        <w:ind w:left="4320" w:hanging="360"/>
+          <w:tab w:val="num" w:pos="4440"/>
+        </w:tabs>
+        <w:ind w:left="4440" w:hanging="360"/>
       </w:pPr>
       <w:rPr>
         <w:rFonts w:ascii="Wingdings" w:hAnsi="Wingdings" w:hint="default"/>
@@ -13857,9 +12358,9 @@
       <w:lvlJc w:val="left"/>
       <w:pPr>
         <w:tabs>
-          <w:tab w:val="num" w:pos="5040"/>
-        </w:tabs>
-        <w:ind w:left="5040" w:hanging="360"/>
+          <w:tab w:val="num" w:pos="5160"/>
+        </w:tabs>
+        <w:ind w:left="5160" w:hanging="360"/>
       </w:pPr>
       <w:rPr>
         <w:rFonts w:ascii="Wingdings" w:hAnsi="Wingdings" w:hint="default"/>
@@ -13873,9 +12374,9 @@
       <w:lvlJc w:val="left"/>
       <w:pPr>
         <w:tabs>
-          <w:tab w:val="num" w:pos="5760"/>
-        </w:tabs>
-        <w:ind w:left="5760" w:hanging="360"/>
+          <w:tab w:val="num" w:pos="5880"/>
+        </w:tabs>
+        <w:ind w:left="5880" w:hanging="360"/>
       </w:pPr>
       <w:rPr>
         <w:rFonts w:ascii="Wingdings" w:hAnsi="Wingdings" w:hint="default"/>
@@ -13889,9 +12390,9 @@
       <w:lvlJc w:val="left"/>
       <w:pPr>
         <w:tabs>
-          <w:tab w:val="num" w:pos="6480"/>
-        </w:tabs>
-        <w:ind w:left="6480" w:hanging="360"/>
+          <w:tab w:val="num" w:pos="6600"/>
+        </w:tabs>
+        <w:ind w:left="6600" w:hanging="360"/>
       </w:pPr>
       <w:rPr>
         <w:rFonts w:ascii="Wingdings" w:hAnsi="Wingdings" w:hint="default"/>
@@ -13899,10 +12400,10 @@
       </w:rPr>
     </w:lvl>
   </w:abstractNum>
-  <w:abstractNum w:abstractNumId="34" w15:restartNumberingAfterBreak="0">
+  <w:abstractNum w:abstractNumId="37" w15:restartNumberingAfterBreak="0">
     <w:nsid w:val="67E50ECF"/>
     <w:multiLevelType w:val="multilevel"/>
-    <w:tmpl w:val="994A210A"/>
+    <w:tmpl w:val="A156C81E"/>
     <w:lvl w:ilvl="0">
       <w:start w:val="1"/>
       <w:numFmt w:val="bullet"/>
@@ -13910,29 +12411,25 @@
       <w:lvlJc w:val="left"/>
       <w:pPr>
         <w:tabs>
-          <w:tab w:val="num" w:pos="720"/>
-        </w:tabs>
-        <w:ind w:left="720" w:hanging="360"/>
+          <w:tab w:val="num" w:pos="1680"/>
+        </w:tabs>
+        <w:ind w:left="1680" w:hanging="360"/>
       </w:pPr>
       <w:rPr>
         <w:rFonts w:ascii="Symbol" w:hAnsi="Symbol" w:hint="default"/>
         <w:sz w:val="20"/>
       </w:rPr>
     </w:lvl>
-    <w:lvl w:ilvl="1" w:tentative="1">
-      <w:start w:val="1"/>
-      <w:numFmt w:val="bullet"/>
-      <w:lvlText w:val="o"/>
-      <w:lvlJc w:val="left"/>
-      <w:pPr>
-        <w:tabs>
-          <w:tab w:val="num" w:pos="1440"/>
-        </w:tabs>
-        <w:ind w:left="1440" w:hanging="360"/>
-      </w:pPr>
-      <w:rPr>
-        <w:rFonts w:ascii="Courier New" w:hAnsi="Courier New" w:hint="default"/>
-        <w:sz w:val="20"/>
+    <w:lvl w:ilvl="1">
+      <w:start w:val="1"/>
+      <w:numFmt w:val="bullet"/>
+      <w:lvlText w:val=""/>
+      <w:lvlJc w:val="left"/>
+      <w:pPr>
+        <w:ind w:left="2520" w:hanging="480"/>
+      </w:pPr>
+      <w:rPr>
+        <w:rFonts w:ascii="Symbol" w:hAnsi="Symbol" w:hint="default"/>
       </w:rPr>
     </w:lvl>
     <w:lvl w:ilvl="2" w:tentative="1">
@@ -13942,9 +12439,9 @@
       <w:lvlJc w:val="left"/>
       <w:pPr>
         <w:tabs>
-          <w:tab w:val="num" w:pos="2160"/>
-        </w:tabs>
-        <w:ind w:left="2160" w:hanging="360"/>
+          <w:tab w:val="num" w:pos="3120"/>
+        </w:tabs>
+        <w:ind w:left="3120" w:hanging="360"/>
       </w:pPr>
       <w:rPr>
         <w:rFonts w:ascii="Wingdings" w:hAnsi="Wingdings" w:hint="default"/>
@@ -13958,9 +12455,9 @@
       <w:lvlJc w:val="left"/>
       <w:pPr>
         <w:tabs>
-          <w:tab w:val="num" w:pos="2880"/>
-        </w:tabs>
-        <w:ind w:left="2880" w:hanging="360"/>
+          <w:tab w:val="num" w:pos="3840"/>
+        </w:tabs>
+        <w:ind w:left="3840" w:hanging="360"/>
       </w:pPr>
       <w:rPr>
         <w:rFonts w:ascii="Wingdings" w:hAnsi="Wingdings" w:hint="default"/>
@@ -13974,9 +12471,9 @@
       <w:lvlJc w:val="left"/>
       <w:pPr>
         <w:tabs>
-          <w:tab w:val="num" w:pos="3600"/>
-        </w:tabs>
-        <w:ind w:left="3600" w:hanging="360"/>
+          <w:tab w:val="num" w:pos="4560"/>
+        </w:tabs>
+        <w:ind w:left="4560" w:hanging="360"/>
       </w:pPr>
       <w:rPr>
         <w:rFonts w:ascii="Wingdings" w:hAnsi="Wingdings" w:hint="default"/>
@@ -13990,9 +12487,9 @@
       <w:lvlJc w:val="left"/>
       <w:pPr>
         <w:tabs>
-          <w:tab w:val="num" w:pos="4320"/>
-        </w:tabs>
-        <w:ind w:left="4320" w:hanging="360"/>
+          <w:tab w:val="num" w:pos="5280"/>
+        </w:tabs>
+        <w:ind w:left="5280" w:hanging="360"/>
       </w:pPr>
       <w:rPr>
         <w:rFonts w:ascii="Wingdings" w:hAnsi="Wingdings" w:hint="default"/>
@@ -14006,9 +12503,9 @@
       <w:lvlJc w:val="left"/>
       <w:pPr>
         <w:tabs>
-          <w:tab w:val="num" w:pos="5040"/>
-        </w:tabs>
-        <w:ind w:left="5040" w:hanging="360"/>
+          <w:tab w:val="num" w:pos="6000"/>
+        </w:tabs>
+        <w:ind w:left="6000" w:hanging="360"/>
       </w:pPr>
       <w:rPr>
         <w:rFonts w:ascii="Wingdings" w:hAnsi="Wingdings" w:hint="default"/>
@@ -14022,9 +12519,9 @@
       <w:lvlJc w:val="left"/>
       <w:pPr>
         <w:tabs>
-          <w:tab w:val="num" w:pos="5760"/>
-        </w:tabs>
-        <w:ind w:left="5760" w:hanging="360"/>
+          <w:tab w:val="num" w:pos="6720"/>
+        </w:tabs>
+        <w:ind w:left="6720" w:hanging="360"/>
       </w:pPr>
       <w:rPr>
         <w:rFonts w:ascii="Wingdings" w:hAnsi="Wingdings" w:hint="default"/>
@@ -14038,9 +12535,9 @@
       <w:lvlJc w:val="left"/>
       <w:pPr>
         <w:tabs>
-          <w:tab w:val="num" w:pos="6480"/>
-        </w:tabs>
-        <w:ind w:left="6480" w:hanging="360"/>
+          <w:tab w:val="num" w:pos="7440"/>
+        </w:tabs>
+        <w:ind w:left="7440" w:hanging="360"/>
       </w:pPr>
       <w:rPr>
         <w:rFonts w:ascii="Wingdings" w:hAnsi="Wingdings" w:hint="default"/>
@@ -14048,7 +12545,120 @@
       </w:rPr>
     </w:lvl>
   </w:abstractNum>
-  <w:abstractNum w:abstractNumId="35" w15:restartNumberingAfterBreak="0">
+  <w:abstractNum w:abstractNumId="38" w15:restartNumberingAfterBreak="0">
+    <w:nsid w:val="68B07AD6"/>
+    <w:multiLevelType w:val="hybridMultilevel"/>
+    <w:tmpl w:val="D10C3BAA"/>
+    <w:lvl w:ilvl="0" w:tplc="171AC3A4">
+      <w:start w:val="1"/>
+      <w:numFmt w:val="bullet"/>
+      <w:lvlText w:val=""/>
+      <w:lvlJc w:val="left"/>
+      <w:pPr>
+        <w:ind w:left="2400" w:hanging="480"/>
+      </w:pPr>
+      <w:rPr>
+        <w:rFonts w:ascii="Symbol" w:hAnsi="Symbol" w:hint="default"/>
+      </w:rPr>
+    </w:lvl>
+    <w:lvl w:ilvl="1" w:tplc="04090003" w:tentative="1">
+      <w:start w:val="1"/>
+      <w:numFmt w:val="bullet"/>
+      <w:lvlText w:val=""/>
+      <w:lvlJc w:val="left"/>
+      <w:pPr>
+        <w:ind w:left="2880" w:hanging="480"/>
+      </w:pPr>
+      <w:rPr>
+        <w:rFonts w:ascii="Wingdings" w:hAnsi="Wingdings" w:hint="default"/>
+      </w:rPr>
+    </w:lvl>
+    <w:lvl w:ilvl="2" w:tplc="04090005" w:tentative="1">
+      <w:start w:val="1"/>
+      <w:numFmt w:val="bullet"/>
+      <w:lvlText w:val=""/>
+      <w:lvlJc w:val="left"/>
+      <w:pPr>
+        <w:ind w:left="3360" w:hanging="480"/>
+      </w:pPr>
+      <w:rPr>
+        <w:rFonts w:ascii="Wingdings" w:hAnsi="Wingdings" w:hint="default"/>
+      </w:rPr>
+    </w:lvl>
+    <w:lvl w:ilvl="3" w:tplc="04090001" w:tentative="1">
+      <w:start w:val="1"/>
+      <w:numFmt w:val="bullet"/>
+      <w:lvlText w:val=""/>
+      <w:lvlJc w:val="left"/>
+      <w:pPr>
+        <w:ind w:left="3840" w:hanging="480"/>
+      </w:pPr>
+      <w:rPr>
+        <w:rFonts w:ascii="Wingdings" w:hAnsi="Wingdings" w:hint="default"/>
+      </w:rPr>
+    </w:lvl>
+    <w:lvl w:ilvl="4" w:tplc="04090003" w:tentative="1">
+      <w:start w:val="1"/>
+      <w:numFmt w:val="bullet"/>
+      <w:lvlText w:val=""/>
+      <w:lvlJc w:val="left"/>
+      <w:pPr>
+        <w:ind w:left="4320" w:hanging="480"/>
+      </w:pPr>
+      <w:rPr>
+        <w:rFonts w:ascii="Wingdings" w:hAnsi="Wingdings" w:hint="default"/>
+      </w:rPr>
+    </w:lvl>
+    <w:lvl w:ilvl="5" w:tplc="04090005" w:tentative="1">
+      <w:start w:val="1"/>
+      <w:numFmt w:val="bullet"/>
+      <w:lvlText w:val=""/>
+      <w:lvlJc w:val="left"/>
+      <w:pPr>
+        <w:ind w:left="4800" w:hanging="480"/>
+      </w:pPr>
+      <w:rPr>
+        <w:rFonts w:ascii="Wingdings" w:hAnsi="Wingdings" w:hint="default"/>
+      </w:rPr>
+    </w:lvl>
+    <w:lvl w:ilvl="6" w:tplc="04090001" w:tentative="1">
+      <w:start w:val="1"/>
+      <w:numFmt w:val="bullet"/>
+      <w:lvlText w:val=""/>
+      <w:lvlJc w:val="left"/>
+      <w:pPr>
+        <w:ind w:left="5280" w:hanging="480"/>
+      </w:pPr>
+      <w:rPr>
+        <w:rFonts w:ascii="Wingdings" w:hAnsi="Wingdings" w:hint="default"/>
+      </w:rPr>
+    </w:lvl>
+    <w:lvl w:ilvl="7" w:tplc="04090003" w:tentative="1">
+      <w:start w:val="1"/>
+      <w:numFmt w:val="bullet"/>
+      <w:lvlText w:val=""/>
+      <w:lvlJc w:val="left"/>
+      <w:pPr>
+        <w:ind w:left="5760" w:hanging="480"/>
+      </w:pPr>
+      <w:rPr>
+        <w:rFonts w:ascii="Wingdings" w:hAnsi="Wingdings" w:hint="default"/>
+      </w:rPr>
+    </w:lvl>
+    <w:lvl w:ilvl="8" w:tplc="04090005" w:tentative="1">
+      <w:start w:val="1"/>
+      <w:numFmt w:val="bullet"/>
+      <w:lvlText w:val=""/>
+      <w:lvlJc w:val="left"/>
+      <w:pPr>
+        <w:ind w:left="6240" w:hanging="480"/>
+      </w:pPr>
+      <w:rPr>
+        <w:rFonts w:ascii="Wingdings" w:hAnsi="Wingdings" w:hint="default"/>
+      </w:rPr>
+    </w:lvl>
+  </w:abstractNum>
+  <w:abstractNum w:abstractNumId="39" w15:restartNumberingAfterBreak="0">
     <w:nsid w:val="6E0B6443"/>
     <w:multiLevelType w:val="hybridMultilevel"/>
     <w:tmpl w:val="5B14A55A"/>
@@ -14161,7 +12771,7 @@
       </w:rPr>
     </w:lvl>
   </w:abstractNum>
-  <w:abstractNum w:abstractNumId="36" w15:restartNumberingAfterBreak="0">
+  <w:abstractNum w:abstractNumId="40" w15:restartNumberingAfterBreak="0">
     <w:nsid w:val="71D26632"/>
     <w:multiLevelType w:val="multilevel"/>
     <w:tmpl w:val="3AB0F712"/>
@@ -14277,7 +12887,7 @@
       </w:pPr>
     </w:lvl>
   </w:abstractNum>
-  <w:abstractNum w:abstractNumId="37" w15:restartNumberingAfterBreak="0">
+  <w:abstractNum w:abstractNumId="41" w15:restartNumberingAfterBreak="0">
     <w:nsid w:val="73350B4E"/>
     <w:multiLevelType w:val="hybridMultilevel"/>
     <w:tmpl w:val="0F4675EA"/>
@@ -14287,7 +12897,7 @@
       <w:lvlText w:val=""/>
       <w:lvlJc w:val="left"/>
       <w:pPr>
-        <w:ind w:left="840" w:hanging="480"/>
+        <w:ind w:left="1920" w:hanging="480"/>
       </w:pPr>
       <w:rPr>
         <w:rFonts w:ascii="Symbol" w:hAnsi="Symbol" w:hint="default"/>
@@ -14299,7 +12909,7 @@
       <w:lvlText w:val=""/>
       <w:lvlJc w:val="left"/>
       <w:pPr>
-        <w:ind w:left="1320" w:hanging="480"/>
+        <w:ind w:left="2400" w:hanging="480"/>
       </w:pPr>
       <w:rPr>
         <w:rFonts w:ascii="Wingdings" w:hAnsi="Wingdings" w:hint="default"/>
@@ -14311,7 +12921,7 @@
       <w:lvlText w:val=""/>
       <w:lvlJc w:val="left"/>
       <w:pPr>
-        <w:ind w:left="1800" w:hanging="480"/>
+        <w:ind w:left="2880" w:hanging="480"/>
       </w:pPr>
       <w:rPr>
         <w:rFonts w:ascii="Wingdings" w:hAnsi="Wingdings" w:hint="default"/>
@@ -14323,7 +12933,7 @@
       <w:lvlText w:val=""/>
       <w:lvlJc w:val="left"/>
       <w:pPr>
-        <w:ind w:left="2280" w:hanging="480"/>
+        <w:ind w:left="3360" w:hanging="480"/>
       </w:pPr>
       <w:rPr>
         <w:rFonts w:ascii="Wingdings" w:hAnsi="Wingdings" w:hint="default"/>
@@ -14335,7 +12945,7 @@
       <w:lvlText w:val=""/>
       <w:lvlJc w:val="left"/>
       <w:pPr>
-        <w:ind w:left="2760" w:hanging="480"/>
+        <w:ind w:left="3840" w:hanging="480"/>
       </w:pPr>
       <w:rPr>
         <w:rFonts w:ascii="Wingdings" w:hAnsi="Wingdings" w:hint="default"/>
@@ -14347,7 +12957,7 @@
       <w:lvlText w:val=""/>
       <w:lvlJc w:val="left"/>
       <w:pPr>
-        <w:ind w:left="3240" w:hanging="480"/>
+        <w:ind w:left="4320" w:hanging="480"/>
       </w:pPr>
       <w:rPr>
         <w:rFonts w:ascii="Wingdings" w:hAnsi="Wingdings" w:hint="default"/>
@@ -14359,7 +12969,7 @@
       <w:lvlText w:val=""/>
       <w:lvlJc w:val="left"/>
       <w:pPr>
-        <w:ind w:left="3720" w:hanging="480"/>
+        <w:ind w:left="4800" w:hanging="480"/>
       </w:pPr>
       <w:rPr>
         <w:rFonts w:ascii="Wingdings" w:hAnsi="Wingdings" w:hint="default"/>
@@ -14371,7 +12981,7 @@
       <w:lvlText w:val=""/>
       <w:lvlJc w:val="left"/>
       <w:pPr>
-        <w:ind w:left="4200" w:hanging="480"/>
+        <w:ind w:left="5280" w:hanging="480"/>
       </w:pPr>
       <w:rPr>
         <w:rFonts w:ascii="Wingdings" w:hAnsi="Wingdings" w:hint="default"/>
@@ -14383,14 +12993,14 @@
       <w:lvlText w:val=""/>
       <w:lvlJc w:val="left"/>
       <w:pPr>
-        <w:ind w:left="4680" w:hanging="480"/>
+        <w:ind w:left="5760" w:hanging="480"/>
       </w:pPr>
       <w:rPr>
         <w:rFonts w:ascii="Wingdings" w:hAnsi="Wingdings" w:hint="default"/>
       </w:rPr>
     </w:lvl>
   </w:abstractNum>
-  <w:abstractNum w:abstractNumId="38" w15:restartNumberingAfterBreak="0">
+  <w:abstractNum w:abstractNumId="42" w15:restartNumberingAfterBreak="0">
     <w:nsid w:val="774902C5"/>
     <w:multiLevelType w:val="multilevel"/>
     <w:tmpl w:val="F2FEC2E6"/>
@@ -14401,9 +13011,9 @@
       <w:lvlJc w:val="left"/>
       <w:pPr>
         <w:tabs>
-          <w:tab w:val="num" w:pos="720"/>
-        </w:tabs>
-        <w:ind w:left="720" w:hanging="360"/>
+          <w:tab w:val="num" w:pos="1680"/>
+        </w:tabs>
+        <w:ind w:left="1680" w:hanging="360"/>
       </w:pPr>
       <w:rPr>
         <w:rFonts w:ascii="Symbol" w:hAnsi="Symbol" w:hint="default"/>
@@ -14417,9 +13027,9 @@
       <w:lvlJc w:val="left"/>
       <w:pPr>
         <w:tabs>
-          <w:tab w:val="num" w:pos="1440"/>
-        </w:tabs>
-        <w:ind w:left="1440" w:hanging="360"/>
+          <w:tab w:val="num" w:pos="2400"/>
+        </w:tabs>
+        <w:ind w:left="2400" w:hanging="360"/>
       </w:pPr>
       <w:rPr>
         <w:rFonts w:ascii="Courier New" w:hAnsi="Courier New" w:hint="default"/>
@@ -14433,9 +13043,9 @@
       <w:lvlJc w:val="left"/>
       <w:pPr>
         <w:tabs>
-          <w:tab w:val="num" w:pos="2160"/>
-        </w:tabs>
-        <w:ind w:left="2160" w:hanging="360"/>
+          <w:tab w:val="num" w:pos="3120"/>
+        </w:tabs>
+        <w:ind w:left="3120" w:hanging="360"/>
       </w:pPr>
       <w:rPr>
         <w:rFonts w:ascii="Wingdings" w:hAnsi="Wingdings" w:hint="default"/>
@@ -14449,9 +13059,9 @@
       <w:lvlJc w:val="left"/>
       <w:pPr>
         <w:tabs>
-          <w:tab w:val="num" w:pos="2880"/>
-        </w:tabs>
-        <w:ind w:left="2880" w:hanging="360"/>
+          <w:tab w:val="num" w:pos="3840"/>
+        </w:tabs>
+        <w:ind w:left="3840" w:hanging="360"/>
       </w:pPr>
       <w:rPr>
         <w:rFonts w:ascii="Wingdings" w:hAnsi="Wingdings" w:hint="default"/>
@@ -14465,9 +13075,9 @@
       <w:lvlJc w:val="left"/>
       <w:pPr>
         <w:tabs>
-          <w:tab w:val="num" w:pos="3600"/>
-        </w:tabs>
-        <w:ind w:left="3600" w:hanging="360"/>
+          <w:tab w:val="num" w:pos="4560"/>
+        </w:tabs>
+        <w:ind w:left="4560" w:hanging="360"/>
       </w:pPr>
       <w:rPr>
         <w:rFonts w:ascii="Wingdings" w:hAnsi="Wingdings" w:hint="default"/>
@@ -14481,9 +13091,9 @@
       <w:lvlJc w:val="left"/>
       <w:pPr>
         <w:tabs>
-          <w:tab w:val="num" w:pos="4320"/>
-        </w:tabs>
-        <w:ind w:left="4320" w:hanging="360"/>
+          <w:tab w:val="num" w:pos="5280"/>
+        </w:tabs>
+        <w:ind w:left="5280" w:hanging="360"/>
       </w:pPr>
       <w:rPr>
         <w:rFonts w:ascii="Wingdings" w:hAnsi="Wingdings" w:hint="default"/>
@@ -14497,9 +13107,9 @@
       <w:lvlJc w:val="left"/>
       <w:pPr>
         <w:tabs>
-          <w:tab w:val="num" w:pos="5040"/>
-        </w:tabs>
-        <w:ind w:left="5040" w:hanging="360"/>
+          <w:tab w:val="num" w:pos="6000"/>
+        </w:tabs>
+        <w:ind w:left="6000" w:hanging="360"/>
       </w:pPr>
       <w:rPr>
         <w:rFonts w:ascii="Wingdings" w:hAnsi="Wingdings" w:hint="default"/>
@@ -14513,9 +13123,9 @@
       <w:lvlJc w:val="left"/>
       <w:pPr>
         <w:tabs>
-          <w:tab w:val="num" w:pos="5760"/>
-        </w:tabs>
-        <w:ind w:left="5760" w:hanging="360"/>
+          <w:tab w:val="num" w:pos="6720"/>
+        </w:tabs>
+        <w:ind w:left="6720" w:hanging="360"/>
       </w:pPr>
       <w:rPr>
         <w:rFonts w:ascii="Wingdings" w:hAnsi="Wingdings" w:hint="default"/>
@@ -14529,9 +13139,9 @@
       <w:lvlJc w:val="left"/>
       <w:pPr>
         <w:tabs>
-          <w:tab w:val="num" w:pos="6480"/>
-        </w:tabs>
-        <w:ind w:left="6480" w:hanging="360"/>
+          <w:tab w:val="num" w:pos="7440"/>
+        </w:tabs>
+        <w:ind w:left="7440" w:hanging="360"/>
       </w:pPr>
       <w:rPr>
         <w:rFonts w:ascii="Wingdings" w:hAnsi="Wingdings" w:hint="default"/>
@@ -14539,7 +13149,7 @@
       </w:rPr>
     </w:lvl>
   </w:abstractNum>
-  <w:abstractNum w:abstractNumId="39" w15:restartNumberingAfterBreak="0">
+  <w:abstractNum w:abstractNumId="43" w15:restartNumberingAfterBreak="0">
     <w:nsid w:val="7811007D"/>
     <w:multiLevelType w:val="multilevel"/>
     <w:tmpl w:val="E19CC4DA"/>
@@ -14684,7 +13294,7 @@
       </w:rPr>
     </w:lvl>
   </w:abstractNum>
-  <w:abstractNum w:abstractNumId="40" w15:restartNumberingAfterBreak="0">
+  <w:abstractNum w:abstractNumId="44" w15:restartNumberingAfterBreak="0">
     <w:nsid w:val="7A9B550A"/>
     <w:multiLevelType w:val="multilevel"/>
     <w:tmpl w:val="A27CF864"/>
@@ -14804,10 +13414,10 @@
     <w:abstractNumId w:val="6"/>
   </w:num>
   <w:num w:numId="2" w16cid:durableId="1276907722">
-    <w:abstractNumId w:val="39"/>
+    <w:abstractNumId w:val="43"/>
   </w:num>
   <w:num w:numId="3" w16cid:durableId="460149183">
-    <w:abstractNumId w:val="39"/>
+    <w:abstractNumId w:val="43"/>
     <w:lvlOverride w:ilvl="1">
       <w:lvl w:ilvl="1">
         <w:numFmt w:val="bullet"/>
@@ -14830,25 +13440,25 @@
     <w:abstractNumId w:val="7"/>
   </w:num>
   <w:num w:numId="5" w16cid:durableId="1624850414">
-    <w:abstractNumId w:val="18"/>
+    <w:abstractNumId w:val="19"/>
   </w:num>
   <w:num w:numId="6" w16cid:durableId="2040664382">
     <w:abstractNumId w:val="10"/>
   </w:num>
   <w:num w:numId="7" w16cid:durableId="528882539">
-    <w:abstractNumId w:val="25"/>
+    <w:abstractNumId w:val="28"/>
   </w:num>
   <w:num w:numId="8" w16cid:durableId="188642697">
     <w:abstractNumId w:val="8"/>
   </w:num>
   <w:num w:numId="9" w16cid:durableId="847063524">
-    <w:abstractNumId w:val="21"/>
+    <w:abstractNumId w:val="22"/>
   </w:num>
   <w:num w:numId="10" w16cid:durableId="773325255">
-    <w:abstractNumId w:val="33"/>
+    <w:abstractNumId w:val="36"/>
   </w:num>
   <w:num w:numId="11" w16cid:durableId="338123706">
-    <w:abstractNumId w:val="16"/>
+    <w:abstractNumId w:val="17"/>
   </w:num>
   <w:num w:numId="12" w16cid:durableId="706217392">
     <w:abstractNumId w:val="5"/>
@@ -14857,43 +13467,43 @@
     <w:abstractNumId w:val="1"/>
   </w:num>
   <w:num w:numId="14" w16cid:durableId="1322543497">
-    <w:abstractNumId w:val="35"/>
+    <w:abstractNumId w:val="39"/>
   </w:num>
   <w:num w:numId="15" w16cid:durableId="646982728">
     <w:abstractNumId w:val="9"/>
   </w:num>
   <w:num w:numId="16" w16cid:durableId="292834472">
-    <w:abstractNumId w:val="28"/>
+    <w:abstractNumId w:val="31"/>
   </w:num>
   <w:num w:numId="17" w16cid:durableId="1491214855">
-    <w:abstractNumId w:val="27"/>
+    <w:abstractNumId w:val="30"/>
   </w:num>
   <w:num w:numId="18" w16cid:durableId="632448964">
-    <w:abstractNumId w:val="24"/>
+    <w:abstractNumId w:val="26"/>
   </w:num>
   <w:num w:numId="19" w16cid:durableId="812411172">
-    <w:abstractNumId w:val="15"/>
+    <w:abstractNumId w:val="16"/>
   </w:num>
   <w:num w:numId="20" w16cid:durableId="1445686276">
     <w:abstractNumId w:val="12"/>
   </w:num>
   <w:num w:numId="21" w16cid:durableId="768543357">
-    <w:abstractNumId w:val="36"/>
+    <w:abstractNumId w:val="40"/>
   </w:num>
   <w:num w:numId="22" w16cid:durableId="862717343">
-    <w:abstractNumId w:val="38"/>
+    <w:abstractNumId w:val="42"/>
   </w:num>
   <w:num w:numId="23" w16cid:durableId="1489588075">
     <w:abstractNumId w:val="14"/>
   </w:num>
   <w:num w:numId="24" w16cid:durableId="1703557887">
-    <w:abstractNumId w:val="20"/>
+    <w:abstractNumId w:val="21"/>
   </w:num>
   <w:num w:numId="25" w16cid:durableId="1823765532">
     <w:abstractNumId w:val="2"/>
   </w:num>
   <w:num w:numId="26" w16cid:durableId="1221942142">
-    <w:abstractNumId w:val="23"/>
+    <w:abstractNumId w:val="24"/>
   </w:num>
   <w:num w:numId="27" w16cid:durableId="2111121964">
     <w:abstractNumId w:val="3"/>
@@ -14902,25 +13512,25 @@
     <w:abstractNumId w:val="13"/>
   </w:num>
   <w:num w:numId="29" w16cid:durableId="109471735">
-    <w:abstractNumId w:val="22"/>
+    <w:abstractNumId w:val="23"/>
   </w:num>
   <w:num w:numId="30" w16cid:durableId="1867601434">
-    <w:abstractNumId w:val="29"/>
+    <w:abstractNumId w:val="32"/>
   </w:num>
   <w:num w:numId="31" w16cid:durableId="1903447551">
-    <w:abstractNumId w:val="32"/>
+    <w:abstractNumId w:val="35"/>
   </w:num>
   <w:num w:numId="32" w16cid:durableId="1811752407">
-    <w:abstractNumId w:val="37"/>
+    <w:abstractNumId w:val="41"/>
   </w:num>
   <w:num w:numId="33" w16cid:durableId="1907648556">
-    <w:abstractNumId w:val="17"/>
+    <w:abstractNumId w:val="18"/>
   </w:num>
   <w:num w:numId="34" w16cid:durableId="1680742294">
-    <w:abstractNumId w:val="40"/>
+    <w:abstractNumId w:val="44"/>
   </w:num>
   <w:num w:numId="35" w16cid:durableId="1428311804">
-    <w:abstractNumId w:val="19"/>
+    <w:abstractNumId w:val="20"/>
   </w:num>
   <w:num w:numId="36" w16cid:durableId="223300588">
     <w:abstractNumId w:val="11"/>
@@ -14929,19 +13539,31 @@
     <w:abstractNumId w:val="4"/>
   </w:num>
   <w:num w:numId="38" w16cid:durableId="1620450571">
-    <w:abstractNumId w:val="34"/>
+    <w:abstractNumId w:val="37"/>
   </w:num>
   <w:num w:numId="39" w16cid:durableId="2097314186">
-    <w:abstractNumId w:val="26"/>
+    <w:abstractNumId w:val="29"/>
   </w:num>
   <w:num w:numId="40" w16cid:durableId="1844737048">
-    <w:abstractNumId w:val="31"/>
+    <w:abstractNumId w:val="34"/>
   </w:num>
   <w:num w:numId="41" w16cid:durableId="1192963185">
     <w:abstractNumId w:val="0"/>
   </w:num>
   <w:num w:numId="42" w16cid:durableId="1159232671">
-    <w:abstractNumId w:val="30"/>
+    <w:abstractNumId w:val="33"/>
+  </w:num>
+  <w:num w:numId="43" w16cid:durableId="1454790362">
+    <w:abstractNumId w:val="27"/>
+  </w:num>
+  <w:num w:numId="44" w16cid:durableId="44303935">
+    <w:abstractNumId w:val="25"/>
+  </w:num>
+  <w:num w:numId="45" w16cid:durableId="963267070">
+    <w:abstractNumId w:val="38"/>
+  </w:num>
+  <w:num w:numId="46" w16cid:durableId="280308725">
+    <w:abstractNumId w:val="15"/>
   </w:num>
 </w:numbering>
 </file>
@@ -16302,4 +14924,16 @@
     </a:ext>
   </a:extLst>
 </a:theme>
+</file>
+
+<file path=customXml/item1.xml><?xml version="1.0" encoding="utf-8"?>
+<b:Sources xmlns:b="http://schemas.openxmlformats.org/officeDocument/2006/bibliography" xmlns="http://schemas.openxmlformats.org/officeDocument/2006/bibliography" SelectedStyle="\APASixthEditionOfficeOnline.xsl" StyleName="APA" Version="6"/>
+</file>
+
+<file path=customXml/itemProps1.xml><?xml version="1.0" encoding="utf-8"?>
+<ds:datastoreItem xmlns:ds="http://schemas.openxmlformats.org/officeDocument/2006/customXml" ds:itemID="{CAB0A3D6-0972-4347-8A43-44837F5A31B2}">
+  <ds:schemaRefs>
+    <ds:schemaRef ds:uri="http://schemas.openxmlformats.org/officeDocument/2006/bibliography"/>
+  </ds:schemaRefs>
+</ds:datastoreItem>
 </file>